--- a/Papers/IEEE_Pneumonia_Paper_Final.docx
+++ b/Papers/IEEE_Pneumonia_Paper_Final.docx
@@ -4,120 +4,138 @@
   <w:body>
     <w:p>
       <w:pPr>
-        <w:spacing w:after="80"/>
+        <w:spacing w:after="60"/>
         <w:jc w:val="center"/>
+        <w:rPr>
+          <w:rFonts w:cs="Times New Roman"/>
+        </w:rPr>
       </w:pPr>
       <w:r>
         <w:rPr>
-          <w:rFonts w:ascii="Arial" w:eastAsia="Arial" w:hAnsi="Arial" w:cs="Arial"/>
+          <w:rFonts w:cs="Times New Roman"/>
           <w:b/>
           <w:bCs/>
-          <w:color w:val="003366"/>
-          <w:sz w:val="28"/>
-          <w:szCs w:val="28"/>
-        </w:rPr>
-        <w:t>A Comparative Machine Learning Framework for Predicting Childhood Pneumonia Prevalence:</w:t>
+          <w:sz w:val="48"/>
+          <w:szCs w:val="48"/>
+        </w:rPr>
+        <w:t>A Comparative Machine Learning Framework for</w:t>
       </w:r>
     </w:p>
     <w:p>
       <w:pPr>
-        <w:spacing w:after="80"/>
+        <w:spacing w:after="60"/>
         <w:jc w:val="center"/>
+        <w:rPr>
+          <w:rFonts w:cs="Times New Roman"/>
+        </w:rPr>
       </w:pPr>
       <w:r>
         <w:rPr>
-          <w:rFonts w:ascii="Arial" w:eastAsia="Arial" w:hAnsi="Arial" w:cs="Arial"/>
+          <w:rFonts w:cs="Times New Roman"/>
           <w:b/>
           <w:bCs/>
-          <w:color w:val="003366"/>
-          <w:sz w:val="28"/>
-          <w:szCs w:val="28"/>
-        </w:rPr>
-        <w:t>Integrating Socio-Environmental Determinants, Feature Ablation Analysis,</w:t>
+          <w:sz w:val="48"/>
+          <w:szCs w:val="48"/>
+        </w:rPr>
+        <w:t>Predicting Childhood Pneumonia Prevalence:</w:t>
       </w:r>
     </w:p>
     <w:p>
       <w:pPr>
-        <w:spacing w:after="80"/>
+        <w:spacing w:before="40" w:after="120"/>
         <w:jc w:val="center"/>
+        <w:rPr>
+          <w:rFonts w:cs="Times New Roman"/>
+        </w:rPr>
       </w:pPr>
       <w:r>
         <w:rPr>
-          <w:rFonts w:ascii="Arial" w:eastAsia="Arial" w:hAnsi="Arial" w:cs="Arial"/>
+          <w:rFonts w:cs="Times New Roman"/>
           <w:b/>
           <w:bCs/>
-          <w:color w:val="003366"/>
           <w:sz w:val="28"/>
           <w:szCs w:val="28"/>
         </w:rPr>
-        <w:t>and a Community Exposure Risk Score for LMIC Screening</w:t>
+        <w:t>Integrating Household Crowding, Vaccination Status, and Passive Smoking as Socio-Environmental Determinants</w:t>
       </w:r>
     </w:p>
     <w:p>
       <w:pPr>
         <w:spacing w:after="80"/>
+        <w:rPr>
+          <w:rFonts w:cs="Times New Roman"/>
+        </w:rPr>
       </w:pPr>
     </w:p>
     <w:p>
       <w:pPr>
         <w:spacing w:after="60"/>
         <w:jc w:val="center"/>
+        <w:rPr>
+          <w:rFonts w:cs="Times New Roman"/>
+        </w:rPr>
       </w:pPr>
       <w:r>
         <w:rPr>
-          <w:rFonts w:ascii="Arial" w:eastAsia="Arial" w:hAnsi="Arial" w:cs="Arial"/>
+          <w:rFonts w:eastAsia="Arial" w:cs="Times New Roman"/>
           <w:b/>
           <w:bCs/>
           <w:sz w:val="22"/>
           <w:szCs w:val="22"/>
         </w:rPr>
-        <w:t xml:space="preserve">Md Artad Chowdhury, </w:t>
+        <w:t>Md Artad Chowdhury,</w:t>
       </w:r>
-      <w:proofErr w:type="spellStart"/>
       <w:r>
         <w:rPr>
-          <w:rFonts w:ascii="Arial" w:eastAsia="Arial" w:hAnsi="Arial" w:cs="Arial"/>
+          <w:rFonts w:eastAsia="Arial" w:cs="Times New Roman"/>
           <w:b/>
           <w:bCs/>
           <w:sz w:val="22"/>
           <w:szCs w:val="22"/>
           <w:lang w:val="en-US"/>
         </w:rPr>
-        <w:t>Bishal</w:t>
+        <w:t xml:space="preserve"> </w:t>
       </w:r>
-      <w:proofErr w:type="spellEnd"/>
+      <w:proofErr w:type="spellStart"/>
       <w:r>
         <w:rPr>
-          <w:rFonts w:ascii="Arial" w:eastAsia="Arial" w:hAnsi="Arial" w:cs="Arial"/>
+          <w:rFonts w:eastAsia="Arial" w:cs="Times New Roman"/>
           <w:b/>
           <w:bCs/>
           <w:sz w:val="22"/>
           <w:szCs w:val="22"/>
           <w:lang w:val="en-US"/>
         </w:rPr>
+        <w:t>Bishal</w:t>
+      </w:r>
+      <w:proofErr w:type="spellEnd"/>
+      <w:r>
+        <w:rPr>
+          <w:rFonts w:eastAsia="Arial" w:cs="Times New Roman"/>
+          <w:b/>
+          <w:bCs/>
+          <w:sz w:val="22"/>
+          <w:szCs w:val="22"/>
+          <w:lang w:val="en-US"/>
+        </w:rPr>
         <w:t xml:space="preserve"> Paul</w:t>
       </w:r>
     </w:p>
     <w:p>
       <w:pPr>
-        <w:spacing w:after="200"/>
-        <w:jc w:val="center"/>
+        <w:spacing w:before="300" w:after="120"/>
+        <w:rPr>
+          <w:rFonts w:cs="Times New Roman"/>
+        </w:rPr>
       </w:pPr>
       <w:r>
         <w:rPr>
-          <w:rFonts w:ascii="Arial" w:eastAsia="Arial" w:hAnsi="Arial" w:cs="Arial"/>
-          <w:i/>
-          <w:iCs/>
-          <w:color w:val="555555"/>
-        </w:rPr>
-        <w:t>Department of [Your Department] — [Your University] — [City, Country]</w:t>
-      </w:r>
-    </w:p>
-    <w:p>
-      <w:pPr>
-        <w:pStyle w:val="Heading1"/>
-      </w:pPr>
-      <w:r>
+          <w:rFonts w:cs="Times New Roman"/>
+          <w:b/>
+          <w:bCs/>
+          <w:sz w:val="24"/>
+          <w:szCs w:val="24"/>
+        </w:rPr>
         <w:t>ABSTRACT</w:t>
       </w:r>
     </w:p>
@@ -125,6 +143,9 @@
       <w:pPr>
         <w:spacing w:before="60" w:after="60"/>
         <w:jc w:val="both"/>
+        <w:rPr>
+          <w:rFonts w:cs="Times New Roman"/>
+        </w:rPr>
       </w:pPr>
       <w:r>
         <w:rPr>
@@ -137,6 +158,9 @@
       <w:pPr>
         <w:spacing w:before="60" w:after="60"/>
         <w:jc w:val="both"/>
+        <w:rPr>
+          <w:rFonts w:cs="Times New Roman"/>
+        </w:rPr>
       </w:pPr>
       <w:r>
         <w:rPr>
@@ -148,12 +172,18 @@
     <w:p>
       <w:pPr>
         <w:spacing w:after="60"/>
+        <w:rPr>
+          <w:rFonts w:cs="Times New Roman"/>
+        </w:rPr>
       </w:pPr>
     </w:p>
     <w:p>
       <w:pPr>
         <w:spacing w:before="60" w:after="60"/>
         <w:jc w:val="both"/>
+        <w:rPr>
+          <w:rFonts w:cs="Times New Roman"/>
+        </w:rPr>
       </w:pPr>
       <w:r>
         <w:rPr>
@@ -174,14 +204,19 @@
     </w:p>
     <w:p>
       <w:pPr>
-        <w:spacing w:after="120"/>
-      </w:pPr>
-    </w:p>
-    <w:p>
-      <w:pPr>
-        <w:pStyle w:val="Heading1"/>
+        <w:spacing w:before="300" w:after="120"/>
+        <w:rPr>
+          <w:rFonts w:cs="Times New Roman"/>
+        </w:rPr>
       </w:pPr>
       <w:r>
+        <w:rPr>
+          <w:rFonts w:cs="Times New Roman"/>
+          <w:b/>
+          <w:bCs/>
+          <w:sz w:val="24"/>
+          <w:szCs w:val="24"/>
+        </w:rPr>
         <w:t>I. INTRODUCTION</w:t>
       </w:r>
     </w:p>
@@ -189,6 +224,9 @@
       <w:pPr>
         <w:spacing w:before="60" w:after="60"/>
         <w:jc w:val="both"/>
+        <w:rPr>
+          <w:rFonts w:cs="Times New Roman"/>
+        </w:rPr>
       </w:pPr>
       <w:r>
         <w:rPr>
@@ -201,6 +239,9 @@
       <w:pPr>
         <w:spacing w:before="60" w:after="60"/>
         <w:jc w:val="both"/>
+        <w:rPr>
+          <w:rFonts w:cs="Times New Roman"/>
+        </w:rPr>
       </w:pPr>
       <w:r>
         <w:rPr>
@@ -213,30 +254,39 @@
       <w:pPr>
         <w:spacing w:before="60" w:after="60"/>
         <w:jc w:val="both"/>
+        <w:rPr>
+          <w:rFonts w:cs="Times New Roman"/>
+        </w:rPr>
       </w:pPr>
       <w:r>
         <w:rPr>
           <w:rFonts w:cs="Times New Roman"/>
         </w:rPr>
-        <w:t xml:space="preserve">This paper addresses these gaps through five integrated methodological contributions. The feature ablation study is the cornerstone contribution: by systematically comparing model performance across clinical-only, clinical + demographic, clinical + socio-environmental, and full feature configurations, we provide the first rigorous quantification of the incremental AUC gain attributable </w:t>
+        <w:t>This paper addresses these gaps through five integrated methodological contributions. The feature ablation study is the cornerstone contribution: by systematically comparing model performance across clinical-only, clinical + demographic, clinical + socio-environmental, and full feature configurations, we provide the first rigorous quantification of the incremental AUC gain attributable to socio-environmental variables in pediatric pneumonia prediction. This directly supports the paper's central claim that socio-</w:t>
       </w:r>
       <w:r>
         <w:rPr>
           <w:rFonts w:cs="Times New Roman"/>
         </w:rPr>
         <w:lastRenderedPageBreak/>
-        <w:t>to socio-environmental variables in pediatric pneumonia prediction. This directly supports the paper's central claim that socio-environmental determinants carry meaningful, measurable predictive signal beyond clinical biomarkers — and should be systematically encoded in community-level ML screening tools. These findings are translated into a CHW-deployable clinical decision framework complete with a simple Community Pneumonia Screening Score (CPSS) requiring no laboratory equipment.</w:t>
+        <w:t>environmental determinants carry meaningful, measurable predictive signal beyond clinical biomarkers — and should be systematically encoded in community-level ML screening tools. These findings are translated into a CHW-deployable clinical decision framework complete with a simple Community Pneumonia Screening Score (CPSS) requiring no laboratory equipment.</w:t>
       </w:r>
     </w:p>
     <w:p>
       <w:pPr>
         <w:spacing w:after="80"/>
+        <w:rPr>
+          <w:rFonts w:cs="Times New Roman"/>
+        </w:rPr>
       </w:pPr>
     </w:p>
     <w:p>
       <w:pPr>
         <w:spacing w:before="60" w:after="60"/>
         <w:jc w:val="both"/>
+        <w:rPr>
+          <w:rFonts w:cs="Times New Roman"/>
+        </w:rPr>
       </w:pPr>
       <w:r>
         <w:rPr>
@@ -345,21 +395,40 @@
     <w:p>
       <w:pPr>
         <w:spacing w:after="120"/>
+        <w:rPr>
+          <w:rFonts w:cs="Times New Roman"/>
+        </w:rPr>
       </w:pPr>
     </w:p>
     <w:p>
       <w:pPr>
-        <w:pStyle w:val="Heading1"/>
+        <w:spacing w:before="300" w:after="120"/>
+        <w:rPr>
+          <w:rFonts w:cs="Times New Roman"/>
+        </w:rPr>
       </w:pPr>
       <w:r>
+        <w:rPr>
+          <w:rFonts w:cs="Times New Roman"/>
+          <w:b/>
+          <w:bCs/>
+          <w:sz w:val="24"/>
+          <w:szCs w:val="24"/>
+        </w:rPr>
         <w:t>II. LITERATURE REVIEW</w:t>
       </w:r>
     </w:p>
     <w:p>
       <w:pPr>
         <w:pStyle w:val="Heading2"/>
+        <w:rPr>
+          <w:rFonts w:ascii="Times New Roman" w:hAnsi="Times New Roman" w:cs="Times New Roman"/>
+        </w:rPr>
       </w:pPr>
       <w:r>
+        <w:rPr>
+          <w:rFonts w:ascii="Times New Roman" w:hAnsi="Times New Roman" w:cs="Times New Roman"/>
+        </w:rPr>
         <w:t>A. Household Crowding, Vaccination, and Passive Smoking as Pneumonia Risk Factors</w:t>
       </w:r>
     </w:p>
@@ -367,6 +436,9 @@
       <w:pPr>
         <w:spacing w:before="60" w:after="60"/>
         <w:jc w:val="both"/>
+        <w:rPr>
+          <w:rFonts w:cs="Times New Roman"/>
+        </w:rPr>
       </w:pPr>
       <w:r>
         <w:rPr>
@@ -379,6 +451,9 @@
       <w:pPr>
         <w:spacing w:before="60" w:after="60"/>
         <w:jc w:val="both"/>
+        <w:rPr>
+          <w:rFonts w:cs="Times New Roman"/>
+        </w:rPr>
       </w:pPr>
       <w:r>
         <w:rPr>
@@ -389,42 +464,156 @@
     </w:p>
     <w:p>
       <w:pPr>
-        <w:pStyle w:val="Heading2"/>
+        <w:spacing w:before="200" w:after="80"/>
+        <w:rPr>
+          <w:rFonts w:cs="Times New Roman"/>
+        </w:rPr>
       </w:pPr>
       <w:r>
-        <w:t>B. Machine Learning for Pediatric Pneumonia: Gaps and Opportunities</w:t>
+        <w:rPr>
+          <w:rFonts w:cs="Times New Roman"/>
+          <w:b/>
+          <w:bCs/>
+          <w:i/>
+          <w:iCs/>
+          <w:sz w:val="22"/>
+          <w:szCs w:val="22"/>
+          <w:lang w:val="en-US"/>
+        </w:rPr>
+        <w:t>B</w:t>
+      </w:r>
+      <w:r>
+        <w:rPr>
+          <w:rFonts w:cs="Times New Roman"/>
+          <w:b/>
+          <w:bCs/>
+          <w:i/>
+          <w:iCs/>
+          <w:sz w:val="22"/>
+          <w:szCs w:val="22"/>
+        </w:rPr>
+        <w:t>. Passive Smoking and Indoor Air Quality</w:t>
       </w:r>
     </w:p>
     <w:p>
       <w:pPr>
-        <w:spacing w:before="60" w:after="60"/>
+        <w:spacing w:before="60" w:after="60" w:line="276" w:lineRule="auto"/>
         <w:jc w:val="both"/>
+        <w:rPr>
+          <w:rFonts w:cs="Times New Roman"/>
+        </w:rPr>
       </w:pPr>
       <w:r>
         <w:rPr>
           <w:rFonts w:cs="Times New Roman"/>
         </w:rPr>
-        <w:t>Image-based diagnostic ML dominates the pediatric pneumonia literature. Capsule networks achieved 97.2% accuracy on chest X-ray datasets [13] and deep residual networks achieved 96.7% [14], but both address a diagnostic imaging task that is fundamentally distinct from community-level prevalence prediction and requires imaging infrastructure unavailable in LMIC primary care. Among structured-data models, Serin et al. (AUC = 0.87) modeled clinical severity escalation in hospitalized children [4], and Demsash et al. (AUC = 0.91) predicted pneumonia in Ethiopian children using nutritional and demographic features [6]. Neither conducted a feature ablation study, neither proposed a composite socio-environmental index, and neither developed a CHW-deployable clinical scoring system. This paper addresses all three gaps simultaneously.</w:t>
+        <w:t>Second hand smoking of tobacco and biomass fuel products constructs are well-established respiratory insults that undermine mucociliary defence in pediatrics and predispose them to lower respiratory morbidity [1], [3], [7]. Nyuydzedze et al. [7] had reported on a cohort of Cameroon that passive smoking exposure had been linked to community-acquired pneumonia in children under five, but with extended intervals of confidence (OR = 1.6, 95% CI: 0.8-3.2). Scientifically parallel results have been observed in Nepal and unlike Bangladesh where compounded exposure profiles were seen when tobacco smoke interconnects with biomass cooking fuel [3], [5].</w:t>
       </w:r>
     </w:p>
     <w:p>
       <w:pPr>
-        <w:spacing w:after="120"/>
-      </w:pPr>
+        <w:spacing w:before="60" w:after="60" w:line="276" w:lineRule="auto"/>
+        <w:jc w:val="both"/>
+        <w:rPr>
+          <w:rFonts w:cs="Times New Roman"/>
+        </w:rPr>
+      </w:pPr>
+      <w:r>
+        <w:rPr>
+          <w:rFonts w:cs="Times New Roman"/>
+        </w:rPr>
+        <w:t>In ML applications, the smoke within the environment is hardly represented with enough detailed representation. There are proxy variables that can be used as proxy variables like unclean fuel use or cooking location, which are sometimes factored into orthodox regression model [9], [10], but not systematically factored into ML feature spaces. Issues with measurement: reliance on self-report, inessentially categorical definitions and patterns of exposure over time complicate the exposure of the variables of smoking as predictive features that are stable and on an individual level.</w:t>
+      </w:r>
     </w:p>
     <w:p>
       <w:pPr>
-        <w:pStyle w:val="Heading1"/>
+        <w:spacing w:before="60" w:after="60"/>
+        <w:jc w:val="both"/>
+        <w:rPr>
+          <w:rFonts w:cs="Times New Roman"/>
+        </w:rPr>
+      </w:pPr>
+    </w:p>
+    <w:p>
+      <w:pPr>
+        <w:pStyle w:val="Heading2"/>
+        <w:rPr>
+          <w:rFonts w:ascii="Times New Roman" w:hAnsi="Times New Roman" w:cs="Times New Roman"/>
+        </w:rPr>
       </w:pPr>
       <w:r>
+        <w:rPr>
+          <w:rFonts w:ascii="Times New Roman" w:hAnsi="Times New Roman" w:cs="Times New Roman"/>
+          <w:lang w:val="en-US"/>
+        </w:rPr>
+        <w:t>C</w:t>
+      </w:r>
+      <w:r>
+        <w:rPr>
+          <w:rFonts w:ascii="Times New Roman" w:hAnsi="Times New Roman" w:cs="Times New Roman"/>
+        </w:rPr>
+        <w:t>. Machine Learning for Pediatric Pneumonia: Gaps and Opportunities</w:t>
+      </w:r>
+    </w:p>
+    <w:p>
+      <w:pPr>
+        <w:spacing w:before="60" w:after="60"/>
+        <w:jc w:val="both"/>
+        <w:rPr>
+          <w:rFonts w:cs="Times New Roman"/>
+        </w:rPr>
+      </w:pPr>
+      <w:r>
+        <w:rPr>
+          <w:rFonts w:cs="Times New Roman"/>
+        </w:rPr>
+        <w:t xml:space="preserve">Image-based diagnostic ML dominates the pediatric pneumonia literature. Capsule networks achieved 97.2% accuracy on chest X-ray datasets [13] and deep residual networks achieved 96.7% [14], but both address a diagnostic imaging task that is fundamentally distinct from community-level prevalence prediction and requires imaging infrastructure unavailable in LMIC primary care. Among </w:t>
+      </w:r>
+      <w:r>
+        <w:rPr>
+          <w:rFonts w:cs="Times New Roman"/>
+        </w:rPr>
+        <w:lastRenderedPageBreak/>
+        <w:t>structured-data models, Serin et al. (AUC = 0.87) modeled clinical severity escalation in hospitalized children [4], and Demsash et al. (AUC = 0.91) predicted pneumonia in Ethiopian children using nutritional and demographic features [6]. Neither conducted a feature ablation study, neither proposed a composite socio-environmental index, and neither developed a CHW-deployable clinical scoring system. This paper addresses all three gaps simultaneously.</w:t>
+      </w:r>
+    </w:p>
+    <w:p>
+      <w:pPr>
+        <w:spacing w:after="120"/>
+        <w:rPr>
+          <w:rFonts w:cs="Times New Roman"/>
+        </w:rPr>
+      </w:pPr>
+    </w:p>
+    <w:p>
+      <w:pPr>
+        <w:spacing w:before="300" w:after="120"/>
+        <w:rPr>
+          <w:rFonts w:cs="Times New Roman"/>
+        </w:rPr>
+      </w:pPr>
+      <w:r>
+        <w:rPr>
+          <w:rFonts w:cs="Times New Roman"/>
+          <w:b/>
+          <w:bCs/>
+          <w:sz w:val="24"/>
+          <w:szCs w:val="24"/>
+        </w:rPr>
         <w:t>III. METHODOLOGY</w:t>
       </w:r>
     </w:p>
     <w:p>
       <w:pPr>
         <w:pStyle w:val="Heading2"/>
+        <w:rPr>
+          <w:rFonts w:ascii="Times New Roman" w:hAnsi="Times New Roman" w:cs="Times New Roman"/>
+        </w:rPr>
       </w:pPr>
       <w:r>
+        <w:rPr>
+          <w:rFonts w:ascii="Times New Roman" w:hAnsi="Times New Roman" w:cs="Times New Roman"/>
+        </w:rPr>
         <w:t>A. Ethics Statement</w:t>
       </w:r>
     </w:p>
@@ -432,6 +621,9 @@
       <w:pPr>
         <w:spacing w:before="60" w:after="60"/>
         <w:jc w:val="both"/>
+        <w:rPr>
+          <w:rFonts w:cs="Times New Roman"/>
+        </w:rPr>
       </w:pPr>
       <w:r>
         <w:rPr>
@@ -443,8 +635,14 @@
     <w:p>
       <w:pPr>
         <w:pStyle w:val="Heading2"/>
+        <w:rPr>
+          <w:rFonts w:ascii="Times New Roman" w:hAnsi="Times New Roman" w:cs="Times New Roman"/>
+        </w:rPr>
       </w:pPr>
       <w:r>
+        <w:rPr>
+          <w:rFonts w:ascii="Times New Roman" w:hAnsi="Times New Roman" w:cs="Times New Roman"/>
+        </w:rPr>
         <w:t>B. Dataset</w:t>
       </w:r>
     </w:p>
@@ -452,6 +650,9 @@
       <w:pPr>
         <w:spacing w:before="60" w:after="60"/>
         <w:jc w:val="both"/>
+        <w:rPr>
+          <w:rFonts w:cs="Times New Roman"/>
+        </w:rPr>
       </w:pPr>
       <w:r>
         <w:rPr>
@@ -459,7 +660,6 @@
           <w:b/>
           <w:bCs/>
         </w:rPr>
-        <w:lastRenderedPageBreak/>
         <w:t xml:space="preserve">Source: </w:t>
       </w:r>
       <w:r>
@@ -473,6 +673,9 @@
       <w:pPr>
         <w:spacing w:before="60" w:after="60"/>
         <w:jc w:val="both"/>
+        <w:rPr>
+          <w:rFonts w:cs="Times New Roman"/>
+        </w:rPr>
       </w:pPr>
       <w:r>
         <w:rPr>
@@ -484,8 +687,14 @@
     <w:p>
       <w:pPr>
         <w:pStyle w:val="Heading2"/>
+        <w:rPr>
+          <w:rFonts w:ascii="Times New Roman" w:hAnsi="Times New Roman" w:cs="Times New Roman"/>
+        </w:rPr>
       </w:pPr>
       <w:r>
+        <w:rPr>
+          <w:rFonts w:ascii="Times New Roman" w:hAnsi="Times New Roman" w:cs="Times New Roman"/>
+        </w:rPr>
         <w:t>C. Target Variable</w:t>
       </w:r>
     </w:p>
@@ -493,6 +702,9 @@
       <w:pPr>
         <w:spacing w:before="60" w:after="60"/>
         <w:jc w:val="both"/>
+        <w:rPr>
+          <w:rFonts w:cs="Times New Roman"/>
+        </w:rPr>
       </w:pPr>
       <w:r>
         <w:rPr>
@@ -504,8 +716,14 @@
     <w:p>
       <w:pPr>
         <w:pStyle w:val="Heading2"/>
+        <w:rPr>
+          <w:rFonts w:ascii="Times New Roman" w:hAnsi="Times New Roman" w:cs="Times New Roman"/>
+        </w:rPr>
       </w:pPr>
       <w:r>
+        <w:rPr>
+          <w:rFonts w:ascii="Times New Roman" w:hAnsi="Times New Roman" w:cs="Times New Roman"/>
+        </w:rPr>
         <w:t>D. Feature Engineering (28 Features)</w:t>
       </w:r>
     </w:p>
@@ -513,6 +731,9 @@
       <w:pPr>
         <w:spacing w:before="60" w:after="60"/>
         <w:jc w:val="both"/>
+        <w:rPr>
+          <w:rFonts w:cs="Times New Roman"/>
+        </w:rPr>
       </w:pPr>
       <w:r>
         <w:rPr>
@@ -524,12 +745,18 @@
     <w:p>
       <w:pPr>
         <w:spacing w:after="60"/>
+        <w:rPr>
+          <w:rFonts w:cs="Times New Roman"/>
+        </w:rPr>
       </w:pPr>
     </w:p>
     <w:p>
       <w:pPr>
         <w:spacing w:before="60" w:after="80"/>
         <w:jc w:val="center"/>
+        <w:rPr>
+          <w:rFonts w:cs="Times New Roman"/>
+        </w:rPr>
       </w:pPr>
       <w:r>
         <w:rPr>
@@ -569,12 +796,6 @@
         <w:gridCol w:w="3760"/>
       </w:tblGrid>
       <w:tr>
-        <w:tblPrEx>
-          <w:tblCellMar>
-            <w:top w:w="0" w:type="dxa"/>
-            <w:bottom w:w="0" w:type="dxa"/>
-          </w:tblCellMar>
-        </w:tblPrEx>
         <w:trPr>
           <w:jc w:val="center"/>
         </w:trPr>
@@ -599,10 +820,13 @@
           <w:p>
             <w:pPr>
               <w:jc w:val="center"/>
-            </w:pPr>
-            <w:r>
-              <w:rPr>
-                <w:rFonts w:ascii="Arial" w:eastAsia="Arial" w:hAnsi="Arial" w:cs="Arial"/>
+              <w:rPr>
+                <w:rFonts w:cs="Times New Roman"/>
+              </w:rPr>
+            </w:pPr>
+            <w:r>
+              <w:rPr>
+                <w:rFonts w:eastAsia="Arial" w:cs="Times New Roman"/>
                 <w:b/>
                 <w:bCs/>
                 <w:color w:val="FFFFFF"/>
@@ -634,10 +858,13 @@
           <w:p>
             <w:pPr>
               <w:jc w:val="center"/>
-            </w:pPr>
-            <w:r>
-              <w:rPr>
-                <w:rFonts w:ascii="Arial" w:eastAsia="Arial" w:hAnsi="Arial" w:cs="Arial"/>
+              <w:rPr>
+                <w:rFonts w:cs="Times New Roman"/>
+              </w:rPr>
+            </w:pPr>
+            <w:r>
+              <w:rPr>
+                <w:rFonts w:eastAsia="Arial" w:cs="Times New Roman"/>
                 <w:b/>
                 <w:bCs/>
                 <w:color w:val="FFFFFF"/>
@@ -669,10 +896,13 @@
           <w:p>
             <w:pPr>
               <w:jc w:val="center"/>
-            </w:pPr>
-            <w:r>
-              <w:rPr>
-                <w:rFonts w:ascii="Arial" w:eastAsia="Arial" w:hAnsi="Arial" w:cs="Arial"/>
+              <w:rPr>
+                <w:rFonts w:cs="Times New Roman"/>
+              </w:rPr>
+            </w:pPr>
+            <w:r>
+              <w:rPr>
+                <w:rFonts w:eastAsia="Arial" w:cs="Times New Roman"/>
                 <w:b/>
                 <w:bCs/>
                 <w:color w:val="FFFFFF"/>
@@ -704,10 +934,13 @@
           <w:p>
             <w:pPr>
               <w:jc w:val="center"/>
-            </w:pPr>
-            <w:r>
-              <w:rPr>
-                <w:rFonts w:ascii="Arial" w:eastAsia="Arial" w:hAnsi="Arial" w:cs="Arial"/>
+              <w:rPr>
+                <w:rFonts w:cs="Times New Roman"/>
+              </w:rPr>
+            </w:pPr>
+            <w:r>
+              <w:rPr>
+                <w:rFonts w:eastAsia="Arial" w:cs="Times New Roman"/>
                 <w:b/>
                 <w:bCs/>
                 <w:color w:val="FFFFFF"/>
@@ -720,12 +953,6 @@
         </w:tc>
       </w:tr>
       <w:tr>
-        <w:tblPrEx>
-          <w:tblCellMar>
-            <w:top w:w="0" w:type="dxa"/>
-            <w:bottom w:w="0" w:type="dxa"/>
-          </w:tblCellMar>
-        </w:tblPrEx>
         <w:trPr>
           <w:jc w:val="center"/>
         </w:trPr>
@@ -747,6 +974,11 @@
             </w:tcMar>
           </w:tcPr>
           <w:p>
+            <w:pPr>
+              <w:rPr>
+                <w:rFonts w:cs="Times New Roman"/>
+              </w:rPr>
+            </w:pPr>
             <w:r>
               <w:rPr>
                 <w:rFonts w:cs="Times New Roman"/>
@@ -775,6 +1007,11 @@
             </w:tcMar>
           </w:tcPr>
           <w:p>
+            <w:pPr>
+              <w:rPr>
+                <w:rFonts w:cs="Times New Roman"/>
+              </w:rPr>
+            </w:pPr>
             <w:r>
               <w:rPr>
                 <w:rFonts w:cs="Times New Roman"/>
@@ -805,6 +1042,9 @@
           <w:p>
             <w:pPr>
               <w:jc w:val="center"/>
+              <w:rPr>
+                <w:rFonts w:cs="Times New Roman"/>
+              </w:rPr>
             </w:pPr>
             <w:r>
               <w:rPr>
@@ -834,6 +1074,11 @@
             </w:tcMar>
           </w:tcPr>
           <w:p>
+            <w:pPr>
+              <w:rPr>
+                <w:rFonts w:cs="Times New Roman"/>
+              </w:rPr>
+            </w:pPr>
             <w:r>
               <w:rPr>
                 <w:rFonts w:cs="Times New Roman"/>
@@ -846,12 +1091,6 @@
         </w:tc>
       </w:tr>
       <w:tr>
-        <w:tblPrEx>
-          <w:tblCellMar>
-            <w:top w:w="0" w:type="dxa"/>
-            <w:bottom w:w="0" w:type="dxa"/>
-          </w:tblCellMar>
-        </w:tblPrEx>
         <w:trPr>
           <w:jc w:val="center"/>
         </w:trPr>
@@ -873,6 +1112,11 @@
             </w:tcMar>
           </w:tcPr>
           <w:p>
+            <w:pPr>
+              <w:rPr>
+                <w:rFonts w:cs="Times New Roman"/>
+              </w:rPr>
+            </w:pPr>
             <w:r>
               <w:rPr>
                 <w:rFonts w:cs="Times New Roman"/>
@@ -901,6 +1145,11 @@
             </w:tcMar>
           </w:tcPr>
           <w:p>
+            <w:pPr>
+              <w:rPr>
+                <w:rFonts w:cs="Times New Roman"/>
+              </w:rPr>
+            </w:pPr>
             <w:r>
               <w:rPr>
                 <w:rFonts w:cs="Times New Roman"/>
@@ -931,6 +1180,9 @@
           <w:p>
             <w:pPr>
               <w:jc w:val="center"/>
+              <w:rPr>
+                <w:rFonts w:cs="Times New Roman"/>
+              </w:rPr>
             </w:pPr>
             <w:r>
               <w:rPr>
@@ -960,6 +1212,11 @@
             </w:tcMar>
           </w:tcPr>
           <w:p>
+            <w:pPr>
+              <w:rPr>
+                <w:rFonts w:cs="Times New Roman"/>
+              </w:rPr>
+            </w:pPr>
             <w:r>
               <w:rPr>
                 <w:rFonts w:cs="Times New Roman"/>
@@ -972,12 +1229,6 @@
         </w:tc>
       </w:tr>
       <w:tr>
-        <w:tblPrEx>
-          <w:tblCellMar>
-            <w:top w:w="0" w:type="dxa"/>
-            <w:bottom w:w="0" w:type="dxa"/>
-          </w:tblCellMar>
-        </w:tblPrEx>
         <w:trPr>
           <w:jc w:val="center"/>
         </w:trPr>
@@ -999,6 +1250,11 @@
             </w:tcMar>
           </w:tcPr>
           <w:p>
+            <w:pPr>
+              <w:rPr>
+                <w:rFonts w:cs="Times New Roman"/>
+              </w:rPr>
+            </w:pPr>
             <w:r>
               <w:rPr>
                 <w:rFonts w:cs="Times New Roman"/>
@@ -1027,6 +1283,11 @@
             </w:tcMar>
           </w:tcPr>
           <w:p>
+            <w:pPr>
+              <w:rPr>
+                <w:rFonts w:cs="Times New Roman"/>
+              </w:rPr>
+            </w:pPr>
             <w:r>
               <w:rPr>
                 <w:rFonts w:cs="Times New Roman"/>
@@ -1057,6 +1318,9 @@
           <w:p>
             <w:pPr>
               <w:jc w:val="center"/>
+              <w:rPr>
+                <w:rFonts w:cs="Times New Roman"/>
+              </w:rPr>
             </w:pPr>
             <w:r>
               <w:rPr>
@@ -1086,6 +1350,11 @@
             </w:tcMar>
           </w:tcPr>
           <w:p>
+            <w:pPr>
+              <w:rPr>
+                <w:rFonts w:cs="Times New Roman"/>
+              </w:rPr>
+            </w:pPr>
             <w:r>
               <w:rPr>
                 <w:rFonts w:cs="Times New Roman"/>
@@ -1098,12 +1367,6 @@
         </w:tc>
       </w:tr>
       <w:tr>
-        <w:tblPrEx>
-          <w:tblCellMar>
-            <w:top w:w="0" w:type="dxa"/>
-            <w:bottom w:w="0" w:type="dxa"/>
-          </w:tblCellMar>
-        </w:tblPrEx>
         <w:trPr>
           <w:jc w:val="center"/>
         </w:trPr>
@@ -1125,6 +1388,11 @@
             </w:tcMar>
           </w:tcPr>
           <w:p>
+            <w:pPr>
+              <w:rPr>
+                <w:rFonts w:cs="Times New Roman"/>
+              </w:rPr>
+            </w:pPr>
             <w:r>
               <w:rPr>
                 <w:rFonts w:cs="Times New Roman"/>
@@ -1153,6 +1421,11 @@
             </w:tcMar>
           </w:tcPr>
           <w:p>
+            <w:pPr>
+              <w:rPr>
+                <w:rFonts w:cs="Times New Roman"/>
+              </w:rPr>
+            </w:pPr>
             <w:r>
               <w:rPr>
                 <w:rFonts w:cs="Times New Roman"/>
@@ -1183,6 +1456,9 @@
           <w:p>
             <w:pPr>
               <w:jc w:val="center"/>
+              <w:rPr>
+                <w:rFonts w:cs="Times New Roman"/>
+              </w:rPr>
             </w:pPr>
             <w:r>
               <w:rPr>
@@ -1212,6 +1488,11 @@
             </w:tcMar>
           </w:tcPr>
           <w:p>
+            <w:pPr>
+              <w:rPr>
+                <w:rFonts w:cs="Times New Roman"/>
+              </w:rPr>
+            </w:pPr>
             <w:r>
               <w:rPr>
                 <w:rFonts w:cs="Times New Roman"/>
@@ -1224,12 +1505,6 @@
         </w:tc>
       </w:tr>
       <w:tr>
-        <w:tblPrEx>
-          <w:tblCellMar>
-            <w:top w:w="0" w:type="dxa"/>
-            <w:bottom w:w="0" w:type="dxa"/>
-          </w:tblCellMar>
-        </w:tblPrEx>
         <w:trPr>
           <w:jc w:val="center"/>
         </w:trPr>
@@ -1251,6 +1526,11 @@
             </w:tcMar>
           </w:tcPr>
           <w:p>
+            <w:pPr>
+              <w:rPr>
+                <w:rFonts w:cs="Times New Roman"/>
+              </w:rPr>
+            </w:pPr>
             <w:r>
               <w:rPr>
                 <w:rFonts w:cs="Times New Roman"/>
@@ -1279,6 +1559,11 @@
             </w:tcMar>
           </w:tcPr>
           <w:p>
+            <w:pPr>
+              <w:rPr>
+                <w:rFonts w:cs="Times New Roman"/>
+              </w:rPr>
+            </w:pPr>
             <w:r>
               <w:rPr>
                 <w:rFonts w:cs="Times New Roman"/>
@@ -1309,6 +1594,9 @@
           <w:p>
             <w:pPr>
               <w:jc w:val="center"/>
+              <w:rPr>
+                <w:rFonts w:cs="Times New Roman"/>
+              </w:rPr>
             </w:pPr>
             <w:r>
               <w:rPr>
@@ -1338,6 +1626,11 @@
             </w:tcMar>
           </w:tcPr>
           <w:p>
+            <w:pPr>
+              <w:rPr>
+                <w:rFonts w:cs="Times New Roman"/>
+              </w:rPr>
+            </w:pPr>
             <w:r>
               <w:rPr>
                 <w:rFonts w:cs="Times New Roman"/>
@@ -1350,12 +1643,6 @@
         </w:tc>
       </w:tr>
       <w:tr>
-        <w:tblPrEx>
-          <w:tblCellMar>
-            <w:top w:w="0" w:type="dxa"/>
-            <w:bottom w:w="0" w:type="dxa"/>
-          </w:tblCellMar>
-        </w:tblPrEx>
         <w:trPr>
           <w:jc w:val="center"/>
         </w:trPr>
@@ -1377,6 +1664,11 @@
             </w:tcMar>
           </w:tcPr>
           <w:p>
+            <w:pPr>
+              <w:rPr>
+                <w:rFonts w:cs="Times New Roman"/>
+              </w:rPr>
+            </w:pPr>
             <w:r>
               <w:rPr>
                 <w:rFonts w:cs="Times New Roman"/>
@@ -1405,6 +1697,11 @@
             </w:tcMar>
           </w:tcPr>
           <w:p>
+            <w:pPr>
+              <w:rPr>
+                <w:rFonts w:cs="Times New Roman"/>
+              </w:rPr>
+            </w:pPr>
             <w:r>
               <w:rPr>
                 <w:rFonts w:cs="Times New Roman"/>
@@ -1435,6 +1732,9 @@
           <w:p>
             <w:pPr>
               <w:jc w:val="center"/>
+              <w:rPr>
+                <w:rFonts w:cs="Times New Roman"/>
+              </w:rPr>
             </w:pPr>
             <w:r>
               <w:rPr>
@@ -1464,6 +1764,11 @@
             </w:tcMar>
           </w:tcPr>
           <w:p>
+            <w:pPr>
+              <w:rPr>
+                <w:rFonts w:cs="Times New Roman"/>
+              </w:rPr>
+            </w:pPr>
             <w:r>
               <w:rPr>
                 <w:rFonts w:cs="Times New Roman"/>
@@ -1476,12 +1781,6 @@
         </w:tc>
       </w:tr>
       <w:tr>
-        <w:tblPrEx>
-          <w:tblCellMar>
-            <w:top w:w="0" w:type="dxa"/>
-            <w:bottom w:w="0" w:type="dxa"/>
-          </w:tblCellMar>
-        </w:tblPrEx>
         <w:trPr>
           <w:jc w:val="center"/>
         </w:trPr>
@@ -1503,6 +1802,11 @@
             </w:tcMar>
           </w:tcPr>
           <w:p>
+            <w:pPr>
+              <w:rPr>
+                <w:rFonts w:cs="Times New Roman"/>
+              </w:rPr>
+            </w:pPr>
             <w:r>
               <w:rPr>
                 <w:rFonts w:cs="Times New Roman"/>
@@ -1531,6 +1835,11 @@
             </w:tcMar>
           </w:tcPr>
           <w:p>
+            <w:pPr>
+              <w:rPr>
+                <w:rFonts w:cs="Times New Roman"/>
+              </w:rPr>
+            </w:pPr>
             <w:r>
               <w:rPr>
                 <w:rFonts w:cs="Times New Roman"/>
@@ -1561,6 +1870,9 @@
           <w:p>
             <w:pPr>
               <w:jc w:val="center"/>
+              <w:rPr>
+                <w:rFonts w:cs="Times New Roman"/>
+              </w:rPr>
             </w:pPr>
             <w:r>
               <w:rPr>
@@ -1590,6 +1902,11 @@
             </w:tcMar>
           </w:tcPr>
           <w:p>
+            <w:pPr>
+              <w:rPr>
+                <w:rFonts w:cs="Times New Roman"/>
+              </w:rPr>
+            </w:pPr>
             <w:r>
               <w:rPr>
                 <w:rFonts w:cs="Times New Roman"/>
@@ -1602,12 +1919,6 @@
         </w:tc>
       </w:tr>
       <w:tr>
-        <w:tblPrEx>
-          <w:tblCellMar>
-            <w:top w:w="0" w:type="dxa"/>
-            <w:bottom w:w="0" w:type="dxa"/>
-          </w:tblCellMar>
-        </w:tblPrEx>
         <w:trPr>
           <w:jc w:val="center"/>
         </w:trPr>
@@ -1629,6 +1940,11 @@
             </w:tcMar>
           </w:tcPr>
           <w:p>
+            <w:pPr>
+              <w:rPr>
+                <w:rFonts w:cs="Times New Roman"/>
+              </w:rPr>
+            </w:pPr>
             <w:r>
               <w:rPr>
                 <w:rFonts w:cs="Times New Roman"/>
@@ -1657,6 +1973,11 @@
             </w:tcMar>
           </w:tcPr>
           <w:p>
+            <w:pPr>
+              <w:rPr>
+                <w:rFonts w:cs="Times New Roman"/>
+              </w:rPr>
+            </w:pPr>
             <w:r>
               <w:rPr>
                 <w:rFonts w:cs="Times New Roman"/>
@@ -1687,6 +2008,9 @@
           <w:p>
             <w:pPr>
               <w:jc w:val="center"/>
+              <w:rPr>
+                <w:rFonts w:cs="Times New Roman"/>
+              </w:rPr>
             </w:pPr>
             <w:r>
               <w:rPr>
@@ -1716,6 +2040,11 @@
             </w:tcMar>
           </w:tcPr>
           <w:p>
+            <w:pPr>
+              <w:rPr>
+                <w:rFonts w:cs="Times New Roman"/>
+              </w:rPr>
+            </w:pPr>
             <w:r>
               <w:rPr>
                 <w:rFonts w:cs="Times New Roman"/>
@@ -1728,12 +2057,6 @@
         </w:tc>
       </w:tr>
       <w:tr>
-        <w:tblPrEx>
-          <w:tblCellMar>
-            <w:top w:w="0" w:type="dxa"/>
-            <w:bottom w:w="0" w:type="dxa"/>
-          </w:tblCellMar>
-        </w:tblPrEx>
         <w:trPr>
           <w:jc w:val="center"/>
         </w:trPr>
@@ -1755,6 +2078,11 @@
             </w:tcMar>
           </w:tcPr>
           <w:p>
+            <w:pPr>
+              <w:rPr>
+                <w:rFonts w:cs="Times New Roman"/>
+              </w:rPr>
+            </w:pPr>
             <w:r>
               <w:rPr>
                 <w:rFonts w:cs="Times New Roman"/>
@@ -1783,6 +2111,11 @@
             </w:tcMar>
           </w:tcPr>
           <w:p>
+            <w:pPr>
+              <w:rPr>
+                <w:rFonts w:cs="Times New Roman"/>
+              </w:rPr>
+            </w:pPr>
             <w:r>
               <w:rPr>
                 <w:rFonts w:cs="Times New Roman"/>
@@ -1813,6 +2146,9 @@
           <w:p>
             <w:pPr>
               <w:jc w:val="center"/>
+              <w:rPr>
+                <w:rFonts w:cs="Times New Roman"/>
+              </w:rPr>
             </w:pPr>
             <w:r>
               <w:rPr>
@@ -1842,6 +2178,11 @@
             </w:tcMar>
           </w:tcPr>
           <w:p>
+            <w:pPr>
+              <w:rPr>
+                <w:rFonts w:cs="Times New Roman"/>
+              </w:rPr>
+            </w:pPr>
             <w:r>
               <w:rPr>
                 <w:rFonts w:cs="Times New Roman"/>
@@ -1854,12 +2195,6 @@
         </w:tc>
       </w:tr>
       <w:tr>
-        <w:tblPrEx>
-          <w:tblCellMar>
-            <w:top w:w="0" w:type="dxa"/>
-            <w:bottom w:w="0" w:type="dxa"/>
-          </w:tblCellMar>
-        </w:tblPrEx>
         <w:trPr>
           <w:jc w:val="center"/>
         </w:trPr>
@@ -1881,6 +2216,11 @@
             </w:tcMar>
           </w:tcPr>
           <w:p>
+            <w:pPr>
+              <w:rPr>
+                <w:rFonts w:cs="Times New Roman"/>
+              </w:rPr>
+            </w:pPr>
             <w:r>
               <w:rPr>
                 <w:rFonts w:cs="Times New Roman"/>
@@ -1909,6 +2249,11 @@
             </w:tcMar>
           </w:tcPr>
           <w:p>
+            <w:pPr>
+              <w:rPr>
+                <w:rFonts w:cs="Times New Roman"/>
+              </w:rPr>
+            </w:pPr>
             <w:r>
               <w:rPr>
                 <w:rFonts w:cs="Times New Roman"/>
@@ -1939,6 +2284,9 @@
           <w:p>
             <w:pPr>
               <w:jc w:val="center"/>
+              <w:rPr>
+                <w:rFonts w:cs="Times New Roman"/>
+              </w:rPr>
             </w:pPr>
             <w:r>
               <w:rPr>
@@ -1968,6 +2316,11 @@
             </w:tcMar>
           </w:tcPr>
           <w:p>
+            <w:pPr>
+              <w:rPr>
+                <w:rFonts w:cs="Times New Roman"/>
+              </w:rPr>
+            </w:pPr>
             <w:r>
               <w:rPr>
                 <w:rFonts w:cs="Times New Roman"/>
@@ -1980,12 +2333,6 @@
         </w:tc>
       </w:tr>
       <w:tr>
-        <w:tblPrEx>
-          <w:tblCellMar>
-            <w:top w:w="0" w:type="dxa"/>
-            <w:bottom w:w="0" w:type="dxa"/>
-          </w:tblCellMar>
-        </w:tblPrEx>
         <w:trPr>
           <w:jc w:val="center"/>
         </w:trPr>
@@ -2007,6 +2354,11 @@
             </w:tcMar>
           </w:tcPr>
           <w:p>
+            <w:pPr>
+              <w:rPr>
+                <w:rFonts w:cs="Times New Roman"/>
+              </w:rPr>
+            </w:pPr>
             <w:r>
               <w:rPr>
                 <w:rFonts w:cs="Times New Roman"/>
@@ -2035,6 +2387,11 @@
             </w:tcMar>
           </w:tcPr>
           <w:p>
+            <w:pPr>
+              <w:rPr>
+                <w:rFonts w:cs="Times New Roman"/>
+              </w:rPr>
+            </w:pPr>
             <w:r>
               <w:rPr>
                 <w:rFonts w:cs="Times New Roman"/>
@@ -2065,6 +2422,9 @@
           <w:p>
             <w:pPr>
               <w:jc w:val="center"/>
+              <w:rPr>
+                <w:rFonts w:cs="Times New Roman"/>
+              </w:rPr>
             </w:pPr>
             <w:r>
               <w:rPr>
@@ -2094,6 +2454,11 @@
             </w:tcMar>
           </w:tcPr>
           <w:p>
+            <w:pPr>
+              <w:rPr>
+                <w:rFonts w:cs="Times New Roman"/>
+              </w:rPr>
+            </w:pPr>
             <w:r>
               <w:rPr>
                 <w:rFonts w:cs="Times New Roman"/>
@@ -2106,12 +2471,6 @@
         </w:tc>
       </w:tr>
       <w:tr>
-        <w:tblPrEx>
-          <w:tblCellMar>
-            <w:top w:w="0" w:type="dxa"/>
-            <w:bottom w:w="0" w:type="dxa"/>
-          </w:tblCellMar>
-        </w:tblPrEx>
         <w:trPr>
           <w:jc w:val="center"/>
         </w:trPr>
@@ -2133,12 +2492,18 @@
             </w:tcMar>
           </w:tcPr>
           <w:p>
-            <w:r>
-              <w:rPr>
-                <w:rFonts w:cs="Times New Roman"/>
-                <w:sz w:val="18"/>
-                <w:szCs w:val="18"/>
-              </w:rPr>
+            <w:pPr>
+              <w:rPr>
+                <w:rFonts w:cs="Times New Roman"/>
+              </w:rPr>
+            </w:pPr>
+            <w:r>
+              <w:rPr>
+                <w:rFonts w:cs="Times New Roman"/>
+                <w:sz w:val="18"/>
+                <w:szCs w:val="18"/>
+              </w:rPr>
+              <w:lastRenderedPageBreak/>
               <w:t>Clinical</w:t>
             </w:r>
           </w:p>
@@ -2161,6 +2526,11 @@
             </w:tcMar>
           </w:tcPr>
           <w:p>
+            <w:pPr>
+              <w:rPr>
+                <w:rFonts w:cs="Times New Roman"/>
+              </w:rPr>
+            </w:pPr>
             <w:r>
               <w:rPr>
                 <w:rFonts w:cs="Times New Roman"/>
@@ -2191,6 +2561,9 @@
           <w:p>
             <w:pPr>
               <w:jc w:val="center"/>
+              <w:rPr>
+                <w:rFonts w:cs="Times New Roman"/>
+              </w:rPr>
             </w:pPr>
             <w:r>
               <w:rPr>
@@ -2220,6 +2593,11 @@
             </w:tcMar>
           </w:tcPr>
           <w:p>
+            <w:pPr>
+              <w:rPr>
+                <w:rFonts w:cs="Times New Roman"/>
+              </w:rPr>
+            </w:pPr>
             <w:r>
               <w:rPr>
                 <w:rFonts w:cs="Times New Roman"/>
@@ -2232,12 +2610,6 @@
         </w:tc>
       </w:tr>
       <w:tr>
-        <w:tblPrEx>
-          <w:tblCellMar>
-            <w:top w:w="0" w:type="dxa"/>
-            <w:bottom w:w="0" w:type="dxa"/>
-          </w:tblCellMar>
-        </w:tblPrEx>
         <w:trPr>
           <w:jc w:val="center"/>
         </w:trPr>
@@ -2259,6 +2631,11 @@
             </w:tcMar>
           </w:tcPr>
           <w:p>
+            <w:pPr>
+              <w:rPr>
+                <w:rFonts w:cs="Times New Roman"/>
+              </w:rPr>
+            </w:pPr>
             <w:r>
               <w:rPr>
                 <w:rFonts w:cs="Times New Roman"/>
@@ -2287,6 +2664,11 @@
             </w:tcMar>
           </w:tcPr>
           <w:p>
+            <w:pPr>
+              <w:rPr>
+                <w:rFonts w:cs="Times New Roman"/>
+              </w:rPr>
+            </w:pPr>
             <w:r>
               <w:rPr>
                 <w:rFonts w:cs="Times New Roman"/>
@@ -2317,6 +2699,9 @@
           <w:p>
             <w:pPr>
               <w:jc w:val="center"/>
+              <w:rPr>
+                <w:rFonts w:cs="Times New Roman"/>
+              </w:rPr>
             </w:pPr>
             <w:r>
               <w:rPr>
@@ -2346,6 +2731,11 @@
             </w:tcMar>
           </w:tcPr>
           <w:p>
+            <w:pPr>
+              <w:rPr>
+                <w:rFonts w:cs="Times New Roman"/>
+              </w:rPr>
+            </w:pPr>
             <w:r>
               <w:rPr>
                 <w:rFonts w:cs="Times New Roman"/>
@@ -2358,12 +2748,6 @@
         </w:tc>
       </w:tr>
       <w:tr>
-        <w:tblPrEx>
-          <w:tblCellMar>
-            <w:top w:w="0" w:type="dxa"/>
-            <w:bottom w:w="0" w:type="dxa"/>
-          </w:tblCellMar>
-        </w:tblPrEx>
         <w:trPr>
           <w:jc w:val="center"/>
         </w:trPr>
@@ -2385,6 +2769,11 @@
             </w:tcMar>
           </w:tcPr>
           <w:p>
+            <w:pPr>
+              <w:rPr>
+                <w:rFonts w:cs="Times New Roman"/>
+              </w:rPr>
+            </w:pPr>
             <w:r>
               <w:rPr>
                 <w:rFonts w:cs="Times New Roman"/>
@@ -2413,6 +2802,11 @@
             </w:tcMar>
           </w:tcPr>
           <w:p>
+            <w:pPr>
+              <w:rPr>
+                <w:rFonts w:cs="Times New Roman"/>
+              </w:rPr>
+            </w:pPr>
             <w:r>
               <w:rPr>
                 <w:rFonts w:cs="Times New Roman"/>
@@ -2443,6 +2837,9 @@
           <w:p>
             <w:pPr>
               <w:jc w:val="center"/>
+              <w:rPr>
+                <w:rFonts w:cs="Times New Roman"/>
+              </w:rPr>
             </w:pPr>
             <w:r>
               <w:rPr>
@@ -2472,6 +2869,11 @@
             </w:tcMar>
           </w:tcPr>
           <w:p>
+            <w:pPr>
+              <w:rPr>
+                <w:rFonts w:cs="Times New Roman"/>
+              </w:rPr>
+            </w:pPr>
             <w:r>
               <w:rPr>
                 <w:rFonts w:cs="Times New Roman"/>
@@ -2484,12 +2886,6 @@
         </w:tc>
       </w:tr>
       <w:tr>
-        <w:tblPrEx>
-          <w:tblCellMar>
-            <w:top w:w="0" w:type="dxa"/>
-            <w:bottom w:w="0" w:type="dxa"/>
-          </w:tblCellMar>
-        </w:tblPrEx>
         <w:trPr>
           <w:jc w:val="center"/>
         </w:trPr>
@@ -2511,6 +2907,11 @@
             </w:tcMar>
           </w:tcPr>
           <w:p>
+            <w:pPr>
+              <w:rPr>
+                <w:rFonts w:cs="Times New Roman"/>
+              </w:rPr>
+            </w:pPr>
             <w:r>
               <w:rPr>
                 <w:rFonts w:cs="Times New Roman"/>
@@ -2539,6 +2940,11 @@
             </w:tcMar>
           </w:tcPr>
           <w:p>
+            <w:pPr>
+              <w:rPr>
+                <w:rFonts w:cs="Times New Roman"/>
+              </w:rPr>
+            </w:pPr>
             <w:r>
               <w:rPr>
                 <w:rFonts w:cs="Times New Roman"/>
@@ -2569,6 +2975,9 @@
           <w:p>
             <w:pPr>
               <w:jc w:val="center"/>
+              <w:rPr>
+                <w:rFonts w:cs="Times New Roman"/>
+              </w:rPr>
             </w:pPr>
             <w:r>
               <w:rPr>
@@ -2598,6 +3007,11 @@
             </w:tcMar>
           </w:tcPr>
           <w:p>
+            <w:pPr>
+              <w:rPr>
+                <w:rFonts w:cs="Times New Roman"/>
+              </w:rPr>
+            </w:pPr>
             <w:r>
               <w:rPr>
                 <w:rFonts w:cs="Times New Roman"/>
@@ -2610,12 +3024,6 @@
         </w:tc>
       </w:tr>
       <w:tr>
-        <w:tblPrEx>
-          <w:tblCellMar>
-            <w:top w:w="0" w:type="dxa"/>
-            <w:bottom w:w="0" w:type="dxa"/>
-          </w:tblCellMar>
-        </w:tblPrEx>
         <w:trPr>
           <w:jc w:val="center"/>
         </w:trPr>
@@ -2637,6 +3045,11 @@
             </w:tcMar>
           </w:tcPr>
           <w:p>
+            <w:pPr>
+              <w:rPr>
+                <w:rFonts w:cs="Times New Roman"/>
+              </w:rPr>
+            </w:pPr>
             <w:r>
               <w:rPr>
                 <w:rFonts w:cs="Times New Roman"/>
@@ -2665,6 +3078,11 @@
             </w:tcMar>
           </w:tcPr>
           <w:p>
+            <w:pPr>
+              <w:rPr>
+                <w:rFonts w:cs="Times New Roman"/>
+              </w:rPr>
+            </w:pPr>
             <w:r>
               <w:rPr>
                 <w:rFonts w:cs="Times New Roman"/>
@@ -2695,6 +3113,9 @@
           <w:p>
             <w:pPr>
               <w:jc w:val="center"/>
+              <w:rPr>
+                <w:rFonts w:cs="Times New Roman"/>
+              </w:rPr>
             </w:pPr>
             <w:r>
               <w:rPr>
@@ -2724,6 +3145,11 @@
             </w:tcMar>
           </w:tcPr>
           <w:p>
+            <w:pPr>
+              <w:rPr>
+                <w:rFonts w:cs="Times New Roman"/>
+              </w:rPr>
+            </w:pPr>
             <w:r>
               <w:rPr>
                 <w:rFonts w:cs="Times New Roman"/>
@@ -2736,12 +3162,6 @@
         </w:tc>
       </w:tr>
       <w:tr>
-        <w:tblPrEx>
-          <w:tblCellMar>
-            <w:top w:w="0" w:type="dxa"/>
-            <w:bottom w:w="0" w:type="dxa"/>
-          </w:tblCellMar>
-        </w:tblPrEx>
         <w:trPr>
           <w:jc w:val="center"/>
         </w:trPr>
@@ -2763,6 +3183,11 @@
             </w:tcMar>
           </w:tcPr>
           <w:p>
+            <w:pPr>
+              <w:rPr>
+                <w:rFonts w:cs="Times New Roman"/>
+              </w:rPr>
+            </w:pPr>
             <w:r>
               <w:rPr>
                 <w:rFonts w:cs="Times New Roman"/>
@@ -2791,6 +3216,11 @@
             </w:tcMar>
           </w:tcPr>
           <w:p>
+            <w:pPr>
+              <w:rPr>
+                <w:rFonts w:cs="Times New Roman"/>
+              </w:rPr>
+            </w:pPr>
             <w:r>
               <w:rPr>
                 <w:rFonts w:cs="Times New Roman"/>
@@ -2821,6 +3251,9 @@
           <w:p>
             <w:pPr>
               <w:jc w:val="center"/>
+              <w:rPr>
+                <w:rFonts w:cs="Times New Roman"/>
+              </w:rPr>
             </w:pPr>
             <w:r>
               <w:rPr>
@@ -2850,6 +3283,11 @@
             </w:tcMar>
           </w:tcPr>
           <w:p>
+            <w:pPr>
+              <w:rPr>
+                <w:rFonts w:cs="Times New Roman"/>
+              </w:rPr>
+            </w:pPr>
             <w:r>
               <w:rPr>
                 <w:rFonts w:cs="Times New Roman"/>
@@ -2862,12 +3300,6 @@
         </w:tc>
       </w:tr>
       <w:tr>
-        <w:tblPrEx>
-          <w:tblCellMar>
-            <w:top w:w="0" w:type="dxa"/>
-            <w:bottom w:w="0" w:type="dxa"/>
-          </w:tblCellMar>
-        </w:tblPrEx>
         <w:trPr>
           <w:jc w:val="center"/>
         </w:trPr>
@@ -2889,6 +3321,11 @@
             </w:tcMar>
           </w:tcPr>
           <w:p>
+            <w:pPr>
+              <w:rPr>
+                <w:rFonts w:cs="Times New Roman"/>
+              </w:rPr>
+            </w:pPr>
             <w:r>
               <w:rPr>
                 <w:rFonts w:cs="Times New Roman"/>
@@ -2917,6 +3354,11 @@
             </w:tcMar>
           </w:tcPr>
           <w:p>
+            <w:pPr>
+              <w:rPr>
+                <w:rFonts w:cs="Times New Roman"/>
+              </w:rPr>
+            </w:pPr>
             <w:r>
               <w:rPr>
                 <w:rFonts w:cs="Times New Roman"/>
@@ -2947,6 +3389,9 @@
           <w:p>
             <w:pPr>
               <w:jc w:val="center"/>
+              <w:rPr>
+                <w:rFonts w:cs="Times New Roman"/>
+              </w:rPr>
             </w:pPr>
             <w:r>
               <w:rPr>
@@ -2976,6 +3421,11 @@
             </w:tcMar>
           </w:tcPr>
           <w:p>
+            <w:pPr>
+              <w:rPr>
+                <w:rFonts w:cs="Times New Roman"/>
+              </w:rPr>
+            </w:pPr>
             <w:r>
               <w:rPr>
                 <w:rFonts w:cs="Times New Roman"/>
@@ -2988,12 +3438,6 @@
         </w:tc>
       </w:tr>
       <w:tr>
-        <w:tblPrEx>
-          <w:tblCellMar>
-            <w:top w:w="0" w:type="dxa"/>
-            <w:bottom w:w="0" w:type="dxa"/>
-          </w:tblCellMar>
-        </w:tblPrEx>
         <w:trPr>
           <w:jc w:val="center"/>
         </w:trPr>
@@ -3015,6 +3459,11 @@
             </w:tcMar>
           </w:tcPr>
           <w:p>
+            <w:pPr>
+              <w:rPr>
+                <w:rFonts w:cs="Times New Roman"/>
+              </w:rPr>
+            </w:pPr>
             <w:r>
               <w:rPr>
                 <w:rFonts w:cs="Times New Roman"/>
@@ -3043,6 +3492,11 @@
             </w:tcMar>
           </w:tcPr>
           <w:p>
+            <w:pPr>
+              <w:rPr>
+                <w:rFonts w:cs="Times New Roman"/>
+              </w:rPr>
+            </w:pPr>
             <w:r>
               <w:rPr>
                 <w:rFonts w:cs="Times New Roman"/>
@@ -3073,6 +3527,9 @@
           <w:p>
             <w:pPr>
               <w:jc w:val="center"/>
+              <w:rPr>
+                <w:rFonts w:cs="Times New Roman"/>
+              </w:rPr>
             </w:pPr>
             <w:r>
               <w:rPr>
@@ -3102,6 +3559,11 @@
             </w:tcMar>
           </w:tcPr>
           <w:p>
+            <w:pPr>
+              <w:rPr>
+                <w:rFonts w:cs="Times New Roman"/>
+              </w:rPr>
+            </w:pPr>
             <w:r>
               <w:rPr>
                 <w:rFonts w:cs="Times New Roman"/>
@@ -3114,12 +3576,6 @@
         </w:tc>
       </w:tr>
       <w:tr>
-        <w:tblPrEx>
-          <w:tblCellMar>
-            <w:top w:w="0" w:type="dxa"/>
-            <w:bottom w:w="0" w:type="dxa"/>
-          </w:tblCellMar>
-        </w:tblPrEx>
         <w:trPr>
           <w:jc w:val="center"/>
         </w:trPr>
@@ -3141,6 +3597,11 @@
             </w:tcMar>
           </w:tcPr>
           <w:p>
+            <w:pPr>
+              <w:rPr>
+                <w:rFonts w:cs="Times New Roman"/>
+              </w:rPr>
+            </w:pPr>
             <w:r>
               <w:rPr>
                 <w:rFonts w:cs="Times New Roman"/>
@@ -3169,6 +3630,11 @@
             </w:tcMar>
           </w:tcPr>
           <w:p>
+            <w:pPr>
+              <w:rPr>
+                <w:rFonts w:cs="Times New Roman"/>
+              </w:rPr>
+            </w:pPr>
             <w:r>
               <w:rPr>
                 <w:rFonts w:cs="Times New Roman"/>
@@ -3199,6 +3665,9 @@
           <w:p>
             <w:pPr>
               <w:jc w:val="center"/>
+              <w:rPr>
+                <w:rFonts w:cs="Times New Roman"/>
+              </w:rPr>
             </w:pPr>
             <w:r>
               <w:rPr>
@@ -3228,6 +3697,11 @@
             </w:tcMar>
           </w:tcPr>
           <w:p>
+            <w:pPr>
+              <w:rPr>
+                <w:rFonts w:cs="Times New Roman"/>
+              </w:rPr>
+            </w:pPr>
             <w:r>
               <w:rPr>
                 <w:rFonts w:cs="Times New Roman"/>
@@ -3240,12 +3714,6 @@
         </w:tc>
       </w:tr>
       <w:tr>
-        <w:tblPrEx>
-          <w:tblCellMar>
-            <w:top w:w="0" w:type="dxa"/>
-            <w:bottom w:w="0" w:type="dxa"/>
-          </w:tblCellMar>
-        </w:tblPrEx>
         <w:trPr>
           <w:jc w:val="center"/>
         </w:trPr>
@@ -3267,13 +3735,17 @@
             </w:tcMar>
           </w:tcPr>
           <w:p>
-            <w:r>
-              <w:rPr>
-                <w:rFonts w:cs="Times New Roman"/>
-                <w:sz w:val="18"/>
-                <w:szCs w:val="18"/>
-              </w:rPr>
-              <w:lastRenderedPageBreak/>
+            <w:pPr>
+              <w:rPr>
+                <w:rFonts w:cs="Times New Roman"/>
+              </w:rPr>
+            </w:pPr>
+            <w:r>
+              <w:rPr>
+                <w:rFonts w:cs="Times New Roman"/>
+                <w:sz w:val="18"/>
+                <w:szCs w:val="18"/>
+              </w:rPr>
               <w:t>Socio-Env.</w:t>
             </w:r>
           </w:p>
@@ -3296,6 +3768,11 @@
             </w:tcMar>
           </w:tcPr>
           <w:p>
+            <w:pPr>
+              <w:rPr>
+                <w:rFonts w:cs="Times New Roman"/>
+              </w:rPr>
+            </w:pPr>
             <w:r>
               <w:rPr>
                 <w:rFonts w:cs="Times New Roman"/>
@@ -3326,6 +3803,9 @@
           <w:p>
             <w:pPr>
               <w:jc w:val="center"/>
+              <w:rPr>
+                <w:rFonts w:cs="Times New Roman"/>
+              </w:rPr>
             </w:pPr>
             <w:r>
               <w:rPr>
@@ -3355,6 +3835,11 @@
             </w:tcMar>
           </w:tcPr>
           <w:p>
+            <w:pPr>
+              <w:rPr>
+                <w:rFonts w:cs="Times New Roman"/>
+              </w:rPr>
+            </w:pPr>
             <w:r>
               <w:rPr>
                 <w:rFonts w:cs="Times New Roman"/>
@@ -3367,12 +3852,6 @@
         </w:tc>
       </w:tr>
       <w:tr>
-        <w:tblPrEx>
-          <w:tblCellMar>
-            <w:top w:w="0" w:type="dxa"/>
-            <w:bottom w:w="0" w:type="dxa"/>
-          </w:tblCellMar>
-        </w:tblPrEx>
         <w:trPr>
           <w:jc w:val="center"/>
         </w:trPr>
@@ -3394,6 +3873,11 @@
             </w:tcMar>
           </w:tcPr>
           <w:p>
+            <w:pPr>
+              <w:rPr>
+                <w:rFonts w:cs="Times New Roman"/>
+              </w:rPr>
+            </w:pPr>
             <w:r>
               <w:rPr>
                 <w:rFonts w:cs="Times New Roman"/>
@@ -3422,6 +3906,11 @@
             </w:tcMar>
           </w:tcPr>
           <w:p>
+            <w:pPr>
+              <w:rPr>
+                <w:rFonts w:cs="Times New Roman"/>
+              </w:rPr>
+            </w:pPr>
             <w:r>
               <w:rPr>
                 <w:rFonts w:cs="Times New Roman"/>
@@ -3452,6 +3941,9 @@
           <w:p>
             <w:pPr>
               <w:jc w:val="center"/>
+              <w:rPr>
+                <w:rFonts w:cs="Times New Roman"/>
+              </w:rPr>
             </w:pPr>
             <w:r>
               <w:rPr>
@@ -3481,6 +3973,11 @@
             </w:tcMar>
           </w:tcPr>
           <w:p>
+            <w:pPr>
+              <w:rPr>
+                <w:rFonts w:cs="Times New Roman"/>
+              </w:rPr>
+            </w:pPr>
             <w:r>
               <w:rPr>
                 <w:rFonts w:cs="Times New Roman"/>
@@ -3493,12 +3990,6 @@
         </w:tc>
       </w:tr>
       <w:tr>
-        <w:tblPrEx>
-          <w:tblCellMar>
-            <w:top w:w="0" w:type="dxa"/>
-            <w:bottom w:w="0" w:type="dxa"/>
-          </w:tblCellMar>
-        </w:tblPrEx>
         <w:trPr>
           <w:jc w:val="center"/>
         </w:trPr>
@@ -3520,6 +4011,11 @@
             </w:tcMar>
           </w:tcPr>
           <w:p>
+            <w:pPr>
+              <w:rPr>
+                <w:rFonts w:cs="Times New Roman"/>
+              </w:rPr>
+            </w:pPr>
             <w:r>
               <w:rPr>
                 <w:rFonts w:cs="Times New Roman"/>
@@ -3548,6 +4044,11 @@
             </w:tcMar>
           </w:tcPr>
           <w:p>
+            <w:pPr>
+              <w:rPr>
+                <w:rFonts w:cs="Times New Roman"/>
+              </w:rPr>
+            </w:pPr>
             <w:r>
               <w:rPr>
                 <w:rFonts w:cs="Times New Roman"/>
@@ -3578,6 +4079,9 @@
           <w:p>
             <w:pPr>
               <w:jc w:val="center"/>
+              <w:rPr>
+                <w:rFonts w:cs="Times New Roman"/>
+              </w:rPr>
             </w:pPr>
             <w:r>
               <w:rPr>
@@ -3607,6 +4111,11 @@
             </w:tcMar>
           </w:tcPr>
           <w:p>
+            <w:pPr>
+              <w:rPr>
+                <w:rFonts w:cs="Times New Roman"/>
+              </w:rPr>
+            </w:pPr>
             <w:r>
               <w:rPr>
                 <w:rFonts w:cs="Times New Roman"/>
@@ -3619,12 +4128,6 @@
         </w:tc>
       </w:tr>
       <w:tr>
-        <w:tblPrEx>
-          <w:tblCellMar>
-            <w:top w:w="0" w:type="dxa"/>
-            <w:bottom w:w="0" w:type="dxa"/>
-          </w:tblCellMar>
-        </w:tblPrEx>
         <w:trPr>
           <w:jc w:val="center"/>
         </w:trPr>
@@ -3646,6 +4149,11 @@
             </w:tcMar>
           </w:tcPr>
           <w:p>
+            <w:pPr>
+              <w:rPr>
+                <w:rFonts w:cs="Times New Roman"/>
+              </w:rPr>
+            </w:pPr>
             <w:r>
               <w:rPr>
                 <w:rFonts w:cs="Times New Roman"/>
@@ -3674,6 +4182,11 @@
             </w:tcMar>
           </w:tcPr>
           <w:p>
+            <w:pPr>
+              <w:rPr>
+                <w:rFonts w:cs="Times New Roman"/>
+              </w:rPr>
+            </w:pPr>
             <w:r>
               <w:rPr>
                 <w:rFonts w:cs="Times New Roman"/>
@@ -3704,6 +4217,9 @@
           <w:p>
             <w:pPr>
               <w:jc w:val="center"/>
+              <w:rPr>
+                <w:rFonts w:cs="Times New Roman"/>
+              </w:rPr>
             </w:pPr>
             <w:r>
               <w:rPr>
@@ -3733,6 +4249,11 @@
             </w:tcMar>
           </w:tcPr>
           <w:p>
+            <w:pPr>
+              <w:rPr>
+                <w:rFonts w:cs="Times New Roman"/>
+              </w:rPr>
+            </w:pPr>
             <w:r>
               <w:rPr>
                 <w:rFonts w:cs="Times New Roman"/>
@@ -3745,12 +4266,6 @@
         </w:tc>
       </w:tr>
       <w:tr>
-        <w:tblPrEx>
-          <w:tblCellMar>
-            <w:top w:w="0" w:type="dxa"/>
-            <w:bottom w:w="0" w:type="dxa"/>
-          </w:tblCellMar>
-        </w:tblPrEx>
         <w:trPr>
           <w:jc w:val="center"/>
         </w:trPr>
@@ -3772,6 +4287,11 @@
             </w:tcMar>
           </w:tcPr>
           <w:p>
+            <w:pPr>
+              <w:rPr>
+                <w:rFonts w:cs="Times New Roman"/>
+              </w:rPr>
+            </w:pPr>
             <w:r>
               <w:rPr>
                 <w:rFonts w:cs="Times New Roman"/>
@@ -3800,6 +4320,11 @@
             </w:tcMar>
           </w:tcPr>
           <w:p>
+            <w:pPr>
+              <w:rPr>
+                <w:rFonts w:cs="Times New Roman"/>
+              </w:rPr>
+            </w:pPr>
             <w:r>
               <w:rPr>
                 <w:rFonts w:cs="Times New Roman"/>
@@ -3830,6 +4355,9 @@
           <w:p>
             <w:pPr>
               <w:jc w:val="center"/>
+              <w:rPr>
+                <w:rFonts w:cs="Times New Roman"/>
+              </w:rPr>
             </w:pPr>
             <w:r>
               <w:rPr>
@@ -3859,6 +4387,11 @@
             </w:tcMar>
           </w:tcPr>
           <w:p>
+            <w:pPr>
+              <w:rPr>
+                <w:rFonts w:cs="Times New Roman"/>
+              </w:rPr>
+            </w:pPr>
             <w:r>
               <w:rPr>
                 <w:rFonts w:cs="Times New Roman"/>
@@ -3871,12 +4404,6 @@
         </w:tc>
       </w:tr>
       <w:tr>
-        <w:tblPrEx>
-          <w:tblCellMar>
-            <w:top w:w="0" w:type="dxa"/>
-            <w:bottom w:w="0" w:type="dxa"/>
-          </w:tblCellMar>
-        </w:tblPrEx>
         <w:trPr>
           <w:jc w:val="center"/>
         </w:trPr>
@@ -3898,6 +4425,11 @@
             </w:tcMar>
           </w:tcPr>
           <w:p>
+            <w:pPr>
+              <w:rPr>
+                <w:rFonts w:cs="Times New Roman"/>
+              </w:rPr>
+            </w:pPr>
             <w:r>
               <w:rPr>
                 <w:rFonts w:cs="Times New Roman"/>
@@ -3926,6 +4458,11 @@
             </w:tcMar>
           </w:tcPr>
           <w:p>
+            <w:pPr>
+              <w:rPr>
+                <w:rFonts w:cs="Times New Roman"/>
+              </w:rPr>
+            </w:pPr>
             <w:r>
               <w:rPr>
                 <w:rFonts w:cs="Times New Roman"/>
@@ -3956,6 +4493,9 @@
           <w:p>
             <w:pPr>
               <w:jc w:val="center"/>
+              <w:rPr>
+                <w:rFonts w:cs="Times New Roman"/>
+              </w:rPr>
             </w:pPr>
             <w:r>
               <w:rPr>
@@ -3985,6 +4525,11 @@
             </w:tcMar>
           </w:tcPr>
           <w:p>
+            <w:pPr>
+              <w:rPr>
+                <w:rFonts w:cs="Times New Roman"/>
+              </w:rPr>
+            </w:pPr>
             <w:r>
               <w:rPr>
                 <w:rFonts w:cs="Times New Roman"/>
@@ -3997,12 +4542,6 @@
         </w:tc>
       </w:tr>
       <w:tr>
-        <w:tblPrEx>
-          <w:tblCellMar>
-            <w:top w:w="0" w:type="dxa"/>
-            <w:bottom w:w="0" w:type="dxa"/>
-          </w:tblCellMar>
-        </w:tblPrEx>
         <w:trPr>
           <w:jc w:val="center"/>
         </w:trPr>
@@ -4024,6 +4563,11 @@
             </w:tcMar>
           </w:tcPr>
           <w:p>
+            <w:pPr>
+              <w:rPr>
+                <w:rFonts w:cs="Times New Roman"/>
+              </w:rPr>
+            </w:pPr>
             <w:r>
               <w:rPr>
                 <w:rFonts w:cs="Times New Roman"/>
@@ -4052,6 +4596,11 @@
             </w:tcMar>
           </w:tcPr>
           <w:p>
+            <w:pPr>
+              <w:rPr>
+                <w:rFonts w:cs="Times New Roman"/>
+              </w:rPr>
+            </w:pPr>
             <w:r>
               <w:rPr>
                 <w:rFonts w:cs="Times New Roman"/>
@@ -4082,6 +4631,9 @@
           <w:p>
             <w:pPr>
               <w:jc w:val="center"/>
+              <w:rPr>
+                <w:rFonts w:cs="Times New Roman"/>
+              </w:rPr>
             </w:pPr>
             <w:r>
               <w:rPr>
@@ -4111,6 +4663,11 @@
             </w:tcMar>
           </w:tcPr>
           <w:p>
+            <w:pPr>
+              <w:rPr>
+                <w:rFonts w:cs="Times New Roman"/>
+              </w:rPr>
+            </w:pPr>
             <w:r>
               <w:rPr>
                 <w:rFonts w:cs="Times New Roman"/>
@@ -4123,12 +4680,6 @@
         </w:tc>
       </w:tr>
       <w:tr>
-        <w:tblPrEx>
-          <w:tblCellMar>
-            <w:top w:w="0" w:type="dxa"/>
-            <w:bottom w:w="0" w:type="dxa"/>
-          </w:tblCellMar>
-        </w:tblPrEx>
         <w:trPr>
           <w:jc w:val="center"/>
         </w:trPr>
@@ -4150,6 +4701,11 @@
             </w:tcMar>
           </w:tcPr>
           <w:p>
+            <w:pPr>
+              <w:rPr>
+                <w:rFonts w:cs="Times New Roman"/>
+              </w:rPr>
+            </w:pPr>
             <w:r>
               <w:rPr>
                 <w:rFonts w:cs="Times New Roman"/>
@@ -4178,6 +4734,11 @@
             </w:tcMar>
           </w:tcPr>
           <w:p>
+            <w:pPr>
+              <w:rPr>
+                <w:rFonts w:cs="Times New Roman"/>
+              </w:rPr>
+            </w:pPr>
             <w:r>
               <w:rPr>
                 <w:rFonts w:cs="Times New Roman"/>
@@ -4208,6 +4769,9 @@
           <w:p>
             <w:pPr>
               <w:jc w:val="center"/>
+              <w:rPr>
+                <w:rFonts w:cs="Times New Roman"/>
+              </w:rPr>
             </w:pPr>
             <w:r>
               <w:rPr>
@@ -4237,6 +4801,11 @@
             </w:tcMar>
           </w:tcPr>
           <w:p>
+            <w:pPr>
+              <w:rPr>
+                <w:rFonts w:cs="Times New Roman"/>
+              </w:rPr>
+            </w:pPr>
             <w:r>
               <w:rPr>
                 <w:rFonts w:cs="Times New Roman"/>
@@ -4252,12 +4821,18 @@
     <w:p>
       <w:pPr>
         <w:spacing w:after="80"/>
+        <w:rPr>
+          <w:rFonts w:cs="Times New Roman"/>
+        </w:rPr>
       </w:pPr>
     </w:p>
     <w:p>
       <w:pPr>
         <w:spacing w:before="60" w:after="60"/>
         <w:jc w:val="both"/>
+        <w:rPr>
+          <w:rFonts w:cs="Times New Roman"/>
+        </w:rPr>
       </w:pPr>
       <w:r>
         <w:rPr>
@@ -4269,8 +4844,14 @@
     <w:p>
       <w:pPr>
         <w:pStyle w:val="Heading2"/>
+        <w:rPr>
+          <w:rFonts w:ascii="Times New Roman" w:hAnsi="Times New Roman" w:cs="Times New Roman"/>
+        </w:rPr>
       </w:pPr>
       <w:r>
+        <w:rPr>
+          <w:rFonts w:ascii="Times New Roman" w:hAnsi="Times New Roman" w:cs="Times New Roman"/>
+        </w:rPr>
         <w:t>E. Community Exposure Risk Score (CERS) — Novel Composite Feature</w:t>
       </w:r>
     </w:p>
@@ -4278,6 +4859,9 @@
       <w:pPr>
         <w:spacing w:before="60" w:after="60"/>
         <w:jc w:val="both"/>
+        <w:rPr>
+          <w:rFonts w:cs="Times New Roman"/>
+        </w:rPr>
       </w:pPr>
       <w:r>
         <w:rPr>
@@ -4289,12 +4873,18 @@
     <w:p>
       <w:pPr>
         <w:spacing w:after="40"/>
+        <w:rPr>
+          <w:rFonts w:cs="Times New Roman"/>
+        </w:rPr>
       </w:pPr>
     </w:p>
     <w:p>
       <w:pPr>
         <w:spacing w:before="60" w:after="60"/>
         <w:jc w:val="center"/>
+        <w:rPr>
+          <w:rFonts w:cs="Times New Roman"/>
+        </w:rPr>
       </w:pPr>
       <w:r>
         <w:rPr>
@@ -4309,12 +4899,18 @@
     <w:p>
       <w:pPr>
         <w:spacing w:after="40"/>
+        <w:rPr>
+          <w:rFonts w:cs="Times New Roman"/>
+        </w:rPr>
       </w:pPr>
     </w:p>
     <w:p>
       <w:pPr>
         <w:spacing w:before="60" w:after="60"/>
         <w:jc w:val="both"/>
+        <w:rPr>
+          <w:rFonts w:cs="Times New Roman"/>
+        </w:rPr>
       </w:pPr>
       <w:r>
         <w:rPr>
@@ -4326,8 +4922,14 @@
     <w:p>
       <w:pPr>
         <w:pStyle w:val="Heading2"/>
+        <w:rPr>
+          <w:rFonts w:ascii="Times New Roman" w:hAnsi="Times New Roman" w:cs="Times New Roman"/>
+        </w:rPr>
       </w:pPr>
       <w:r>
+        <w:rPr>
+          <w:rFonts w:ascii="Times New Roman" w:hAnsi="Times New Roman" w:cs="Times New Roman"/>
+        </w:rPr>
         <w:t>F. Feature Ablation Study Design</w:t>
       </w:r>
     </w:p>
@@ -4335,6 +4937,9 @@
       <w:pPr>
         <w:spacing w:before="60" w:after="60"/>
         <w:jc w:val="both"/>
+        <w:rPr>
+          <w:rFonts w:cs="Times New Roman"/>
+        </w:rPr>
       </w:pPr>
       <w:r>
         <w:rPr>
@@ -4375,6 +4980,7 @@
           <w:b/>
           <w:bCs/>
         </w:rPr>
+        <w:lastRenderedPageBreak/>
         <w:t xml:space="preserve">Experiment B — Clinical + Demographic: </w:t>
       </w:r>
       <w:r>
@@ -4441,8 +5047,14 @@
     <w:p>
       <w:pPr>
         <w:pStyle w:val="Heading2"/>
+        <w:rPr>
+          <w:rFonts w:ascii="Times New Roman" w:hAnsi="Times New Roman" w:cs="Times New Roman"/>
+        </w:rPr>
       </w:pPr>
       <w:r>
+        <w:rPr>
+          <w:rFonts w:ascii="Times New Roman" w:hAnsi="Times New Roman" w:cs="Times New Roman"/>
+        </w:rPr>
         <w:t>G. Machine Learning Algorithms and Hyperparameter Tuning</w:t>
       </w:r>
     </w:p>
@@ -4450,6 +5062,9 @@
       <w:pPr>
         <w:spacing w:before="60" w:after="60"/>
         <w:jc w:val="both"/>
+        <w:rPr>
+          <w:rFonts w:cs="Times New Roman"/>
+        </w:rPr>
       </w:pPr>
       <w:r>
         <w:rPr>
@@ -4461,12 +5076,18 @@
     <w:p>
       <w:pPr>
         <w:spacing w:after="60"/>
+        <w:rPr>
+          <w:rFonts w:cs="Times New Roman"/>
+        </w:rPr>
       </w:pPr>
     </w:p>
     <w:p>
       <w:pPr>
         <w:spacing w:before="60" w:after="80"/>
         <w:jc w:val="center"/>
+        <w:rPr>
+          <w:rFonts w:cs="Times New Roman"/>
+        </w:rPr>
       </w:pPr>
       <w:r>
         <w:rPr>
@@ -4478,8 +5099,31 @@
           <w:sz w:val="18"/>
           <w:szCs w:val="18"/>
         </w:rPr>
-        <w:lastRenderedPageBreak/>
-        <w:t>TABLE II: Machine Learning Algorithms and Configurations (★ = hyperparameter tuned)</w:t>
+        <w:t>TABLE II: Machine Learning Algorithms and Configurations (</w:t>
+      </w:r>
+      <w:r>
+        <w:rPr>
+          <w:rFonts w:ascii="Segoe UI Symbol" w:hAnsi="Segoe UI Symbol" w:cs="Segoe UI Symbol"/>
+          <w:b/>
+          <w:bCs/>
+          <w:i/>
+          <w:iCs/>
+          <w:sz w:val="18"/>
+          <w:szCs w:val="18"/>
+        </w:rPr>
+        <w:t>★</w:t>
+      </w:r>
+      <w:r>
+        <w:rPr>
+          <w:rFonts w:cs="Times New Roman"/>
+          <w:b/>
+          <w:bCs/>
+          <w:i/>
+          <w:iCs/>
+          <w:sz w:val="18"/>
+          <w:szCs w:val="18"/>
+        </w:rPr>
+        <w:t xml:space="preserve"> = hyperparameter tuned)</w:t>
       </w:r>
     </w:p>
     <w:tbl>
@@ -4506,12 +5150,6 @@
         <w:gridCol w:w="4600"/>
       </w:tblGrid>
       <w:tr>
-        <w:tblPrEx>
-          <w:tblCellMar>
-            <w:top w:w="0" w:type="dxa"/>
-            <w:bottom w:w="0" w:type="dxa"/>
-          </w:tblCellMar>
-        </w:tblPrEx>
         <w:trPr>
           <w:jc w:val="center"/>
         </w:trPr>
@@ -4536,10 +5174,13 @@
           <w:p>
             <w:pPr>
               <w:jc w:val="center"/>
-            </w:pPr>
-            <w:r>
-              <w:rPr>
-                <w:rFonts w:ascii="Arial" w:eastAsia="Arial" w:hAnsi="Arial" w:cs="Arial"/>
+              <w:rPr>
+                <w:rFonts w:cs="Times New Roman"/>
+              </w:rPr>
+            </w:pPr>
+            <w:r>
+              <w:rPr>
+                <w:rFonts w:eastAsia="Arial" w:cs="Times New Roman"/>
                 <w:b/>
                 <w:bCs/>
                 <w:color w:val="FFFFFF"/>
@@ -4571,10 +5212,13 @@
           <w:p>
             <w:pPr>
               <w:jc w:val="center"/>
-            </w:pPr>
-            <w:r>
-              <w:rPr>
-                <w:rFonts w:ascii="Arial" w:eastAsia="Arial" w:hAnsi="Arial" w:cs="Arial"/>
+              <w:rPr>
+                <w:rFonts w:cs="Times New Roman"/>
+              </w:rPr>
+            </w:pPr>
+            <w:r>
+              <w:rPr>
+                <w:rFonts w:eastAsia="Arial" w:cs="Times New Roman"/>
                 <w:b/>
                 <w:bCs/>
                 <w:color w:val="FFFFFF"/>
@@ -4606,10 +5250,13 @@
           <w:p>
             <w:pPr>
               <w:jc w:val="center"/>
-            </w:pPr>
-            <w:r>
-              <w:rPr>
-                <w:rFonts w:ascii="Arial" w:eastAsia="Arial" w:hAnsi="Arial" w:cs="Arial"/>
+              <w:rPr>
+                <w:rFonts w:cs="Times New Roman"/>
+              </w:rPr>
+            </w:pPr>
+            <w:r>
+              <w:rPr>
+                <w:rFonts w:eastAsia="Arial" w:cs="Times New Roman"/>
                 <w:b/>
                 <w:bCs/>
                 <w:color w:val="FFFFFF"/>
@@ -4622,12 +5269,6 @@
         </w:tc>
       </w:tr>
       <w:tr>
-        <w:tblPrEx>
-          <w:tblCellMar>
-            <w:top w:w="0" w:type="dxa"/>
-            <w:bottom w:w="0" w:type="dxa"/>
-          </w:tblCellMar>
-        </w:tblPrEx>
         <w:trPr>
           <w:jc w:val="center"/>
         </w:trPr>
@@ -4649,6 +5290,11 @@
             </w:tcMar>
           </w:tcPr>
           <w:p>
+            <w:pPr>
+              <w:rPr>
+                <w:rFonts w:cs="Times New Roman"/>
+              </w:rPr>
+            </w:pPr>
             <w:r>
               <w:rPr>
                 <w:rFonts w:cs="Times New Roman"/>
@@ -4657,7 +5303,7 @@
                 <w:sz w:val="18"/>
                 <w:szCs w:val="18"/>
               </w:rPr>
-              <w:t>Logistic Regression ★</w:t>
+              <w:t xml:space="preserve">Logistic Regression </w:t>
             </w:r>
           </w:p>
         </w:tc>
@@ -4681,6 +5327,9 @@
           <w:p>
             <w:pPr>
               <w:jc w:val="center"/>
+              <w:rPr>
+                <w:rFonts w:cs="Times New Roman"/>
+              </w:rPr>
             </w:pPr>
             <w:r>
               <w:rPr>
@@ -4710,6 +5359,11 @@
             </w:tcMar>
           </w:tcPr>
           <w:p>
+            <w:pPr>
+              <w:rPr>
+                <w:rFonts w:cs="Times New Roman"/>
+              </w:rPr>
+            </w:pPr>
             <w:r>
               <w:rPr>
                 <w:rFonts w:cs="Times New Roman"/>
@@ -4722,12 +5376,6 @@
         </w:tc>
       </w:tr>
       <w:tr>
-        <w:tblPrEx>
-          <w:tblCellMar>
-            <w:top w:w="0" w:type="dxa"/>
-            <w:bottom w:w="0" w:type="dxa"/>
-          </w:tblCellMar>
-        </w:tblPrEx>
         <w:trPr>
           <w:jc w:val="center"/>
         </w:trPr>
@@ -4749,6 +5397,11 @@
             </w:tcMar>
           </w:tcPr>
           <w:p>
+            <w:pPr>
+              <w:rPr>
+                <w:rFonts w:cs="Times New Roman"/>
+              </w:rPr>
+            </w:pPr>
             <w:r>
               <w:rPr>
                 <w:rFonts w:cs="Times New Roman"/>
@@ -4779,6 +5432,9 @@
           <w:p>
             <w:pPr>
               <w:jc w:val="center"/>
+              <w:rPr>
+                <w:rFonts w:cs="Times New Roman"/>
+              </w:rPr>
             </w:pPr>
             <w:r>
               <w:rPr>
@@ -4808,6 +5464,11 @@
             </w:tcMar>
           </w:tcPr>
           <w:p>
+            <w:pPr>
+              <w:rPr>
+                <w:rFonts w:cs="Times New Roman"/>
+              </w:rPr>
+            </w:pPr>
             <w:r>
               <w:rPr>
                 <w:rFonts w:cs="Times New Roman"/>
@@ -4820,12 +5481,6 @@
         </w:tc>
       </w:tr>
       <w:tr>
-        <w:tblPrEx>
-          <w:tblCellMar>
-            <w:top w:w="0" w:type="dxa"/>
-            <w:bottom w:w="0" w:type="dxa"/>
-          </w:tblCellMar>
-        </w:tblPrEx>
         <w:trPr>
           <w:jc w:val="center"/>
         </w:trPr>
@@ -4847,6 +5502,11 @@
             </w:tcMar>
           </w:tcPr>
           <w:p>
+            <w:pPr>
+              <w:rPr>
+                <w:rFonts w:cs="Times New Roman"/>
+              </w:rPr>
+            </w:pPr>
             <w:r>
               <w:rPr>
                 <w:rFonts w:cs="Times New Roman"/>
@@ -4877,6 +5537,9 @@
           <w:p>
             <w:pPr>
               <w:jc w:val="center"/>
+              <w:rPr>
+                <w:rFonts w:cs="Times New Roman"/>
+              </w:rPr>
             </w:pPr>
             <w:r>
               <w:rPr>
@@ -4906,6 +5569,11 @@
             </w:tcMar>
           </w:tcPr>
           <w:p>
+            <w:pPr>
+              <w:rPr>
+                <w:rFonts w:cs="Times New Roman"/>
+              </w:rPr>
+            </w:pPr>
             <w:r>
               <w:rPr>
                 <w:rFonts w:cs="Times New Roman"/>
@@ -4918,12 +5586,6 @@
         </w:tc>
       </w:tr>
       <w:tr>
-        <w:tblPrEx>
-          <w:tblCellMar>
-            <w:top w:w="0" w:type="dxa"/>
-            <w:bottom w:w="0" w:type="dxa"/>
-          </w:tblCellMar>
-        </w:tblPrEx>
         <w:trPr>
           <w:jc w:val="center"/>
         </w:trPr>
@@ -4945,6 +5607,11 @@
             </w:tcMar>
           </w:tcPr>
           <w:p>
+            <w:pPr>
+              <w:rPr>
+                <w:rFonts w:cs="Times New Roman"/>
+              </w:rPr>
+            </w:pPr>
             <w:r>
               <w:rPr>
                 <w:rFonts w:cs="Times New Roman"/>
@@ -4975,6 +5642,9 @@
           <w:p>
             <w:pPr>
               <w:jc w:val="center"/>
+              <w:rPr>
+                <w:rFonts w:cs="Times New Roman"/>
+              </w:rPr>
             </w:pPr>
             <w:r>
               <w:rPr>
@@ -5004,6 +5674,11 @@
             </w:tcMar>
           </w:tcPr>
           <w:p>
+            <w:pPr>
+              <w:rPr>
+                <w:rFonts w:cs="Times New Roman"/>
+              </w:rPr>
+            </w:pPr>
             <w:r>
               <w:rPr>
                 <w:rFonts w:cs="Times New Roman"/>
@@ -5016,12 +5691,6 @@
         </w:tc>
       </w:tr>
       <w:tr>
-        <w:tblPrEx>
-          <w:tblCellMar>
-            <w:top w:w="0" w:type="dxa"/>
-            <w:bottom w:w="0" w:type="dxa"/>
-          </w:tblCellMar>
-        </w:tblPrEx>
         <w:trPr>
           <w:jc w:val="center"/>
         </w:trPr>
@@ -5043,6 +5712,11 @@
             </w:tcMar>
           </w:tcPr>
           <w:p>
+            <w:pPr>
+              <w:rPr>
+                <w:rFonts w:cs="Times New Roman"/>
+              </w:rPr>
+            </w:pPr>
             <w:r>
               <w:rPr>
                 <w:rFonts w:cs="Times New Roman"/>
@@ -5073,6 +5747,9 @@
           <w:p>
             <w:pPr>
               <w:jc w:val="center"/>
+              <w:rPr>
+                <w:rFonts w:cs="Times New Roman"/>
+              </w:rPr>
             </w:pPr>
             <w:r>
               <w:rPr>
@@ -5102,6 +5779,11 @@
             </w:tcMar>
           </w:tcPr>
           <w:p>
+            <w:pPr>
+              <w:rPr>
+                <w:rFonts w:cs="Times New Roman"/>
+              </w:rPr>
+            </w:pPr>
             <w:r>
               <w:rPr>
                 <w:rFonts w:cs="Times New Roman"/>
@@ -5114,12 +5796,6 @@
         </w:tc>
       </w:tr>
       <w:tr>
-        <w:tblPrEx>
-          <w:tblCellMar>
-            <w:top w:w="0" w:type="dxa"/>
-            <w:bottom w:w="0" w:type="dxa"/>
-          </w:tblCellMar>
-        </w:tblPrEx>
         <w:trPr>
           <w:jc w:val="center"/>
         </w:trPr>
@@ -5141,6 +5817,11 @@
             </w:tcMar>
           </w:tcPr>
           <w:p>
+            <w:pPr>
+              <w:rPr>
+                <w:rFonts w:cs="Times New Roman"/>
+              </w:rPr>
+            </w:pPr>
             <w:r>
               <w:rPr>
                 <w:rFonts w:cs="Times New Roman"/>
@@ -5149,7 +5830,7 @@
                 <w:sz w:val="18"/>
                 <w:szCs w:val="18"/>
               </w:rPr>
-              <w:t>XGBoost ★</w:t>
+              <w:t xml:space="preserve">XGBoost </w:t>
             </w:r>
           </w:p>
         </w:tc>
@@ -5173,6 +5854,9 @@
           <w:p>
             <w:pPr>
               <w:jc w:val="center"/>
+              <w:rPr>
+                <w:rFonts w:cs="Times New Roman"/>
+              </w:rPr>
             </w:pPr>
             <w:r>
               <w:rPr>
@@ -5202,6 +5886,11 @@
             </w:tcMar>
           </w:tcPr>
           <w:p>
+            <w:pPr>
+              <w:rPr>
+                <w:rFonts w:cs="Times New Roman"/>
+              </w:rPr>
+            </w:pPr>
             <w:r>
               <w:rPr>
                 <w:rFonts w:cs="Times New Roman"/>
@@ -5214,12 +5903,6 @@
         </w:tc>
       </w:tr>
       <w:tr>
-        <w:tblPrEx>
-          <w:tblCellMar>
-            <w:top w:w="0" w:type="dxa"/>
-            <w:bottom w:w="0" w:type="dxa"/>
-          </w:tblCellMar>
-        </w:tblPrEx>
         <w:trPr>
           <w:jc w:val="center"/>
         </w:trPr>
@@ -5241,6 +5924,11 @@
             </w:tcMar>
           </w:tcPr>
           <w:p>
+            <w:pPr>
+              <w:rPr>
+                <w:rFonts w:cs="Times New Roman"/>
+              </w:rPr>
+            </w:pPr>
             <w:r>
               <w:rPr>
                 <w:rFonts w:cs="Times New Roman"/>
@@ -5249,7 +5937,7 @@
                 <w:sz w:val="18"/>
                 <w:szCs w:val="18"/>
               </w:rPr>
-              <w:t>LightGBM ★</w:t>
+              <w:t xml:space="preserve">LightGBM </w:t>
             </w:r>
           </w:p>
         </w:tc>
@@ -5273,6 +5961,9 @@
           <w:p>
             <w:pPr>
               <w:jc w:val="center"/>
+              <w:rPr>
+                <w:rFonts w:cs="Times New Roman"/>
+              </w:rPr>
             </w:pPr>
             <w:r>
               <w:rPr>
@@ -5302,6 +5993,11 @@
             </w:tcMar>
           </w:tcPr>
           <w:p>
+            <w:pPr>
+              <w:rPr>
+                <w:rFonts w:cs="Times New Roman"/>
+              </w:rPr>
+            </w:pPr>
             <w:r>
               <w:rPr>
                 <w:rFonts w:cs="Times New Roman"/>
@@ -5314,12 +6010,6 @@
         </w:tc>
       </w:tr>
       <w:tr>
-        <w:tblPrEx>
-          <w:tblCellMar>
-            <w:top w:w="0" w:type="dxa"/>
-            <w:bottom w:w="0" w:type="dxa"/>
-          </w:tblCellMar>
-        </w:tblPrEx>
         <w:trPr>
           <w:jc w:val="center"/>
         </w:trPr>
@@ -5341,6 +6031,11 @@
             </w:tcMar>
           </w:tcPr>
           <w:p>
+            <w:pPr>
+              <w:rPr>
+                <w:rFonts w:cs="Times New Roman"/>
+              </w:rPr>
+            </w:pPr>
             <w:r>
               <w:rPr>
                 <w:rFonts w:cs="Times New Roman"/>
@@ -5371,6 +6066,9 @@
           <w:p>
             <w:pPr>
               <w:jc w:val="center"/>
+              <w:rPr>
+                <w:rFonts w:cs="Times New Roman"/>
+              </w:rPr>
             </w:pPr>
             <w:r>
               <w:rPr>
@@ -5400,6 +6098,11 @@
             </w:tcMar>
           </w:tcPr>
           <w:p>
+            <w:pPr>
+              <w:rPr>
+                <w:rFonts w:cs="Times New Roman"/>
+              </w:rPr>
+            </w:pPr>
             <w:r>
               <w:rPr>
                 <w:rFonts w:cs="Times New Roman"/>
@@ -5412,12 +6115,6 @@
         </w:tc>
       </w:tr>
       <w:tr>
-        <w:tblPrEx>
-          <w:tblCellMar>
-            <w:top w:w="0" w:type="dxa"/>
-            <w:bottom w:w="0" w:type="dxa"/>
-          </w:tblCellMar>
-        </w:tblPrEx>
         <w:trPr>
           <w:jc w:val="center"/>
         </w:trPr>
@@ -5439,6 +6136,11 @@
             </w:tcMar>
           </w:tcPr>
           <w:p>
+            <w:pPr>
+              <w:rPr>
+                <w:rFonts w:cs="Times New Roman"/>
+              </w:rPr>
+            </w:pPr>
             <w:r>
               <w:rPr>
                 <w:rFonts w:cs="Times New Roman"/>
@@ -5469,6 +6171,9 @@
           <w:p>
             <w:pPr>
               <w:jc w:val="center"/>
+              <w:rPr>
+                <w:rFonts w:cs="Times New Roman"/>
+              </w:rPr>
             </w:pPr>
             <w:r>
               <w:rPr>
@@ -5498,6 +6203,11 @@
             </w:tcMar>
           </w:tcPr>
           <w:p>
+            <w:pPr>
+              <w:rPr>
+                <w:rFonts w:cs="Times New Roman"/>
+              </w:rPr>
+            </w:pPr>
             <w:r>
               <w:rPr>
                 <w:rFonts w:cs="Times New Roman"/>
@@ -5510,12 +6220,6 @@
         </w:tc>
       </w:tr>
       <w:tr>
-        <w:tblPrEx>
-          <w:tblCellMar>
-            <w:top w:w="0" w:type="dxa"/>
-            <w:bottom w:w="0" w:type="dxa"/>
-          </w:tblCellMar>
-        </w:tblPrEx>
         <w:trPr>
           <w:jc w:val="center"/>
         </w:trPr>
@@ -5537,6 +6241,11 @@
             </w:tcMar>
           </w:tcPr>
           <w:p>
+            <w:pPr>
+              <w:rPr>
+                <w:rFonts w:cs="Times New Roman"/>
+              </w:rPr>
+            </w:pPr>
             <w:r>
               <w:rPr>
                 <w:rFonts w:cs="Times New Roman"/>
@@ -5567,6 +6276,9 @@
           <w:p>
             <w:pPr>
               <w:jc w:val="center"/>
+              <w:rPr>
+                <w:rFonts w:cs="Times New Roman"/>
+              </w:rPr>
             </w:pPr>
             <w:r>
               <w:rPr>
@@ -5596,6 +6308,11 @@
             </w:tcMar>
           </w:tcPr>
           <w:p>
+            <w:pPr>
+              <w:rPr>
+                <w:rFonts w:cs="Times New Roman"/>
+              </w:rPr>
+            </w:pPr>
             <w:r>
               <w:rPr>
                 <w:rFonts w:cs="Times New Roman"/>
@@ -5608,12 +6325,6 @@
         </w:tc>
       </w:tr>
       <w:tr>
-        <w:tblPrEx>
-          <w:tblCellMar>
-            <w:top w:w="0" w:type="dxa"/>
-            <w:bottom w:w="0" w:type="dxa"/>
-          </w:tblCellMar>
-        </w:tblPrEx>
         <w:trPr>
           <w:jc w:val="center"/>
         </w:trPr>
@@ -5635,6 +6346,11 @@
             </w:tcMar>
           </w:tcPr>
           <w:p>
+            <w:pPr>
+              <w:rPr>
+                <w:rFonts w:cs="Times New Roman"/>
+              </w:rPr>
+            </w:pPr>
             <w:r>
               <w:rPr>
                 <w:rFonts w:cs="Times New Roman"/>
@@ -5665,6 +6381,9 @@
           <w:p>
             <w:pPr>
               <w:jc w:val="center"/>
+              <w:rPr>
+                <w:rFonts w:cs="Times New Roman"/>
+              </w:rPr>
             </w:pPr>
             <w:r>
               <w:rPr>
@@ -5694,6 +6413,11 @@
             </w:tcMar>
           </w:tcPr>
           <w:p>
+            <w:pPr>
+              <w:rPr>
+                <w:rFonts w:cs="Times New Roman"/>
+              </w:rPr>
+            </w:pPr>
             <w:r>
               <w:rPr>
                 <w:rFonts w:cs="Times New Roman"/>
@@ -5709,13 +6433,22 @@
     <w:p>
       <w:pPr>
         <w:spacing w:after="80"/>
+        <w:rPr>
+          <w:rFonts w:cs="Times New Roman"/>
+        </w:rPr>
       </w:pPr>
     </w:p>
     <w:p>
       <w:pPr>
         <w:pStyle w:val="Heading2"/>
+        <w:rPr>
+          <w:rFonts w:ascii="Times New Roman" w:hAnsi="Times New Roman" w:cs="Times New Roman"/>
+        </w:rPr>
       </w:pPr>
       <w:r>
+        <w:rPr>
+          <w:rFonts w:ascii="Times New Roman" w:hAnsi="Times New Roman" w:cs="Times New Roman"/>
+        </w:rPr>
         <w:t>H. Evaluation Metrics, Validation Strategy, and Class Imbalance</w:t>
       </w:r>
     </w:p>
@@ -5723,6 +6456,9 @@
       <w:pPr>
         <w:spacing w:before="60" w:after="60"/>
         <w:jc w:val="both"/>
+        <w:rPr>
+          <w:rFonts w:cs="Times New Roman"/>
+        </w:rPr>
       </w:pPr>
       <w:r>
         <w:rPr>
@@ -5734,8 +6470,14 @@
     <w:p>
       <w:pPr>
         <w:pStyle w:val="Heading2"/>
+        <w:rPr>
+          <w:rFonts w:ascii="Times New Roman" w:hAnsi="Times New Roman" w:cs="Times New Roman"/>
+        </w:rPr>
       </w:pPr>
       <w:r>
+        <w:rPr>
+          <w:rFonts w:ascii="Times New Roman" w:hAnsi="Times New Roman" w:cs="Times New Roman"/>
+        </w:rPr>
         <w:t>I. Interpretability: Grouped Feature Importance and SHAP</w:t>
       </w:r>
     </w:p>
@@ -5743,6 +6485,9 @@
       <w:pPr>
         <w:spacing w:before="60" w:after="60"/>
         <w:jc w:val="both"/>
+        <w:rPr>
+          <w:rFonts w:cs="Times New Roman"/>
+        </w:rPr>
       </w:pPr>
       <w:r>
         <w:rPr>
@@ -5753,22 +6498,34 @@
     </w:p>
     <w:p>
       <w:pPr>
-        <w:spacing w:after="120"/>
-      </w:pPr>
-    </w:p>
-    <w:p>
-      <w:pPr>
-        <w:pStyle w:val="Heading1"/>
+        <w:spacing w:before="300" w:after="120"/>
+        <w:rPr>
+          <w:rFonts w:cs="Times New Roman"/>
+        </w:rPr>
       </w:pPr>
       <w:r>
+        <w:rPr>
+          <w:rFonts w:cs="Times New Roman"/>
+          <w:b/>
+          <w:bCs/>
+          <w:sz w:val="24"/>
+          <w:szCs w:val="24"/>
+        </w:rPr>
+        <w:lastRenderedPageBreak/>
         <w:t>IV. RESULTS AND DISCUSSION</w:t>
       </w:r>
     </w:p>
     <w:p>
       <w:pPr>
         <w:pStyle w:val="Heading2"/>
+        <w:rPr>
+          <w:rFonts w:ascii="Times New Roman" w:hAnsi="Times New Roman" w:cs="Times New Roman"/>
+        </w:rPr>
       </w:pPr>
       <w:r>
+        <w:rPr>
+          <w:rFonts w:ascii="Times New Roman" w:hAnsi="Times New Roman" w:cs="Times New Roman"/>
+        </w:rPr>
         <w:t>A. Feature Ablation Study Results</w:t>
       </w:r>
     </w:p>
@@ -5776,6 +6533,9 @@
       <w:pPr>
         <w:spacing w:before="60" w:after="60"/>
         <w:jc w:val="both"/>
+        <w:rPr>
+          <w:rFonts w:cs="Times New Roman"/>
+        </w:rPr>
       </w:pPr>
       <w:r>
         <w:rPr>
@@ -5787,12 +6547,18 @@
     <w:p>
       <w:pPr>
         <w:spacing w:after="60"/>
+        <w:rPr>
+          <w:rFonts w:cs="Times New Roman"/>
+        </w:rPr>
       </w:pPr>
     </w:p>
     <w:p>
       <w:pPr>
         <w:spacing w:before="60" w:after="80"/>
         <w:jc w:val="center"/>
+        <w:rPr>
+          <w:rFonts w:cs="Times New Roman"/>
+        </w:rPr>
       </w:pPr>
       <w:r>
         <w:rPr>
@@ -5826,20 +6592,14 @@
         <w:tblLook w:val="04A0" w:firstRow="1" w:lastRow="0" w:firstColumn="1" w:lastColumn="0" w:noHBand="0" w:noVBand="1"/>
       </w:tblPr>
       <w:tblGrid>
-        <w:gridCol w:w="621"/>
-        <w:gridCol w:w="2793"/>
-        <w:gridCol w:w="1557"/>
-        <w:gridCol w:w="1596"/>
-        <w:gridCol w:w="1595"/>
-        <w:gridCol w:w="1198"/>
+        <w:gridCol w:w="600"/>
+        <w:gridCol w:w="2800"/>
+        <w:gridCol w:w="1560"/>
+        <w:gridCol w:w="1600"/>
+        <w:gridCol w:w="1600"/>
+        <w:gridCol w:w="1200"/>
       </w:tblGrid>
       <w:tr>
-        <w:tblPrEx>
-          <w:tblCellMar>
-            <w:top w:w="0" w:type="dxa"/>
-            <w:bottom w:w="0" w:type="dxa"/>
-          </w:tblCellMar>
-        </w:tblPrEx>
         <w:trPr>
           <w:jc w:val="center"/>
         </w:trPr>
@@ -5864,10 +6624,13 @@
           <w:p>
             <w:pPr>
               <w:jc w:val="center"/>
-            </w:pPr>
-            <w:r>
-              <w:rPr>
-                <w:rFonts w:ascii="Arial" w:eastAsia="Arial" w:hAnsi="Arial" w:cs="Arial"/>
+              <w:rPr>
+                <w:rFonts w:cs="Times New Roman"/>
+              </w:rPr>
+            </w:pPr>
+            <w:r>
+              <w:rPr>
+                <w:rFonts w:eastAsia="Arial" w:cs="Times New Roman"/>
                 <w:b/>
                 <w:bCs/>
                 <w:color w:val="FFFFFF"/>
@@ -5899,10 +6662,13 @@
           <w:p>
             <w:pPr>
               <w:jc w:val="center"/>
-            </w:pPr>
-            <w:r>
-              <w:rPr>
-                <w:rFonts w:ascii="Arial" w:eastAsia="Arial" w:hAnsi="Arial" w:cs="Arial"/>
+              <w:rPr>
+                <w:rFonts w:cs="Times New Roman"/>
+              </w:rPr>
+            </w:pPr>
+            <w:r>
+              <w:rPr>
+                <w:rFonts w:eastAsia="Arial" w:cs="Times New Roman"/>
                 <w:b/>
                 <w:bCs/>
                 <w:color w:val="FFFFFF"/>
@@ -5934,10 +6700,13 @@
           <w:p>
             <w:pPr>
               <w:jc w:val="center"/>
-            </w:pPr>
-            <w:r>
-              <w:rPr>
-                <w:rFonts w:ascii="Arial" w:eastAsia="Arial" w:hAnsi="Arial" w:cs="Arial"/>
+              <w:rPr>
+                <w:rFonts w:cs="Times New Roman"/>
+              </w:rPr>
+            </w:pPr>
+            <w:r>
+              <w:rPr>
+                <w:rFonts w:eastAsia="Arial" w:cs="Times New Roman"/>
                 <w:b/>
                 <w:bCs/>
                 <w:color w:val="FFFFFF"/>
@@ -5969,10 +6738,13 @@
           <w:p>
             <w:pPr>
               <w:jc w:val="center"/>
-            </w:pPr>
-            <w:r>
-              <w:rPr>
-                <w:rFonts w:ascii="Arial" w:eastAsia="Arial" w:hAnsi="Arial" w:cs="Arial"/>
+              <w:rPr>
+                <w:rFonts w:cs="Times New Roman"/>
+              </w:rPr>
+            </w:pPr>
+            <w:r>
+              <w:rPr>
+                <w:rFonts w:eastAsia="Arial" w:cs="Times New Roman"/>
                 <w:b/>
                 <w:bCs/>
                 <w:color w:val="FFFFFF"/>
@@ -6004,10 +6776,13 @@
           <w:p>
             <w:pPr>
               <w:jc w:val="center"/>
-            </w:pPr>
-            <w:r>
-              <w:rPr>
-                <w:rFonts w:ascii="Arial" w:eastAsia="Arial" w:hAnsi="Arial" w:cs="Arial"/>
+              <w:rPr>
+                <w:rFonts w:cs="Times New Roman"/>
+              </w:rPr>
+            </w:pPr>
+            <w:r>
+              <w:rPr>
+                <w:rFonts w:eastAsia="Arial" w:cs="Times New Roman"/>
                 <w:b/>
                 <w:bCs/>
                 <w:color w:val="FFFFFF"/>
@@ -6039,10 +6814,13 @@
           <w:p>
             <w:pPr>
               <w:jc w:val="center"/>
-            </w:pPr>
-            <w:r>
-              <w:rPr>
-                <w:rFonts w:ascii="Arial" w:eastAsia="Arial" w:hAnsi="Arial" w:cs="Arial"/>
+              <w:rPr>
+                <w:rFonts w:cs="Times New Roman"/>
+              </w:rPr>
+            </w:pPr>
+            <w:r>
+              <w:rPr>
+                <w:rFonts w:eastAsia="Arial" w:cs="Times New Roman"/>
                 <w:b/>
                 <w:bCs/>
                 <w:color w:val="FFFFFF"/>
@@ -6055,12 +6833,6 @@
         </w:tc>
       </w:tr>
       <w:tr>
-        <w:tblPrEx>
-          <w:tblCellMar>
-            <w:top w:w="0" w:type="dxa"/>
-            <w:bottom w:w="0" w:type="dxa"/>
-          </w:tblCellMar>
-        </w:tblPrEx>
         <w:trPr>
           <w:jc w:val="center"/>
         </w:trPr>
@@ -6084,6 +6856,9 @@
           <w:p>
             <w:pPr>
               <w:jc w:val="center"/>
+              <w:rPr>
+                <w:rFonts w:cs="Times New Roman"/>
+              </w:rPr>
             </w:pPr>
             <w:r>
               <w:rPr>
@@ -6115,6 +6890,11 @@
             </w:tcMar>
           </w:tcPr>
           <w:p>
+            <w:pPr>
+              <w:rPr>
+                <w:rFonts w:cs="Times New Roman"/>
+              </w:rPr>
+            </w:pPr>
             <w:r>
               <w:rPr>
                 <w:rFonts w:cs="Times New Roman"/>
@@ -6145,6 +6925,9 @@
           <w:p>
             <w:pPr>
               <w:jc w:val="center"/>
+              <w:rPr>
+                <w:rFonts w:cs="Times New Roman"/>
+              </w:rPr>
             </w:pPr>
             <w:r>
               <w:rPr>
@@ -6174,6 +6957,11 @@
             </w:tcMar>
           </w:tcPr>
           <w:p>
+            <w:pPr>
+              <w:rPr>
+                <w:rFonts w:cs="Times New Roman"/>
+              </w:rPr>
+            </w:pPr>
             <w:r>
               <w:rPr>
                 <w:rFonts w:cs="Times New Roman"/>
@@ -6204,6 +6992,9 @@
           <w:p>
             <w:pPr>
               <w:jc w:val="center"/>
+              <w:rPr>
+                <w:rFonts w:cs="Times New Roman"/>
+              </w:rPr>
             </w:pPr>
             <w:r>
               <w:rPr>
@@ -6235,6 +7026,9 @@
           <w:p>
             <w:pPr>
               <w:jc w:val="center"/>
+              <w:rPr>
+                <w:rFonts w:cs="Times New Roman"/>
+              </w:rPr>
             </w:pPr>
             <w:r>
               <w:rPr>
@@ -6248,12 +7042,6 @@
         </w:tc>
       </w:tr>
       <w:tr>
-        <w:tblPrEx>
-          <w:tblCellMar>
-            <w:top w:w="0" w:type="dxa"/>
-            <w:bottom w:w="0" w:type="dxa"/>
-          </w:tblCellMar>
-        </w:tblPrEx>
         <w:trPr>
           <w:jc w:val="center"/>
         </w:trPr>
@@ -6277,6 +7065,9 @@
           <w:p>
             <w:pPr>
               <w:jc w:val="center"/>
+              <w:rPr>
+                <w:rFonts w:cs="Times New Roman"/>
+              </w:rPr>
             </w:pPr>
             <w:r>
               <w:rPr>
@@ -6286,7 +7077,6 @@
                 <w:sz w:val="18"/>
                 <w:szCs w:val="18"/>
               </w:rPr>
-              <w:lastRenderedPageBreak/>
               <w:t>B</w:t>
             </w:r>
           </w:p>
@@ -6309,6 +7099,11 @@
             </w:tcMar>
           </w:tcPr>
           <w:p>
+            <w:pPr>
+              <w:rPr>
+                <w:rFonts w:cs="Times New Roman"/>
+              </w:rPr>
+            </w:pPr>
             <w:r>
               <w:rPr>
                 <w:rFonts w:cs="Times New Roman"/>
@@ -6339,6 +7134,9 @@
           <w:p>
             <w:pPr>
               <w:jc w:val="center"/>
+              <w:rPr>
+                <w:rFonts w:cs="Times New Roman"/>
+              </w:rPr>
             </w:pPr>
             <w:r>
               <w:rPr>
@@ -6368,6 +7166,11 @@
             </w:tcMar>
           </w:tcPr>
           <w:p>
+            <w:pPr>
+              <w:rPr>
+                <w:rFonts w:cs="Times New Roman"/>
+              </w:rPr>
+            </w:pPr>
             <w:r>
               <w:rPr>
                 <w:rFonts w:cs="Times New Roman"/>
@@ -6398,6 +7201,9 @@
           <w:p>
             <w:pPr>
               <w:jc w:val="center"/>
+              <w:rPr>
+                <w:rFonts w:cs="Times New Roman"/>
+              </w:rPr>
             </w:pPr>
             <w:r>
               <w:rPr>
@@ -6429,6 +7235,9 @@
           <w:p>
             <w:pPr>
               <w:jc w:val="center"/>
+              <w:rPr>
+                <w:rFonts w:cs="Times New Roman"/>
+              </w:rPr>
             </w:pPr>
             <w:r>
               <w:rPr>
@@ -6442,12 +7251,6 @@
         </w:tc>
       </w:tr>
       <w:tr>
-        <w:tblPrEx>
-          <w:tblCellMar>
-            <w:top w:w="0" w:type="dxa"/>
-            <w:bottom w:w="0" w:type="dxa"/>
-          </w:tblCellMar>
-        </w:tblPrEx>
         <w:trPr>
           <w:jc w:val="center"/>
         </w:trPr>
@@ -6471,6 +7274,9 @@
           <w:p>
             <w:pPr>
               <w:jc w:val="center"/>
+              <w:rPr>
+                <w:rFonts w:cs="Times New Roman"/>
+              </w:rPr>
             </w:pPr>
             <w:r>
               <w:rPr>
@@ -6502,6 +7308,11 @@
             </w:tcMar>
           </w:tcPr>
           <w:p>
+            <w:pPr>
+              <w:rPr>
+                <w:rFonts w:cs="Times New Roman"/>
+              </w:rPr>
+            </w:pPr>
             <w:r>
               <w:rPr>
                 <w:rFonts w:cs="Times New Roman"/>
@@ -6532,6 +7343,9 @@
           <w:p>
             <w:pPr>
               <w:jc w:val="center"/>
+              <w:rPr>
+                <w:rFonts w:cs="Times New Roman"/>
+              </w:rPr>
             </w:pPr>
             <w:r>
               <w:rPr>
@@ -6561,6 +7375,11 @@
             </w:tcMar>
           </w:tcPr>
           <w:p>
+            <w:pPr>
+              <w:rPr>
+                <w:rFonts w:cs="Times New Roman"/>
+              </w:rPr>
+            </w:pPr>
             <w:r>
               <w:rPr>
                 <w:rFonts w:cs="Times New Roman"/>
@@ -6591,6 +7410,9 @@
           <w:p>
             <w:pPr>
               <w:jc w:val="center"/>
+              <w:rPr>
+                <w:rFonts w:cs="Times New Roman"/>
+              </w:rPr>
             </w:pPr>
             <w:r>
               <w:rPr>
@@ -6622,6 +7444,9 @@
           <w:p>
             <w:pPr>
               <w:jc w:val="center"/>
+              <w:rPr>
+                <w:rFonts w:cs="Times New Roman"/>
+              </w:rPr>
             </w:pPr>
             <w:r>
               <w:rPr>
@@ -6635,12 +7460,6 @@
         </w:tc>
       </w:tr>
       <w:tr>
-        <w:tblPrEx>
-          <w:tblCellMar>
-            <w:top w:w="0" w:type="dxa"/>
-            <w:bottom w:w="0" w:type="dxa"/>
-          </w:tblCellMar>
-        </w:tblPrEx>
         <w:trPr>
           <w:jc w:val="center"/>
         </w:trPr>
@@ -6664,6 +7483,9 @@
           <w:p>
             <w:pPr>
               <w:jc w:val="center"/>
+              <w:rPr>
+                <w:rFonts w:cs="Times New Roman"/>
+              </w:rPr>
             </w:pPr>
             <w:r>
               <w:rPr>
@@ -6695,6 +7517,11 @@
             </w:tcMar>
           </w:tcPr>
           <w:p>
+            <w:pPr>
+              <w:rPr>
+                <w:rFonts w:cs="Times New Roman"/>
+              </w:rPr>
+            </w:pPr>
             <w:r>
               <w:rPr>
                 <w:rFonts w:cs="Times New Roman"/>
@@ -6725,6 +7552,9 @@
           <w:p>
             <w:pPr>
               <w:jc w:val="center"/>
+              <w:rPr>
+                <w:rFonts w:cs="Times New Roman"/>
+              </w:rPr>
             </w:pPr>
             <w:r>
               <w:rPr>
@@ -6754,6 +7584,11 @@
             </w:tcMar>
           </w:tcPr>
           <w:p>
+            <w:pPr>
+              <w:rPr>
+                <w:rFonts w:cs="Times New Roman"/>
+              </w:rPr>
+            </w:pPr>
             <w:r>
               <w:rPr>
                 <w:rFonts w:cs="Times New Roman"/>
@@ -6784,6 +7619,9 @@
           <w:p>
             <w:pPr>
               <w:jc w:val="center"/>
+              <w:rPr>
+                <w:rFonts w:cs="Times New Roman"/>
+              </w:rPr>
             </w:pPr>
             <w:r>
               <w:rPr>
@@ -6815,6 +7653,9 @@
           <w:p>
             <w:pPr>
               <w:jc w:val="center"/>
+              <w:rPr>
+                <w:rFonts w:cs="Times New Roman"/>
+              </w:rPr>
             </w:pPr>
             <w:r>
               <w:rPr>
@@ -6828,12 +7669,6 @@
         </w:tc>
       </w:tr>
       <w:tr>
-        <w:tblPrEx>
-          <w:tblCellMar>
-            <w:top w:w="0" w:type="dxa"/>
-            <w:bottom w:w="0" w:type="dxa"/>
-          </w:tblCellMar>
-        </w:tblPrEx>
         <w:trPr>
           <w:jc w:val="center"/>
         </w:trPr>
@@ -6857,6 +7692,9 @@
           <w:p>
             <w:pPr>
               <w:jc w:val="center"/>
+              <w:rPr>
+                <w:rFonts w:cs="Times New Roman"/>
+              </w:rPr>
             </w:pPr>
             <w:r>
               <w:rPr>
@@ -6888,6 +7726,11 @@
             </w:tcMar>
           </w:tcPr>
           <w:p>
+            <w:pPr>
+              <w:rPr>
+                <w:rFonts w:cs="Times New Roman"/>
+              </w:rPr>
+            </w:pPr>
             <w:r>
               <w:rPr>
                 <w:rFonts w:cs="Times New Roman"/>
@@ -6918,6 +7761,9 @@
           <w:p>
             <w:pPr>
               <w:jc w:val="center"/>
+              <w:rPr>
+                <w:rFonts w:cs="Times New Roman"/>
+              </w:rPr>
             </w:pPr>
             <w:r>
               <w:rPr>
@@ -6947,6 +7793,11 @@
             </w:tcMar>
           </w:tcPr>
           <w:p>
+            <w:pPr>
+              <w:rPr>
+                <w:rFonts w:cs="Times New Roman"/>
+              </w:rPr>
+            </w:pPr>
             <w:r>
               <w:rPr>
                 <w:rFonts w:cs="Times New Roman"/>
@@ -6977,6 +7828,9 @@
           <w:p>
             <w:pPr>
               <w:jc w:val="center"/>
+              <w:rPr>
+                <w:rFonts w:cs="Times New Roman"/>
+              </w:rPr>
             </w:pPr>
             <w:r>
               <w:rPr>
@@ -7010,6 +7864,9 @@
           <w:p>
             <w:pPr>
               <w:jc w:val="center"/>
+              <w:rPr>
+                <w:rFonts w:cs="Times New Roman"/>
+              </w:rPr>
             </w:pPr>
             <w:r>
               <w:rPr>
@@ -7019,7 +7876,17 @@
                 <w:sz w:val="18"/>
                 <w:szCs w:val="18"/>
               </w:rPr>
-              <w:t>+0.026 ✓</w:t>
+              <w:t xml:space="preserve">+0.026 </w:t>
+            </w:r>
+            <w:r>
+              <w:rPr>
+                <w:rFonts w:ascii="Segoe UI Symbol" w:hAnsi="Segoe UI Symbol" w:cs="Segoe UI Symbol"/>
+                <w:b/>
+                <w:bCs/>
+                <w:sz w:val="18"/>
+                <w:szCs w:val="18"/>
+              </w:rPr>
+              <w:t>✓</w:t>
             </w:r>
           </w:p>
         </w:tc>
@@ -7028,12 +7895,18 @@
     <w:p>
       <w:pPr>
         <w:spacing w:after="60"/>
+        <w:rPr>
+          <w:rFonts w:cs="Times New Roman"/>
+        </w:rPr>
       </w:pPr>
     </w:p>
     <w:p>
       <w:pPr>
         <w:spacing w:before="60" w:after="60"/>
         <w:jc w:val="both"/>
+        <w:rPr>
+          <w:rFonts w:cs="Times New Roman"/>
+        </w:rPr>
       </w:pPr>
       <w:r>
         <w:rPr>
@@ -7041,18 +7914,40 @@
           <w:i/>
           <w:iCs/>
         </w:rPr>
-        <w:t>Note: All experiments use identical methodology (SMOTE, 5-fold CV, same 11 algorithms). ΔAUC reported relative to Experiment A (clinical only baseline). ✓ = full model.</w:t>
+        <w:t xml:space="preserve">Note: All experiments use identical methodology (SMOTE, 5-fold CV, same 11 algorithms). ΔAUC reported relative to Experiment A (clinical only baseline). </w:t>
+      </w:r>
+      <w:r>
+        <w:rPr>
+          <w:rFonts w:ascii="Segoe UI Symbol" w:hAnsi="Segoe UI Symbol" w:cs="Segoe UI Symbol"/>
+          <w:i/>
+          <w:iCs/>
+        </w:rPr>
+        <w:t>✓</w:t>
+      </w:r>
+      <w:r>
+        <w:rPr>
+          <w:rFonts w:cs="Times New Roman"/>
+          <w:i/>
+          <w:iCs/>
+        </w:rPr>
+        <w:t xml:space="preserve"> = full model.</w:t>
       </w:r>
     </w:p>
     <w:p>
       <w:pPr>
         <w:spacing w:after="80"/>
+        <w:rPr>
+          <w:rFonts w:cs="Times New Roman"/>
+        </w:rPr>
       </w:pPr>
     </w:p>
     <w:p>
       <w:pPr>
         <w:spacing w:before="60" w:after="60"/>
         <w:jc w:val="both"/>
+        <w:rPr>
+          <w:rFonts w:cs="Times New Roman"/>
+        </w:rPr>
       </w:pPr>
       <w:r>
         <w:rPr>
@@ -7065,6 +7960,9 @@
       <w:pPr>
         <w:spacing w:before="60" w:after="60"/>
         <w:jc w:val="both"/>
+        <w:rPr>
+          <w:rFonts w:cs="Times New Roman"/>
+        </w:rPr>
       </w:pPr>
       <w:r>
         <w:rPr>
@@ -7076,8 +7974,14 @@
     <w:p>
       <w:pPr>
         <w:pStyle w:val="Heading2"/>
+        <w:rPr>
+          <w:rFonts w:ascii="Times New Roman" w:hAnsi="Times New Roman" w:cs="Times New Roman"/>
+        </w:rPr>
       </w:pPr>
       <w:r>
+        <w:rPr>
+          <w:rFonts w:ascii="Times New Roman" w:hAnsi="Times New Roman" w:cs="Times New Roman"/>
+        </w:rPr>
         <w:t>B. Overall Model Performance</w:t>
       </w:r>
     </w:p>
@@ -7085,6 +7989,9 @@
       <w:pPr>
         <w:spacing w:before="60" w:after="60"/>
         <w:jc w:val="both"/>
+        <w:rPr>
+          <w:rFonts w:cs="Times New Roman"/>
+        </w:rPr>
       </w:pPr>
       <w:r>
         <w:rPr>
@@ -7096,12 +8003,18 @@
     <w:p>
       <w:pPr>
         <w:spacing w:after="60"/>
+        <w:rPr>
+          <w:rFonts w:cs="Times New Roman"/>
+        </w:rPr>
       </w:pPr>
     </w:p>
     <w:p>
       <w:pPr>
         <w:spacing w:before="60" w:after="80"/>
         <w:jc w:val="center"/>
+        <w:rPr>
+          <w:rFonts w:cs="Times New Roman"/>
+        </w:rPr>
       </w:pPr>
       <w:r>
         <w:rPr>
@@ -7113,7 +8026,55 @@
           <w:sz w:val="18"/>
           <w:szCs w:val="18"/>
         </w:rPr>
-        <w:t>TABLE III: Full Performance Comparison — All 11 Models (✓ = top 3, ★ = tuned, CV-AUC = mean ± 95% CI)</w:t>
+        <w:t>TABLE III: Full Performance Comparison — All 11 Models (</w:t>
+      </w:r>
+      <w:r>
+        <w:rPr>
+          <w:rFonts w:ascii="Segoe UI Symbol" w:hAnsi="Segoe UI Symbol" w:cs="Segoe UI Symbol"/>
+          <w:b/>
+          <w:bCs/>
+          <w:i/>
+          <w:iCs/>
+          <w:sz w:val="18"/>
+          <w:szCs w:val="18"/>
+        </w:rPr>
+        <w:t>✓</w:t>
+      </w:r>
+      <w:r>
+        <w:rPr>
+          <w:rFonts w:cs="Times New Roman"/>
+          <w:b/>
+          <w:bCs/>
+          <w:i/>
+          <w:iCs/>
+          <w:sz w:val="18"/>
+          <w:szCs w:val="18"/>
+        </w:rPr>
+        <w:t xml:space="preserve"> = top 3, </w:t>
+      </w:r>
+      <w:r>
+        <w:rPr>
+          <w:rFonts w:ascii="Segoe UI Symbol" w:hAnsi="Segoe UI Symbol" w:cs="Segoe UI Symbol"/>
+          <w:b/>
+          <w:bCs/>
+          <w:i/>
+          <w:iCs/>
+          <w:sz w:val="18"/>
+          <w:szCs w:val="18"/>
+        </w:rPr>
+        <w:t>★</w:t>
+      </w:r>
+      <w:r>
+        <w:rPr>
+          <w:rFonts w:cs="Times New Roman"/>
+          <w:b/>
+          <w:bCs/>
+          <w:i/>
+          <w:iCs/>
+          <w:sz w:val="18"/>
+          <w:szCs w:val="18"/>
+        </w:rPr>
+        <w:t xml:space="preserve"> = tuned, CV-AUC = mean ± 95% CI)</w:t>
       </w:r>
     </w:p>
     <w:tbl>
@@ -7144,12 +8105,6 @@
         <w:gridCol w:w="1900"/>
       </w:tblGrid>
       <w:tr>
-        <w:tblPrEx>
-          <w:tblCellMar>
-            <w:top w:w="0" w:type="dxa"/>
-            <w:bottom w:w="0" w:type="dxa"/>
-          </w:tblCellMar>
-        </w:tblPrEx>
         <w:trPr>
           <w:jc w:val="center"/>
         </w:trPr>
@@ -7174,10 +8129,13 @@
           <w:p>
             <w:pPr>
               <w:jc w:val="center"/>
-            </w:pPr>
-            <w:r>
-              <w:rPr>
-                <w:rFonts w:ascii="Arial" w:eastAsia="Arial" w:hAnsi="Arial" w:cs="Arial"/>
+              <w:rPr>
+                <w:rFonts w:cs="Times New Roman"/>
+              </w:rPr>
+            </w:pPr>
+            <w:r>
+              <w:rPr>
+                <w:rFonts w:eastAsia="Arial" w:cs="Times New Roman"/>
                 <w:b/>
                 <w:bCs/>
                 <w:color w:val="FFFFFF"/>
@@ -7209,10 +8167,13 @@
           <w:p>
             <w:pPr>
               <w:jc w:val="center"/>
-            </w:pPr>
-            <w:r>
-              <w:rPr>
-                <w:rFonts w:ascii="Arial" w:eastAsia="Arial" w:hAnsi="Arial" w:cs="Arial"/>
+              <w:rPr>
+                <w:rFonts w:cs="Times New Roman"/>
+              </w:rPr>
+            </w:pPr>
+            <w:r>
+              <w:rPr>
+                <w:rFonts w:eastAsia="Arial" w:cs="Times New Roman"/>
                 <w:b/>
                 <w:bCs/>
                 <w:color w:val="FFFFFF"/>
@@ -7244,10 +8205,13 @@
           <w:p>
             <w:pPr>
               <w:jc w:val="center"/>
-            </w:pPr>
-            <w:r>
-              <w:rPr>
-                <w:rFonts w:ascii="Arial" w:eastAsia="Arial" w:hAnsi="Arial" w:cs="Arial"/>
+              <w:rPr>
+                <w:rFonts w:cs="Times New Roman"/>
+              </w:rPr>
+            </w:pPr>
+            <w:r>
+              <w:rPr>
+                <w:rFonts w:eastAsia="Arial" w:cs="Times New Roman"/>
                 <w:b/>
                 <w:bCs/>
                 <w:color w:val="FFFFFF"/>
@@ -7279,10 +8243,13 @@
           <w:p>
             <w:pPr>
               <w:jc w:val="center"/>
-            </w:pPr>
-            <w:r>
-              <w:rPr>
-                <w:rFonts w:ascii="Arial" w:eastAsia="Arial" w:hAnsi="Arial" w:cs="Arial"/>
+              <w:rPr>
+                <w:rFonts w:cs="Times New Roman"/>
+              </w:rPr>
+            </w:pPr>
+            <w:r>
+              <w:rPr>
+                <w:rFonts w:eastAsia="Arial" w:cs="Times New Roman"/>
                 <w:b/>
                 <w:bCs/>
                 <w:color w:val="FFFFFF"/>
@@ -7314,10 +8281,13 @@
           <w:p>
             <w:pPr>
               <w:jc w:val="center"/>
-            </w:pPr>
-            <w:r>
-              <w:rPr>
-                <w:rFonts w:ascii="Arial" w:eastAsia="Arial" w:hAnsi="Arial" w:cs="Arial"/>
+              <w:rPr>
+                <w:rFonts w:cs="Times New Roman"/>
+              </w:rPr>
+            </w:pPr>
+            <w:r>
+              <w:rPr>
+                <w:rFonts w:eastAsia="Arial" w:cs="Times New Roman"/>
                 <w:b/>
                 <w:bCs/>
                 <w:color w:val="FFFFFF"/>
@@ -7349,10 +8319,13 @@
           <w:p>
             <w:pPr>
               <w:jc w:val="center"/>
-            </w:pPr>
-            <w:r>
-              <w:rPr>
-                <w:rFonts w:ascii="Arial" w:eastAsia="Arial" w:hAnsi="Arial" w:cs="Arial"/>
+              <w:rPr>
+                <w:rFonts w:cs="Times New Roman"/>
+              </w:rPr>
+            </w:pPr>
+            <w:r>
+              <w:rPr>
+                <w:rFonts w:eastAsia="Arial" w:cs="Times New Roman"/>
                 <w:b/>
                 <w:bCs/>
                 <w:color w:val="FFFFFF"/>
@@ -7384,10 +8357,13 @@
           <w:p>
             <w:pPr>
               <w:jc w:val="center"/>
-            </w:pPr>
-            <w:r>
-              <w:rPr>
-                <w:rFonts w:ascii="Arial" w:eastAsia="Arial" w:hAnsi="Arial" w:cs="Arial"/>
+              <w:rPr>
+                <w:rFonts w:cs="Times New Roman"/>
+              </w:rPr>
+            </w:pPr>
+            <w:r>
+              <w:rPr>
+                <w:rFonts w:eastAsia="Arial" w:cs="Times New Roman"/>
                 <w:b/>
                 <w:bCs/>
                 <w:color w:val="FFFFFF"/>
@@ -7400,12 +8376,6 @@
         </w:tc>
       </w:tr>
       <w:tr>
-        <w:tblPrEx>
-          <w:tblCellMar>
-            <w:top w:w="0" w:type="dxa"/>
-            <w:bottom w:w="0" w:type="dxa"/>
-          </w:tblCellMar>
-        </w:tblPrEx>
         <w:trPr>
           <w:jc w:val="center"/>
         </w:trPr>
@@ -7427,6 +8397,11 @@
             </w:tcMar>
           </w:tcPr>
           <w:p>
+            <w:pPr>
+              <w:rPr>
+                <w:rFonts w:cs="Times New Roman"/>
+              </w:rPr>
+            </w:pPr>
             <w:r>
               <w:rPr>
                 <w:rFonts w:cs="Times New Roman"/>
@@ -7435,139 +8410,23 @@
                 <w:sz w:val="18"/>
                 <w:szCs w:val="18"/>
               </w:rPr>
-              <w:t>Random Forest ✓</w:t>
-            </w:r>
-          </w:p>
-        </w:tc>
-        <w:tc>
-          <w:tcPr>
-            <w:tcW w:w="1100" w:type="dxa"/>
-            <w:tcBorders>
-              <w:top w:val="single" w:sz="4" w:space="0" w:color="AAAAAA"/>
-              <w:left w:val="single" w:sz="4" w:space="0" w:color="AAAAAA"/>
-              <w:bottom w:val="single" w:sz="4" w:space="0" w:color="AAAAAA"/>
-              <w:right w:val="single" w:sz="4" w:space="0" w:color="AAAAAA"/>
-            </w:tcBorders>
-            <w:shd w:val="clear" w:color="auto" w:fill="EBF3FB"/>
-            <w:tcMar>
-              <w:top w:w="80" w:type="dxa"/>
-              <w:left w:w="120" w:type="dxa"/>
-              <w:bottom w:w="80" w:type="dxa"/>
-              <w:right w:w="120" w:type="dxa"/>
-            </w:tcMar>
-          </w:tcPr>
-          <w:p>
-            <w:pPr>
-              <w:jc w:val="center"/>
-            </w:pPr>
-            <w:r>
-              <w:rPr>
-                <w:rFonts w:cs="Times New Roman"/>
-                <w:sz w:val="18"/>
-                <w:szCs w:val="18"/>
-              </w:rPr>
-              <w:t>0.856</w:t>
-            </w:r>
-          </w:p>
-        </w:tc>
-        <w:tc>
-          <w:tcPr>
-            <w:tcW w:w="1100" w:type="dxa"/>
-            <w:tcBorders>
-              <w:top w:val="single" w:sz="4" w:space="0" w:color="AAAAAA"/>
-              <w:left w:val="single" w:sz="4" w:space="0" w:color="AAAAAA"/>
-              <w:bottom w:val="single" w:sz="4" w:space="0" w:color="AAAAAA"/>
-              <w:right w:val="single" w:sz="4" w:space="0" w:color="AAAAAA"/>
-            </w:tcBorders>
-            <w:shd w:val="clear" w:color="auto" w:fill="EBF3FB"/>
-            <w:tcMar>
-              <w:top w:w="80" w:type="dxa"/>
-              <w:left w:w="120" w:type="dxa"/>
-              <w:bottom w:w="80" w:type="dxa"/>
-              <w:right w:w="120" w:type="dxa"/>
-            </w:tcMar>
-          </w:tcPr>
-          <w:p>
-            <w:pPr>
-              <w:jc w:val="center"/>
-            </w:pPr>
-            <w:r>
-              <w:rPr>
-                <w:rFonts w:cs="Times New Roman"/>
-                <w:sz w:val="18"/>
-                <w:szCs w:val="18"/>
-              </w:rPr>
-              <w:t>0.800</w:t>
-            </w:r>
-          </w:p>
-        </w:tc>
-        <w:tc>
-          <w:tcPr>
-            <w:tcW w:w="1100" w:type="dxa"/>
-            <w:tcBorders>
-              <w:top w:val="single" w:sz="4" w:space="0" w:color="AAAAAA"/>
-              <w:left w:val="single" w:sz="4" w:space="0" w:color="AAAAAA"/>
-              <w:bottom w:val="single" w:sz="4" w:space="0" w:color="AAAAAA"/>
-              <w:right w:val="single" w:sz="4" w:space="0" w:color="AAAAAA"/>
-            </w:tcBorders>
-            <w:shd w:val="clear" w:color="auto" w:fill="EBF3FB"/>
-            <w:tcMar>
-              <w:top w:w="80" w:type="dxa"/>
-              <w:left w:w="120" w:type="dxa"/>
-              <w:bottom w:w="80" w:type="dxa"/>
-              <w:right w:w="120" w:type="dxa"/>
-            </w:tcMar>
-          </w:tcPr>
-          <w:p>
-            <w:pPr>
-              <w:jc w:val="center"/>
-            </w:pPr>
-            <w:r>
-              <w:rPr>
-                <w:rFonts w:cs="Times New Roman"/>
-                <w:sz w:val="18"/>
-                <w:szCs w:val="18"/>
-              </w:rPr>
-              <w:t>0.636</w:t>
-            </w:r>
-          </w:p>
-        </w:tc>
-        <w:tc>
-          <w:tcPr>
-            <w:tcW w:w="1100" w:type="dxa"/>
-            <w:tcBorders>
-              <w:top w:val="single" w:sz="4" w:space="0" w:color="AAAAAA"/>
-              <w:left w:val="single" w:sz="4" w:space="0" w:color="AAAAAA"/>
-              <w:bottom w:val="single" w:sz="4" w:space="0" w:color="AAAAAA"/>
-              <w:right w:val="single" w:sz="4" w:space="0" w:color="AAAAAA"/>
-            </w:tcBorders>
-            <w:shd w:val="clear" w:color="auto" w:fill="EBF3FB"/>
-            <w:tcMar>
-              <w:top w:w="80" w:type="dxa"/>
-              <w:left w:w="120" w:type="dxa"/>
-              <w:bottom w:w="80" w:type="dxa"/>
-              <w:right w:w="120" w:type="dxa"/>
-            </w:tcMar>
-          </w:tcPr>
-          <w:p>
-            <w:pPr>
-              <w:jc w:val="center"/>
-            </w:pPr>
-            <w:r>
-              <w:rPr>
-                <w:rFonts w:cs="Times New Roman"/>
+              <w:t xml:space="preserve">Random Forest </w:t>
+            </w:r>
+            <w:r>
+              <w:rPr>
+                <w:rFonts w:ascii="Segoe UI Symbol" w:hAnsi="Segoe UI Symbol" w:cs="Segoe UI Symbol"/>
                 <w:b/>
                 <w:bCs/>
                 <w:sz w:val="18"/>
                 <w:szCs w:val="18"/>
               </w:rPr>
-              <w:t>0.709</w:t>
-            </w:r>
-          </w:p>
-        </w:tc>
-        <w:tc>
-          <w:tcPr>
-            <w:tcW w:w="1260" w:type="dxa"/>
+              <w:t>✓</w:t>
+            </w:r>
+          </w:p>
+        </w:tc>
+        <w:tc>
+          <w:tcPr>
+            <w:tcW w:w="1100" w:type="dxa"/>
             <w:tcBorders>
               <w:top w:val="single" w:sz="4" w:space="0" w:color="AAAAAA"/>
               <w:left w:val="single" w:sz="4" w:space="0" w:color="AAAAAA"/>
@@ -7585,20 +8444,23 @@
           <w:p>
             <w:pPr>
               <w:jc w:val="center"/>
-            </w:pPr>
-            <w:r>
-              <w:rPr>
-                <w:rFonts w:cs="Times New Roman"/>
-                <w:sz w:val="18"/>
-                <w:szCs w:val="18"/>
-              </w:rPr>
-              <w:t>0.891</w:t>
-            </w:r>
-          </w:p>
-        </w:tc>
-        <w:tc>
-          <w:tcPr>
-            <w:tcW w:w="1900" w:type="dxa"/>
+              <w:rPr>
+                <w:rFonts w:cs="Times New Roman"/>
+              </w:rPr>
+            </w:pPr>
+            <w:r>
+              <w:rPr>
+                <w:rFonts w:cs="Times New Roman"/>
+                <w:sz w:val="18"/>
+                <w:szCs w:val="18"/>
+              </w:rPr>
+              <w:t>0.856</w:t>
+            </w:r>
+          </w:p>
+        </w:tc>
+        <w:tc>
+          <w:tcPr>
+            <w:tcW w:w="1100" w:type="dxa"/>
             <w:tcBorders>
               <w:top w:val="single" w:sz="4" w:space="0" w:color="AAAAAA"/>
               <w:left w:val="single" w:sz="4" w:space="0" w:color="AAAAAA"/>
@@ -7616,6 +8478,77 @@
           <w:p>
             <w:pPr>
               <w:jc w:val="center"/>
+              <w:rPr>
+                <w:rFonts w:cs="Times New Roman"/>
+              </w:rPr>
+            </w:pPr>
+            <w:r>
+              <w:rPr>
+                <w:rFonts w:cs="Times New Roman"/>
+                <w:sz w:val="18"/>
+                <w:szCs w:val="18"/>
+              </w:rPr>
+              <w:t>0.800</w:t>
+            </w:r>
+          </w:p>
+        </w:tc>
+        <w:tc>
+          <w:tcPr>
+            <w:tcW w:w="1100" w:type="dxa"/>
+            <w:tcBorders>
+              <w:top w:val="single" w:sz="4" w:space="0" w:color="AAAAAA"/>
+              <w:left w:val="single" w:sz="4" w:space="0" w:color="AAAAAA"/>
+              <w:bottom w:val="single" w:sz="4" w:space="0" w:color="AAAAAA"/>
+              <w:right w:val="single" w:sz="4" w:space="0" w:color="AAAAAA"/>
+            </w:tcBorders>
+            <w:shd w:val="clear" w:color="auto" w:fill="EBF3FB"/>
+            <w:tcMar>
+              <w:top w:w="80" w:type="dxa"/>
+              <w:left w:w="120" w:type="dxa"/>
+              <w:bottom w:w="80" w:type="dxa"/>
+              <w:right w:w="120" w:type="dxa"/>
+            </w:tcMar>
+          </w:tcPr>
+          <w:p>
+            <w:pPr>
+              <w:jc w:val="center"/>
+              <w:rPr>
+                <w:rFonts w:cs="Times New Roman"/>
+              </w:rPr>
+            </w:pPr>
+            <w:r>
+              <w:rPr>
+                <w:rFonts w:cs="Times New Roman"/>
+                <w:sz w:val="18"/>
+                <w:szCs w:val="18"/>
+              </w:rPr>
+              <w:t>0.636</w:t>
+            </w:r>
+          </w:p>
+        </w:tc>
+        <w:tc>
+          <w:tcPr>
+            <w:tcW w:w="1100" w:type="dxa"/>
+            <w:tcBorders>
+              <w:top w:val="single" w:sz="4" w:space="0" w:color="AAAAAA"/>
+              <w:left w:val="single" w:sz="4" w:space="0" w:color="AAAAAA"/>
+              <w:bottom w:val="single" w:sz="4" w:space="0" w:color="AAAAAA"/>
+              <w:right w:val="single" w:sz="4" w:space="0" w:color="AAAAAA"/>
+            </w:tcBorders>
+            <w:shd w:val="clear" w:color="auto" w:fill="EBF3FB"/>
+            <w:tcMar>
+              <w:top w:w="80" w:type="dxa"/>
+              <w:left w:w="120" w:type="dxa"/>
+              <w:bottom w:w="80" w:type="dxa"/>
+              <w:right w:w="120" w:type="dxa"/>
+            </w:tcMar>
+          </w:tcPr>
+          <w:p>
+            <w:pPr>
+              <w:jc w:val="center"/>
+              <w:rPr>
+                <w:rFonts w:cs="Times New Roman"/>
+              </w:rPr>
             </w:pPr>
             <w:r>
               <w:rPr>
@@ -7625,18 +8558,82 @@
                 <w:sz w:val="18"/>
                 <w:szCs w:val="18"/>
               </w:rPr>
+              <w:t>0.709</w:t>
+            </w:r>
+          </w:p>
+        </w:tc>
+        <w:tc>
+          <w:tcPr>
+            <w:tcW w:w="1260" w:type="dxa"/>
+            <w:tcBorders>
+              <w:top w:val="single" w:sz="4" w:space="0" w:color="AAAAAA"/>
+              <w:left w:val="single" w:sz="4" w:space="0" w:color="AAAAAA"/>
+              <w:bottom w:val="single" w:sz="4" w:space="0" w:color="AAAAAA"/>
+              <w:right w:val="single" w:sz="4" w:space="0" w:color="AAAAAA"/>
+            </w:tcBorders>
+            <w:shd w:val="clear" w:color="auto" w:fill="EBF3FB"/>
+            <w:tcMar>
+              <w:top w:w="80" w:type="dxa"/>
+              <w:left w:w="120" w:type="dxa"/>
+              <w:bottom w:w="80" w:type="dxa"/>
+              <w:right w:w="120" w:type="dxa"/>
+            </w:tcMar>
+          </w:tcPr>
+          <w:p>
+            <w:pPr>
+              <w:jc w:val="center"/>
+              <w:rPr>
+                <w:rFonts w:cs="Times New Roman"/>
+              </w:rPr>
+            </w:pPr>
+            <w:r>
+              <w:rPr>
+                <w:rFonts w:cs="Times New Roman"/>
+                <w:sz w:val="18"/>
+                <w:szCs w:val="18"/>
+              </w:rPr>
+              <w:t>0.891</w:t>
+            </w:r>
+          </w:p>
+        </w:tc>
+        <w:tc>
+          <w:tcPr>
+            <w:tcW w:w="1900" w:type="dxa"/>
+            <w:tcBorders>
+              <w:top w:val="single" w:sz="4" w:space="0" w:color="AAAAAA"/>
+              <w:left w:val="single" w:sz="4" w:space="0" w:color="AAAAAA"/>
+              <w:bottom w:val="single" w:sz="4" w:space="0" w:color="AAAAAA"/>
+              <w:right w:val="single" w:sz="4" w:space="0" w:color="AAAAAA"/>
+            </w:tcBorders>
+            <w:shd w:val="clear" w:color="auto" w:fill="EBF3FB"/>
+            <w:tcMar>
+              <w:top w:w="80" w:type="dxa"/>
+              <w:left w:w="120" w:type="dxa"/>
+              <w:bottom w:w="80" w:type="dxa"/>
+              <w:right w:w="120" w:type="dxa"/>
+            </w:tcMar>
+          </w:tcPr>
+          <w:p>
+            <w:pPr>
+              <w:jc w:val="center"/>
+              <w:rPr>
+                <w:rFonts w:cs="Times New Roman"/>
+              </w:rPr>
+            </w:pPr>
+            <w:r>
+              <w:rPr>
+                <w:rFonts w:cs="Times New Roman"/>
+                <w:b/>
+                <w:bCs/>
+                <w:sz w:val="18"/>
+                <w:szCs w:val="18"/>
+              </w:rPr>
               <w:t>0.887 ± 0.062</w:t>
             </w:r>
           </w:p>
         </w:tc>
       </w:tr>
       <w:tr>
-        <w:tblPrEx>
-          <w:tblCellMar>
-            <w:top w:w="0" w:type="dxa"/>
-            <w:bottom w:w="0" w:type="dxa"/>
-          </w:tblCellMar>
-        </w:tblPrEx>
         <w:trPr>
           <w:jc w:val="center"/>
         </w:trPr>
@@ -7658,6 +8655,11 @@
             </w:tcMar>
           </w:tcPr>
           <w:p>
+            <w:pPr>
+              <w:rPr>
+                <w:rFonts w:cs="Times New Roman"/>
+              </w:rPr>
+            </w:pPr>
             <w:r>
               <w:rPr>
                 <w:rFonts w:cs="Times New Roman"/>
@@ -7666,139 +8668,23 @@
                 <w:sz w:val="18"/>
                 <w:szCs w:val="18"/>
               </w:rPr>
-              <w:t>XGBoost ★✓</w:t>
-            </w:r>
-          </w:p>
-        </w:tc>
-        <w:tc>
-          <w:tcPr>
-            <w:tcW w:w="1100" w:type="dxa"/>
-            <w:tcBorders>
-              <w:top w:val="single" w:sz="4" w:space="0" w:color="AAAAAA"/>
-              <w:left w:val="single" w:sz="4" w:space="0" w:color="AAAAAA"/>
-              <w:bottom w:val="single" w:sz="4" w:space="0" w:color="AAAAAA"/>
-              <w:right w:val="single" w:sz="4" w:space="0" w:color="AAAAAA"/>
-            </w:tcBorders>
-            <w:shd w:val="clear" w:color="auto" w:fill="FFFFFF"/>
-            <w:tcMar>
-              <w:top w:w="80" w:type="dxa"/>
-              <w:left w:w="120" w:type="dxa"/>
-              <w:bottom w:w="80" w:type="dxa"/>
-              <w:right w:w="120" w:type="dxa"/>
-            </w:tcMar>
-          </w:tcPr>
-          <w:p>
-            <w:pPr>
-              <w:jc w:val="center"/>
-            </w:pPr>
-            <w:r>
-              <w:rPr>
-                <w:rFonts w:cs="Times New Roman"/>
-                <w:sz w:val="18"/>
-                <w:szCs w:val="18"/>
-              </w:rPr>
-              <w:t>0.819</w:t>
-            </w:r>
-          </w:p>
-        </w:tc>
-        <w:tc>
-          <w:tcPr>
-            <w:tcW w:w="1100" w:type="dxa"/>
-            <w:tcBorders>
-              <w:top w:val="single" w:sz="4" w:space="0" w:color="AAAAAA"/>
-              <w:left w:val="single" w:sz="4" w:space="0" w:color="AAAAAA"/>
-              <w:bottom w:val="single" w:sz="4" w:space="0" w:color="AAAAAA"/>
-              <w:right w:val="single" w:sz="4" w:space="0" w:color="AAAAAA"/>
-            </w:tcBorders>
-            <w:shd w:val="clear" w:color="auto" w:fill="FFFFFF"/>
-            <w:tcMar>
-              <w:top w:w="80" w:type="dxa"/>
-              <w:left w:w="120" w:type="dxa"/>
-              <w:bottom w:w="80" w:type="dxa"/>
-              <w:right w:w="120" w:type="dxa"/>
-            </w:tcMar>
-          </w:tcPr>
-          <w:p>
-            <w:pPr>
-              <w:jc w:val="center"/>
-            </w:pPr>
-            <w:r>
-              <w:rPr>
-                <w:rFonts w:cs="Times New Roman"/>
-                <w:sz w:val="18"/>
-                <w:szCs w:val="18"/>
-              </w:rPr>
-              <w:t>0.632</w:t>
-            </w:r>
-          </w:p>
-        </w:tc>
-        <w:tc>
-          <w:tcPr>
-            <w:tcW w:w="1100" w:type="dxa"/>
-            <w:tcBorders>
-              <w:top w:val="single" w:sz="4" w:space="0" w:color="AAAAAA"/>
-              <w:left w:val="single" w:sz="4" w:space="0" w:color="AAAAAA"/>
-              <w:bottom w:val="single" w:sz="4" w:space="0" w:color="AAAAAA"/>
-              <w:right w:val="single" w:sz="4" w:space="0" w:color="AAAAAA"/>
-            </w:tcBorders>
-            <w:shd w:val="clear" w:color="auto" w:fill="FFFFFF"/>
-            <w:tcMar>
-              <w:top w:w="80" w:type="dxa"/>
-              <w:left w:w="120" w:type="dxa"/>
-              <w:bottom w:w="80" w:type="dxa"/>
-              <w:right w:w="120" w:type="dxa"/>
-            </w:tcMar>
-          </w:tcPr>
-          <w:p>
-            <w:pPr>
-              <w:jc w:val="center"/>
-            </w:pPr>
-            <w:r>
-              <w:rPr>
-                <w:rFonts w:cs="Times New Roman"/>
-                <w:sz w:val="18"/>
-                <w:szCs w:val="18"/>
-              </w:rPr>
-              <w:t>0.818</w:t>
-            </w:r>
-          </w:p>
-        </w:tc>
-        <w:tc>
-          <w:tcPr>
-            <w:tcW w:w="1100" w:type="dxa"/>
-            <w:tcBorders>
-              <w:top w:val="single" w:sz="4" w:space="0" w:color="AAAAAA"/>
-              <w:left w:val="single" w:sz="4" w:space="0" w:color="AAAAAA"/>
-              <w:bottom w:val="single" w:sz="4" w:space="0" w:color="AAAAAA"/>
-              <w:right w:val="single" w:sz="4" w:space="0" w:color="AAAAAA"/>
-            </w:tcBorders>
-            <w:shd w:val="clear" w:color="auto" w:fill="FFFFFF"/>
-            <w:tcMar>
-              <w:top w:w="80" w:type="dxa"/>
-              <w:left w:w="120" w:type="dxa"/>
-              <w:bottom w:w="80" w:type="dxa"/>
-              <w:right w:w="120" w:type="dxa"/>
-            </w:tcMar>
-          </w:tcPr>
-          <w:p>
-            <w:pPr>
-              <w:jc w:val="center"/>
-            </w:pPr>
-            <w:r>
-              <w:rPr>
-                <w:rFonts w:cs="Times New Roman"/>
+              <w:t xml:space="preserve">XGBoost </w:t>
+            </w:r>
+            <w:r>
+              <w:rPr>
+                <w:rFonts w:ascii="Segoe UI Symbol" w:hAnsi="Segoe UI Symbol" w:cs="Segoe UI Symbol"/>
                 <w:b/>
                 <w:bCs/>
                 <w:sz w:val="18"/>
                 <w:szCs w:val="18"/>
               </w:rPr>
-              <w:t>0.713</w:t>
-            </w:r>
-          </w:p>
-        </w:tc>
-        <w:tc>
-          <w:tcPr>
-            <w:tcW w:w="1260" w:type="dxa"/>
+              <w:t>★✓</w:t>
+            </w:r>
+          </w:p>
+        </w:tc>
+        <w:tc>
+          <w:tcPr>
+            <w:tcW w:w="1100" w:type="dxa"/>
             <w:tcBorders>
               <w:top w:val="single" w:sz="4" w:space="0" w:color="AAAAAA"/>
               <w:left w:val="single" w:sz="4" w:space="0" w:color="AAAAAA"/>
@@ -7816,20 +8702,23 @@
           <w:p>
             <w:pPr>
               <w:jc w:val="center"/>
-            </w:pPr>
-            <w:r>
-              <w:rPr>
-                <w:rFonts w:cs="Times New Roman"/>
-                <w:sz w:val="18"/>
-                <w:szCs w:val="18"/>
-              </w:rPr>
-              <w:t>0.874</w:t>
-            </w:r>
-          </w:p>
-        </w:tc>
-        <w:tc>
-          <w:tcPr>
-            <w:tcW w:w="1900" w:type="dxa"/>
+              <w:rPr>
+                <w:rFonts w:cs="Times New Roman"/>
+              </w:rPr>
+            </w:pPr>
+            <w:r>
+              <w:rPr>
+                <w:rFonts w:cs="Times New Roman"/>
+                <w:sz w:val="18"/>
+                <w:szCs w:val="18"/>
+              </w:rPr>
+              <w:t>0.819</w:t>
+            </w:r>
+          </w:p>
+        </w:tc>
+        <w:tc>
+          <w:tcPr>
+            <w:tcW w:w="1100" w:type="dxa"/>
             <w:tcBorders>
               <w:top w:val="single" w:sz="4" w:space="0" w:color="AAAAAA"/>
               <w:left w:val="single" w:sz="4" w:space="0" w:color="AAAAAA"/>
@@ -7847,6 +8736,77 @@
           <w:p>
             <w:pPr>
               <w:jc w:val="center"/>
+              <w:rPr>
+                <w:rFonts w:cs="Times New Roman"/>
+              </w:rPr>
+            </w:pPr>
+            <w:r>
+              <w:rPr>
+                <w:rFonts w:cs="Times New Roman"/>
+                <w:sz w:val="18"/>
+                <w:szCs w:val="18"/>
+              </w:rPr>
+              <w:t>0.632</w:t>
+            </w:r>
+          </w:p>
+        </w:tc>
+        <w:tc>
+          <w:tcPr>
+            <w:tcW w:w="1100" w:type="dxa"/>
+            <w:tcBorders>
+              <w:top w:val="single" w:sz="4" w:space="0" w:color="AAAAAA"/>
+              <w:left w:val="single" w:sz="4" w:space="0" w:color="AAAAAA"/>
+              <w:bottom w:val="single" w:sz="4" w:space="0" w:color="AAAAAA"/>
+              <w:right w:val="single" w:sz="4" w:space="0" w:color="AAAAAA"/>
+            </w:tcBorders>
+            <w:shd w:val="clear" w:color="auto" w:fill="FFFFFF"/>
+            <w:tcMar>
+              <w:top w:w="80" w:type="dxa"/>
+              <w:left w:w="120" w:type="dxa"/>
+              <w:bottom w:w="80" w:type="dxa"/>
+              <w:right w:w="120" w:type="dxa"/>
+            </w:tcMar>
+          </w:tcPr>
+          <w:p>
+            <w:pPr>
+              <w:jc w:val="center"/>
+              <w:rPr>
+                <w:rFonts w:cs="Times New Roman"/>
+              </w:rPr>
+            </w:pPr>
+            <w:r>
+              <w:rPr>
+                <w:rFonts w:cs="Times New Roman"/>
+                <w:sz w:val="18"/>
+                <w:szCs w:val="18"/>
+              </w:rPr>
+              <w:t>0.818</w:t>
+            </w:r>
+          </w:p>
+        </w:tc>
+        <w:tc>
+          <w:tcPr>
+            <w:tcW w:w="1100" w:type="dxa"/>
+            <w:tcBorders>
+              <w:top w:val="single" w:sz="4" w:space="0" w:color="AAAAAA"/>
+              <w:left w:val="single" w:sz="4" w:space="0" w:color="AAAAAA"/>
+              <w:bottom w:val="single" w:sz="4" w:space="0" w:color="AAAAAA"/>
+              <w:right w:val="single" w:sz="4" w:space="0" w:color="AAAAAA"/>
+            </w:tcBorders>
+            <w:shd w:val="clear" w:color="auto" w:fill="FFFFFF"/>
+            <w:tcMar>
+              <w:top w:w="80" w:type="dxa"/>
+              <w:left w:w="120" w:type="dxa"/>
+              <w:bottom w:w="80" w:type="dxa"/>
+              <w:right w:w="120" w:type="dxa"/>
+            </w:tcMar>
+          </w:tcPr>
+          <w:p>
+            <w:pPr>
+              <w:jc w:val="center"/>
+              <w:rPr>
+                <w:rFonts w:cs="Times New Roman"/>
+              </w:rPr>
             </w:pPr>
             <w:r>
               <w:rPr>
@@ -7856,18 +8816,82 @@
                 <w:sz w:val="18"/>
                 <w:szCs w:val="18"/>
               </w:rPr>
+              <w:t>0.713</w:t>
+            </w:r>
+          </w:p>
+        </w:tc>
+        <w:tc>
+          <w:tcPr>
+            <w:tcW w:w="1260" w:type="dxa"/>
+            <w:tcBorders>
+              <w:top w:val="single" w:sz="4" w:space="0" w:color="AAAAAA"/>
+              <w:left w:val="single" w:sz="4" w:space="0" w:color="AAAAAA"/>
+              <w:bottom w:val="single" w:sz="4" w:space="0" w:color="AAAAAA"/>
+              <w:right w:val="single" w:sz="4" w:space="0" w:color="AAAAAA"/>
+            </w:tcBorders>
+            <w:shd w:val="clear" w:color="auto" w:fill="FFFFFF"/>
+            <w:tcMar>
+              <w:top w:w="80" w:type="dxa"/>
+              <w:left w:w="120" w:type="dxa"/>
+              <w:bottom w:w="80" w:type="dxa"/>
+              <w:right w:w="120" w:type="dxa"/>
+            </w:tcMar>
+          </w:tcPr>
+          <w:p>
+            <w:pPr>
+              <w:jc w:val="center"/>
+              <w:rPr>
+                <w:rFonts w:cs="Times New Roman"/>
+              </w:rPr>
+            </w:pPr>
+            <w:r>
+              <w:rPr>
+                <w:rFonts w:cs="Times New Roman"/>
+                <w:sz w:val="18"/>
+                <w:szCs w:val="18"/>
+              </w:rPr>
+              <w:t>0.874</w:t>
+            </w:r>
+          </w:p>
+        </w:tc>
+        <w:tc>
+          <w:tcPr>
+            <w:tcW w:w="1900" w:type="dxa"/>
+            <w:tcBorders>
+              <w:top w:val="single" w:sz="4" w:space="0" w:color="AAAAAA"/>
+              <w:left w:val="single" w:sz="4" w:space="0" w:color="AAAAAA"/>
+              <w:bottom w:val="single" w:sz="4" w:space="0" w:color="AAAAAA"/>
+              <w:right w:val="single" w:sz="4" w:space="0" w:color="AAAAAA"/>
+            </w:tcBorders>
+            <w:shd w:val="clear" w:color="auto" w:fill="FFFFFF"/>
+            <w:tcMar>
+              <w:top w:w="80" w:type="dxa"/>
+              <w:left w:w="120" w:type="dxa"/>
+              <w:bottom w:w="80" w:type="dxa"/>
+              <w:right w:w="120" w:type="dxa"/>
+            </w:tcMar>
+          </w:tcPr>
+          <w:p>
+            <w:pPr>
+              <w:jc w:val="center"/>
+              <w:rPr>
+                <w:rFonts w:cs="Times New Roman"/>
+              </w:rPr>
+            </w:pPr>
+            <w:r>
+              <w:rPr>
+                <w:rFonts w:cs="Times New Roman"/>
+                <w:b/>
+                <w:bCs/>
+                <w:sz w:val="18"/>
+                <w:szCs w:val="18"/>
+              </w:rPr>
               <w:t>0.880 ± 0.039</w:t>
             </w:r>
           </w:p>
         </w:tc>
       </w:tr>
       <w:tr>
-        <w:tblPrEx>
-          <w:tblCellMar>
-            <w:top w:w="0" w:type="dxa"/>
-            <w:bottom w:w="0" w:type="dxa"/>
-          </w:tblCellMar>
-        </w:tblPrEx>
         <w:trPr>
           <w:jc w:val="center"/>
         </w:trPr>
@@ -7889,6 +8913,11 @@
             </w:tcMar>
           </w:tcPr>
           <w:p>
+            <w:pPr>
+              <w:rPr>
+                <w:rFonts w:cs="Times New Roman"/>
+              </w:rPr>
+            </w:pPr>
             <w:r>
               <w:rPr>
                 <w:rFonts w:cs="Times New Roman"/>
@@ -7897,139 +8926,23 @@
                 <w:sz w:val="18"/>
                 <w:szCs w:val="18"/>
               </w:rPr>
-              <w:t>Logistic Reg. ★✓</w:t>
-            </w:r>
-          </w:p>
-        </w:tc>
-        <w:tc>
-          <w:tcPr>
-            <w:tcW w:w="1100" w:type="dxa"/>
-            <w:tcBorders>
-              <w:top w:val="single" w:sz="4" w:space="0" w:color="AAAAAA"/>
-              <w:left w:val="single" w:sz="4" w:space="0" w:color="AAAAAA"/>
-              <w:bottom w:val="single" w:sz="4" w:space="0" w:color="AAAAAA"/>
-              <w:right w:val="single" w:sz="4" w:space="0" w:color="AAAAAA"/>
-            </w:tcBorders>
-            <w:shd w:val="clear" w:color="auto" w:fill="EBF3FB"/>
-            <w:tcMar>
-              <w:top w:w="80" w:type="dxa"/>
-              <w:left w:w="120" w:type="dxa"/>
-              <w:bottom w:w="80" w:type="dxa"/>
-              <w:right w:w="120" w:type="dxa"/>
-            </w:tcMar>
-          </w:tcPr>
-          <w:p>
-            <w:pPr>
-              <w:jc w:val="center"/>
-            </w:pPr>
-            <w:r>
-              <w:rPr>
-                <w:rFonts w:cs="Times New Roman"/>
-                <w:sz w:val="18"/>
-                <w:szCs w:val="18"/>
-              </w:rPr>
-              <w:t>0.838</w:t>
-            </w:r>
-          </w:p>
-        </w:tc>
-        <w:tc>
-          <w:tcPr>
-            <w:tcW w:w="1100" w:type="dxa"/>
-            <w:tcBorders>
-              <w:top w:val="single" w:sz="4" w:space="0" w:color="AAAAAA"/>
-              <w:left w:val="single" w:sz="4" w:space="0" w:color="AAAAAA"/>
-              <w:bottom w:val="single" w:sz="4" w:space="0" w:color="AAAAAA"/>
-              <w:right w:val="single" w:sz="4" w:space="0" w:color="AAAAAA"/>
-            </w:tcBorders>
-            <w:shd w:val="clear" w:color="auto" w:fill="EBF3FB"/>
-            <w:tcMar>
-              <w:top w:w="80" w:type="dxa"/>
-              <w:left w:w="120" w:type="dxa"/>
-              <w:bottom w:w="80" w:type="dxa"/>
-              <w:right w:w="120" w:type="dxa"/>
-            </w:tcMar>
-          </w:tcPr>
-          <w:p>
-            <w:pPr>
-              <w:jc w:val="center"/>
-            </w:pPr>
-            <w:r>
-              <w:rPr>
-                <w:rFonts w:cs="Times New Roman"/>
-                <w:sz w:val="18"/>
-                <w:szCs w:val="18"/>
-              </w:rPr>
-              <w:t>0.688</w:t>
-            </w:r>
-          </w:p>
-        </w:tc>
-        <w:tc>
-          <w:tcPr>
-            <w:tcW w:w="1100" w:type="dxa"/>
-            <w:tcBorders>
-              <w:top w:val="single" w:sz="4" w:space="0" w:color="AAAAAA"/>
-              <w:left w:val="single" w:sz="4" w:space="0" w:color="AAAAAA"/>
-              <w:bottom w:val="single" w:sz="4" w:space="0" w:color="AAAAAA"/>
-              <w:right w:val="single" w:sz="4" w:space="0" w:color="AAAAAA"/>
-            </w:tcBorders>
-            <w:shd w:val="clear" w:color="auto" w:fill="EBF3FB"/>
-            <w:tcMar>
-              <w:top w:w="80" w:type="dxa"/>
-              <w:left w:w="120" w:type="dxa"/>
-              <w:bottom w:w="80" w:type="dxa"/>
-              <w:right w:w="120" w:type="dxa"/>
-            </w:tcMar>
-          </w:tcPr>
-          <w:p>
-            <w:pPr>
-              <w:jc w:val="center"/>
-            </w:pPr>
-            <w:r>
-              <w:rPr>
-                <w:rFonts w:cs="Times New Roman"/>
-                <w:sz w:val="18"/>
-                <w:szCs w:val="18"/>
-              </w:rPr>
-              <w:t>0.750</w:t>
-            </w:r>
-          </w:p>
-        </w:tc>
-        <w:tc>
-          <w:tcPr>
-            <w:tcW w:w="1100" w:type="dxa"/>
-            <w:tcBorders>
-              <w:top w:val="single" w:sz="4" w:space="0" w:color="AAAAAA"/>
-              <w:left w:val="single" w:sz="4" w:space="0" w:color="AAAAAA"/>
-              <w:bottom w:val="single" w:sz="4" w:space="0" w:color="AAAAAA"/>
-              <w:right w:val="single" w:sz="4" w:space="0" w:color="AAAAAA"/>
-            </w:tcBorders>
-            <w:shd w:val="clear" w:color="auto" w:fill="EBF3FB"/>
-            <w:tcMar>
-              <w:top w:w="80" w:type="dxa"/>
-              <w:left w:w="120" w:type="dxa"/>
-              <w:bottom w:w="80" w:type="dxa"/>
-              <w:right w:w="120" w:type="dxa"/>
-            </w:tcMar>
-          </w:tcPr>
-          <w:p>
-            <w:pPr>
-              <w:jc w:val="center"/>
-            </w:pPr>
-            <w:r>
-              <w:rPr>
-                <w:rFonts w:cs="Times New Roman"/>
+              <w:t xml:space="preserve">Logistic Reg. </w:t>
+            </w:r>
+            <w:r>
+              <w:rPr>
+                <w:rFonts w:ascii="Segoe UI Symbol" w:hAnsi="Segoe UI Symbol" w:cs="Segoe UI Symbol"/>
                 <w:b/>
                 <w:bCs/>
                 <w:sz w:val="18"/>
                 <w:szCs w:val="18"/>
               </w:rPr>
-              <w:t>0.717</w:t>
-            </w:r>
-          </w:p>
-        </w:tc>
-        <w:tc>
-          <w:tcPr>
-            <w:tcW w:w="1260" w:type="dxa"/>
+              <w:t>★✓</w:t>
+            </w:r>
+          </w:p>
+        </w:tc>
+        <w:tc>
+          <w:tcPr>
+            <w:tcW w:w="1100" w:type="dxa"/>
             <w:tcBorders>
               <w:top w:val="single" w:sz="4" w:space="0" w:color="AAAAAA"/>
               <w:left w:val="single" w:sz="4" w:space="0" w:color="AAAAAA"/>
@@ -8047,20 +8960,23 @@
           <w:p>
             <w:pPr>
               <w:jc w:val="center"/>
-            </w:pPr>
-            <w:r>
-              <w:rPr>
-                <w:rFonts w:cs="Times New Roman"/>
-                <w:sz w:val="18"/>
-                <w:szCs w:val="18"/>
-              </w:rPr>
-              <w:t>0.873</w:t>
-            </w:r>
-          </w:p>
-        </w:tc>
-        <w:tc>
-          <w:tcPr>
-            <w:tcW w:w="1900" w:type="dxa"/>
+              <w:rPr>
+                <w:rFonts w:cs="Times New Roman"/>
+              </w:rPr>
+            </w:pPr>
+            <w:r>
+              <w:rPr>
+                <w:rFonts w:cs="Times New Roman"/>
+                <w:sz w:val="18"/>
+                <w:szCs w:val="18"/>
+              </w:rPr>
+              <w:t>0.838</w:t>
+            </w:r>
+          </w:p>
+        </w:tc>
+        <w:tc>
+          <w:tcPr>
+            <w:tcW w:w="1100" w:type="dxa"/>
             <w:tcBorders>
               <w:top w:val="single" w:sz="4" w:space="0" w:color="AAAAAA"/>
               <w:left w:val="single" w:sz="4" w:space="0" w:color="AAAAAA"/>
@@ -8078,6 +8994,77 @@
           <w:p>
             <w:pPr>
               <w:jc w:val="center"/>
+              <w:rPr>
+                <w:rFonts w:cs="Times New Roman"/>
+              </w:rPr>
+            </w:pPr>
+            <w:r>
+              <w:rPr>
+                <w:rFonts w:cs="Times New Roman"/>
+                <w:sz w:val="18"/>
+                <w:szCs w:val="18"/>
+              </w:rPr>
+              <w:t>0.688</w:t>
+            </w:r>
+          </w:p>
+        </w:tc>
+        <w:tc>
+          <w:tcPr>
+            <w:tcW w:w="1100" w:type="dxa"/>
+            <w:tcBorders>
+              <w:top w:val="single" w:sz="4" w:space="0" w:color="AAAAAA"/>
+              <w:left w:val="single" w:sz="4" w:space="0" w:color="AAAAAA"/>
+              <w:bottom w:val="single" w:sz="4" w:space="0" w:color="AAAAAA"/>
+              <w:right w:val="single" w:sz="4" w:space="0" w:color="AAAAAA"/>
+            </w:tcBorders>
+            <w:shd w:val="clear" w:color="auto" w:fill="EBF3FB"/>
+            <w:tcMar>
+              <w:top w:w="80" w:type="dxa"/>
+              <w:left w:w="120" w:type="dxa"/>
+              <w:bottom w:w="80" w:type="dxa"/>
+              <w:right w:w="120" w:type="dxa"/>
+            </w:tcMar>
+          </w:tcPr>
+          <w:p>
+            <w:pPr>
+              <w:jc w:val="center"/>
+              <w:rPr>
+                <w:rFonts w:cs="Times New Roman"/>
+              </w:rPr>
+            </w:pPr>
+            <w:r>
+              <w:rPr>
+                <w:rFonts w:cs="Times New Roman"/>
+                <w:sz w:val="18"/>
+                <w:szCs w:val="18"/>
+              </w:rPr>
+              <w:t>0.750</w:t>
+            </w:r>
+          </w:p>
+        </w:tc>
+        <w:tc>
+          <w:tcPr>
+            <w:tcW w:w="1100" w:type="dxa"/>
+            <w:tcBorders>
+              <w:top w:val="single" w:sz="4" w:space="0" w:color="AAAAAA"/>
+              <w:left w:val="single" w:sz="4" w:space="0" w:color="AAAAAA"/>
+              <w:bottom w:val="single" w:sz="4" w:space="0" w:color="AAAAAA"/>
+              <w:right w:val="single" w:sz="4" w:space="0" w:color="AAAAAA"/>
+            </w:tcBorders>
+            <w:shd w:val="clear" w:color="auto" w:fill="EBF3FB"/>
+            <w:tcMar>
+              <w:top w:w="80" w:type="dxa"/>
+              <w:left w:w="120" w:type="dxa"/>
+              <w:bottom w:w="80" w:type="dxa"/>
+              <w:right w:w="120" w:type="dxa"/>
+            </w:tcMar>
+          </w:tcPr>
+          <w:p>
+            <w:pPr>
+              <w:jc w:val="center"/>
+              <w:rPr>
+                <w:rFonts w:cs="Times New Roman"/>
+              </w:rPr>
             </w:pPr>
             <w:r>
               <w:rPr>
@@ -8087,18 +9074,82 @@
                 <w:sz w:val="18"/>
                 <w:szCs w:val="18"/>
               </w:rPr>
+              <w:t>0.717</w:t>
+            </w:r>
+          </w:p>
+        </w:tc>
+        <w:tc>
+          <w:tcPr>
+            <w:tcW w:w="1260" w:type="dxa"/>
+            <w:tcBorders>
+              <w:top w:val="single" w:sz="4" w:space="0" w:color="AAAAAA"/>
+              <w:left w:val="single" w:sz="4" w:space="0" w:color="AAAAAA"/>
+              <w:bottom w:val="single" w:sz="4" w:space="0" w:color="AAAAAA"/>
+              <w:right w:val="single" w:sz="4" w:space="0" w:color="AAAAAA"/>
+            </w:tcBorders>
+            <w:shd w:val="clear" w:color="auto" w:fill="EBF3FB"/>
+            <w:tcMar>
+              <w:top w:w="80" w:type="dxa"/>
+              <w:left w:w="120" w:type="dxa"/>
+              <w:bottom w:w="80" w:type="dxa"/>
+              <w:right w:w="120" w:type="dxa"/>
+            </w:tcMar>
+          </w:tcPr>
+          <w:p>
+            <w:pPr>
+              <w:jc w:val="center"/>
+              <w:rPr>
+                <w:rFonts w:cs="Times New Roman"/>
+              </w:rPr>
+            </w:pPr>
+            <w:r>
+              <w:rPr>
+                <w:rFonts w:cs="Times New Roman"/>
+                <w:sz w:val="18"/>
+                <w:szCs w:val="18"/>
+              </w:rPr>
+              <w:t>0.873</w:t>
+            </w:r>
+          </w:p>
+        </w:tc>
+        <w:tc>
+          <w:tcPr>
+            <w:tcW w:w="1900" w:type="dxa"/>
+            <w:tcBorders>
+              <w:top w:val="single" w:sz="4" w:space="0" w:color="AAAAAA"/>
+              <w:left w:val="single" w:sz="4" w:space="0" w:color="AAAAAA"/>
+              <w:bottom w:val="single" w:sz="4" w:space="0" w:color="AAAAAA"/>
+              <w:right w:val="single" w:sz="4" w:space="0" w:color="AAAAAA"/>
+            </w:tcBorders>
+            <w:shd w:val="clear" w:color="auto" w:fill="EBF3FB"/>
+            <w:tcMar>
+              <w:top w:w="80" w:type="dxa"/>
+              <w:left w:w="120" w:type="dxa"/>
+              <w:bottom w:w="80" w:type="dxa"/>
+              <w:right w:w="120" w:type="dxa"/>
+            </w:tcMar>
+          </w:tcPr>
+          <w:p>
+            <w:pPr>
+              <w:jc w:val="center"/>
+              <w:rPr>
+                <w:rFonts w:cs="Times New Roman"/>
+              </w:rPr>
+            </w:pPr>
+            <w:r>
+              <w:rPr>
+                <w:rFonts w:cs="Times New Roman"/>
+                <w:b/>
+                <w:bCs/>
+                <w:sz w:val="18"/>
+                <w:szCs w:val="18"/>
+              </w:rPr>
               <w:t>0.879 ± 0.027</w:t>
             </w:r>
           </w:p>
         </w:tc>
       </w:tr>
       <w:tr>
-        <w:tblPrEx>
-          <w:tblCellMar>
-            <w:top w:w="0" w:type="dxa"/>
-            <w:bottom w:w="0" w:type="dxa"/>
-          </w:tblCellMar>
-        </w:tblPrEx>
         <w:trPr>
           <w:jc w:val="center"/>
         </w:trPr>
@@ -8120,6 +9171,11 @@
             </w:tcMar>
           </w:tcPr>
           <w:p>
+            <w:pPr>
+              <w:rPr>
+                <w:rFonts w:cs="Times New Roman"/>
+              </w:rPr>
+            </w:pPr>
             <w:r>
               <w:rPr>
                 <w:rFonts w:cs="Times New Roman"/>
@@ -8150,6 +9206,9 @@
           <w:p>
             <w:pPr>
               <w:jc w:val="center"/>
+              <w:rPr>
+                <w:rFonts w:cs="Times New Roman"/>
+              </w:rPr>
             </w:pPr>
             <w:r>
               <w:rPr>
@@ -8181,6 +9240,9 @@
           <w:p>
             <w:pPr>
               <w:jc w:val="center"/>
+              <w:rPr>
+                <w:rFonts w:cs="Times New Roman"/>
+              </w:rPr>
             </w:pPr>
             <w:r>
               <w:rPr>
@@ -8212,6 +9274,9 @@
           <w:p>
             <w:pPr>
               <w:jc w:val="center"/>
+              <w:rPr>
+                <w:rFonts w:cs="Times New Roman"/>
+              </w:rPr>
             </w:pPr>
             <w:r>
               <w:rPr>
@@ -8243,6 +9308,9 @@
           <w:p>
             <w:pPr>
               <w:jc w:val="center"/>
+              <w:rPr>
+                <w:rFonts w:cs="Times New Roman"/>
+              </w:rPr>
             </w:pPr>
             <w:r>
               <w:rPr>
@@ -8274,6 +9342,9 @@
           <w:p>
             <w:pPr>
               <w:jc w:val="center"/>
+              <w:rPr>
+                <w:rFonts w:cs="Times New Roman"/>
+              </w:rPr>
             </w:pPr>
             <w:r>
               <w:rPr>
@@ -8305,6 +9376,9 @@
           <w:p>
             <w:pPr>
               <w:jc w:val="center"/>
+              <w:rPr>
+                <w:rFonts w:cs="Times New Roman"/>
+              </w:rPr>
             </w:pPr>
             <w:r>
               <w:rPr>
@@ -8318,12 +9392,6 @@
         </w:tc>
       </w:tr>
       <w:tr>
-        <w:tblPrEx>
-          <w:tblCellMar>
-            <w:top w:w="0" w:type="dxa"/>
-            <w:bottom w:w="0" w:type="dxa"/>
-          </w:tblCellMar>
-        </w:tblPrEx>
         <w:trPr>
           <w:jc w:val="center"/>
         </w:trPr>
@@ -8345,6 +9413,11 @@
             </w:tcMar>
           </w:tcPr>
           <w:p>
+            <w:pPr>
+              <w:rPr>
+                <w:rFonts w:cs="Times New Roman"/>
+              </w:rPr>
+            </w:pPr>
             <w:r>
               <w:rPr>
                 <w:rFonts w:cs="Times New Roman"/>
@@ -8375,6 +9448,9 @@
           <w:p>
             <w:pPr>
               <w:jc w:val="center"/>
+              <w:rPr>
+                <w:rFonts w:cs="Times New Roman"/>
+              </w:rPr>
             </w:pPr>
             <w:r>
               <w:rPr>
@@ -8406,6 +9482,9 @@
           <w:p>
             <w:pPr>
               <w:jc w:val="center"/>
+              <w:rPr>
+                <w:rFonts w:cs="Times New Roman"/>
+              </w:rPr>
             </w:pPr>
             <w:r>
               <w:rPr>
@@ -8437,6 +9516,9 @@
           <w:p>
             <w:pPr>
               <w:jc w:val="center"/>
+              <w:rPr>
+                <w:rFonts w:cs="Times New Roman"/>
+              </w:rPr>
             </w:pPr>
             <w:r>
               <w:rPr>
@@ -8468,6 +9550,9 @@
           <w:p>
             <w:pPr>
               <w:jc w:val="center"/>
+              <w:rPr>
+                <w:rFonts w:cs="Times New Roman"/>
+              </w:rPr>
             </w:pPr>
             <w:r>
               <w:rPr>
@@ -8499,6 +9584,9 @@
           <w:p>
             <w:pPr>
               <w:jc w:val="center"/>
+              <w:rPr>
+                <w:rFonts w:cs="Times New Roman"/>
+              </w:rPr>
             </w:pPr>
             <w:r>
               <w:rPr>
@@ -8530,6 +9618,9 @@
           <w:p>
             <w:pPr>
               <w:jc w:val="center"/>
+              <w:rPr>
+                <w:rFonts w:cs="Times New Roman"/>
+              </w:rPr>
             </w:pPr>
             <w:r>
               <w:rPr>
@@ -8543,12 +9634,6 @@
         </w:tc>
       </w:tr>
       <w:tr>
-        <w:tblPrEx>
-          <w:tblCellMar>
-            <w:top w:w="0" w:type="dxa"/>
-            <w:bottom w:w="0" w:type="dxa"/>
-          </w:tblCellMar>
-        </w:tblPrEx>
         <w:trPr>
           <w:jc w:val="center"/>
         </w:trPr>
@@ -8570,13 +9655,26 @@
             </w:tcMar>
           </w:tcPr>
           <w:p>
-            <w:r>
-              <w:rPr>
-                <w:rFonts w:cs="Times New Roman"/>
-                <w:sz w:val="18"/>
-                <w:szCs w:val="18"/>
-              </w:rPr>
-              <w:t>LightGBM ★</w:t>
+            <w:pPr>
+              <w:rPr>
+                <w:rFonts w:cs="Times New Roman"/>
+              </w:rPr>
+            </w:pPr>
+            <w:r>
+              <w:rPr>
+                <w:rFonts w:cs="Times New Roman"/>
+                <w:sz w:val="18"/>
+                <w:szCs w:val="18"/>
+              </w:rPr>
+              <w:t xml:space="preserve">LightGBM </w:t>
+            </w:r>
+            <w:r>
+              <w:rPr>
+                <w:rFonts w:ascii="Segoe UI Symbol" w:hAnsi="Segoe UI Symbol" w:cs="Segoe UI Symbol"/>
+                <w:sz w:val="18"/>
+                <w:szCs w:val="18"/>
+              </w:rPr>
+              <w:t>★</w:t>
             </w:r>
           </w:p>
         </w:tc>
@@ -8600,6 +9698,9 @@
           <w:p>
             <w:pPr>
               <w:jc w:val="center"/>
+              <w:rPr>
+                <w:rFonts w:cs="Times New Roman"/>
+              </w:rPr>
             </w:pPr>
             <w:r>
               <w:rPr>
@@ -8631,6 +9732,9 @@
           <w:p>
             <w:pPr>
               <w:jc w:val="center"/>
+              <w:rPr>
+                <w:rFonts w:cs="Times New Roman"/>
+              </w:rPr>
             </w:pPr>
             <w:r>
               <w:rPr>
@@ -8662,6 +9766,9 @@
           <w:p>
             <w:pPr>
               <w:jc w:val="center"/>
+              <w:rPr>
+                <w:rFonts w:cs="Times New Roman"/>
+              </w:rPr>
             </w:pPr>
             <w:r>
               <w:rPr>
@@ -8693,6 +9800,9 @@
           <w:p>
             <w:pPr>
               <w:jc w:val="center"/>
+              <w:rPr>
+                <w:rFonts w:cs="Times New Roman"/>
+              </w:rPr>
             </w:pPr>
             <w:r>
               <w:rPr>
@@ -8724,6 +9834,9 @@
           <w:p>
             <w:pPr>
               <w:jc w:val="center"/>
+              <w:rPr>
+                <w:rFonts w:cs="Times New Roman"/>
+              </w:rPr>
             </w:pPr>
             <w:r>
               <w:rPr>
@@ -8755,6 +9868,9 @@
           <w:p>
             <w:pPr>
               <w:jc w:val="center"/>
+              <w:rPr>
+                <w:rFonts w:cs="Times New Roman"/>
+              </w:rPr>
             </w:pPr>
             <w:r>
               <w:rPr>
@@ -8768,12 +9884,6 @@
         </w:tc>
       </w:tr>
       <w:tr>
-        <w:tblPrEx>
-          <w:tblCellMar>
-            <w:top w:w="0" w:type="dxa"/>
-            <w:bottom w:w="0" w:type="dxa"/>
-          </w:tblCellMar>
-        </w:tblPrEx>
         <w:trPr>
           <w:jc w:val="center"/>
         </w:trPr>
@@ -8795,12 +9905,18 @@
             </w:tcMar>
           </w:tcPr>
           <w:p>
-            <w:r>
-              <w:rPr>
-                <w:rFonts w:cs="Times New Roman"/>
-                <w:sz w:val="18"/>
-                <w:szCs w:val="18"/>
-              </w:rPr>
+            <w:pPr>
+              <w:rPr>
+                <w:rFonts w:cs="Times New Roman"/>
+              </w:rPr>
+            </w:pPr>
+            <w:r>
+              <w:rPr>
+                <w:rFonts w:cs="Times New Roman"/>
+                <w:sz w:val="18"/>
+                <w:szCs w:val="18"/>
+              </w:rPr>
+              <w:lastRenderedPageBreak/>
               <w:t>SVM (RBF)</w:t>
             </w:r>
           </w:p>
@@ -8825,6 +9941,9 @@
           <w:p>
             <w:pPr>
               <w:jc w:val="center"/>
+              <w:rPr>
+                <w:rFonts w:cs="Times New Roman"/>
+              </w:rPr>
             </w:pPr>
             <w:r>
               <w:rPr>
@@ -8856,6 +9975,9 @@
           <w:p>
             <w:pPr>
               <w:jc w:val="center"/>
+              <w:rPr>
+                <w:rFonts w:cs="Times New Roman"/>
+              </w:rPr>
             </w:pPr>
             <w:r>
               <w:rPr>
@@ -8887,6 +10009,9 @@
           <w:p>
             <w:pPr>
               <w:jc w:val="center"/>
+              <w:rPr>
+                <w:rFonts w:cs="Times New Roman"/>
+              </w:rPr>
             </w:pPr>
             <w:r>
               <w:rPr>
@@ -8918,6 +10043,9 @@
           <w:p>
             <w:pPr>
               <w:jc w:val="center"/>
+              <w:rPr>
+                <w:rFonts w:cs="Times New Roman"/>
+              </w:rPr>
             </w:pPr>
             <w:r>
               <w:rPr>
@@ -8949,6 +10077,9 @@
           <w:p>
             <w:pPr>
               <w:jc w:val="center"/>
+              <w:rPr>
+                <w:rFonts w:cs="Times New Roman"/>
+              </w:rPr>
             </w:pPr>
             <w:r>
               <w:rPr>
@@ -8980,6 +10111,9 @@
           <w:p>
             <w:pPr>
               <w:jc w:val="center"/>
+              <w:rPr>
+                <w:rFonts w:cs="Times New Roman"/>
+              </w:rPr>
             </w:pPr>
             <w:r>
               <w:rPr>
@@ -8993,12 +10127,6 @@
         </w:tc>
       </w:tr>
       <w:tr>
-        <w:tblPrEx>
-          <w:tblCellMar>
-            <w:top w:w="0" w:type="dxa"/>
-            <w:bottom w:w="0" w:type="dxa"/>
-          </w:tblCellMar>
-        </w:tblPrEx>
         <w:trPr>
           <w:jc w:val="center"/>
         </w:trPr>
@@ -9020,6 +10148,11 @@
             </w:tcMar>
           </w:tcPr>
           <w:p>
+            <w:pPr>
+              <w:rPr>
+                <w:rFonts w:cs="Times New Roman"/>
+              </w:rPr>
+            </w:pPr>
             <w:r>
               <w:rPr>
                 <w:rFonts w:cs="Times New Roman"/>
@@ -9050,6 +10183,9 @@
           <w:p>
             <w:pPr>
               <w:jc w:val="center"/>
+              <w:rPr>
+                <w:rFonts w:cs="Times New Roman"/>
+              </w:rPr>
             </w:pPr>
             <w:r>
               <w:rPr>
@@ -9081,6 +10217,9 @@
           <w:p>
             <w:pPr>
               <w:jc w:val="center"/>
+              <w:rPr>
+                <w:rFonts w:cs="Times New Roman"/>
+              </w:rPr>
             </w:pPr>
             <w:r>
               <w:rPr>
@@ -9112,6 +10251,9 @@
           <w:p>
             <w:pPr>
               <w:jc w:val="center"/>
+              <w:rPr>
+                <w:rFonts w:cs="Times New Roman"/>
+              </w:rPr>
             </w:pPr>
             <w:r>
               <w:rPr>
@@ -9143,6 +10285,9 @@
           <w:p>
             <w:pPr>
               <w:jc w:val="center"/>
+              <w:rPr>
+                <w:rFonts w:cs="Times New Roman"/>
+              </w:rPr>
             </w:pPr>
             <w:r>
               <w:rPr>
@@ -9174,6 +10319,9 @@
           <w:p>
             <w:pPr>
               <w:jc w:val="center"/>
+              <w:rPr>
+                <w:rFonts w:cs="Times New Roman"/>
+              </w:rPr>
             </w:pPr>
             <w:r>
               <w:rPr>
@@ -9205,6 +10353,9 @@
           <w:p>
             <w:pPr>
               <w:jc w:val="center"/>
+              <w:rPr>
+                <w:rFonts w:cs="Times New Roman"/>
+              </w:rPr>
             </w:pPr>
             <w:r>
               <w:rPr>
@@ -9218,12 +10369,6 @@
         </w:tc>
       </w:tr>
       <w:tr>
-        <w:tblPrEx>
-          <w:tblCellMar>
-            <w:top w:w="0" w:type="dxa"/>
-            <w:bottom w:w="0" w:type="dxa"/>
-          </w:tblCellMar>
-        </w:tblPrEx>
         <w:trPr>
           <w:jc w:val="center"/>
         </w:trPr>
@@ -9245,6 +10390,11 @@
             </w:tcMar>
           </w:tcPr>
           <w:p>
+            <w:pPr>
+              <w:rPr>
+                <w:rFonts w:cs="Times New Roman"/>
+              </w:rPr>
+            </w:pPr>
             <w:r>
               <w:rPr>
                 <w:rFonts w:cs="Times New Roman"/>
@@ -9275,6 +10425,9 @@
           <w:p>
             <w:pPr>
               <w:jc w:val="center"/>
+              <w:rPr>
+                <w:rFonts w:cs="Times New Roman"/>
+              </w:rPr>
             </w:pPr>
             <w:r>
               <w:rPr>
@@ -9306,6 +10459,9 @@
           <w:p>
             <w:pPr>
               <w:jc w:val="center"/>
+              <w:rPr>
+                <w:rFonts w:cs="Times New Roman"/>
+              </w:rPr>
             </w:pPr>
             <w:r>
               <w:rPr>
@@ -9337,6 +10493,9 @@
           <w:p>
             <w:pPr>
               <w:jc w:val="center"/>
+              <w:rPr>
+                <w:rFonts w:cs="Times New Roman"/>
+              </w:rPr>
             </w:pPr>
             <w:r>
               <w:rPr>
@@ -9368,6 +10527,9 @@
           <w:p>
             <w:pPr>
               <w:jc w:val="center"/>
+              <w:rPr>
+                <w:rFonts w:cs="Times New Roman"/>
+              </w:rPr>
             </w:pPr>
             <w:r>
               <w:rPr>
@@ -9399,6 +10561,9 @@
           <w:p>
             <w:pPr>
               <w:jc w:val="center"/>
+              <w:rPr>
+                <w:rFonts w:cs="Times New Roman"/>
+              </w:rPr>
             </w:pPr>
             <w:r>
               <w:rPr>
@@ -9430,6 +10595,9 @@
           <w:p>
             <w:pPr>
               <w:jc w:val="center"/>
+              <w:rPr>
+                <w:rFonts w:cs="Times New Roman"/>
+              </w:rPr>
             </w:pPr>
             <w:r>
               <w:rPr>
@@ -9443,12 +10611,6 @@
         </w:tc>
       </w:tr>
       <w:tr>
-        <w:tblPrEx>
-          <w:tblCellMar>
-            <w:top w:w="0" w:type="dxa"/>
-            <w:bottom w:w="0" w:type="dxa"/>
-          </w:tblCellMar>
-        </w:tblPrEx>
         <w:trPr>
           <w:jc w:val="center"/>
         </w:trPr>
@@ -9470,6 +10632,11 @@
             </w:tcMar>
           </w:tcPr>
           <w:p>
+            <w:pPr>
+              <w:rPr>
+                <w:rFonts w:cs="Times New Roman"/>
+              </w:rPr>
+            </w:pPr>
             <w:r>
               <w:rPr>
                 <w:rFonts w:cs="Times New Roman"/>
@@ -9500,6 +10667,9 @@
           <w:p>
             <w:pPr>
               <w:jc w:val="center"/>
+              <w:rPr>
+                <w:rFonts w:cs="Times New Roman"/>
+              </w:rPr>
             </w:pPr>
             <w:r>
               <w:rPr>
@@ -9531,6 +10701,9 @@
           <w:p>
             <w:pPr>
               <w:jc w:val="center"/>
+              <w:rPr>
+                <w:rFonts w:cs="Times New Roman"/>
+              </w:rPr>
             </w:pPr>
             <w:r>
               <w:rPr>
@@ -9562,6 +10735,9 @@
           <w:p>
             <w:pPr>
               <w:jc w:val="center"/>
+              <w:rPr>
+                <w:rFonts w:cs="Times New Roman"/>
+              </w:rPr>
             </w:pPr>
             <w:r>
               <w:rPr>
@@ -9593,6 +10769,9 @@
           <w:p>
             <w:pPr>
               <w:jc w:val="center"/>
+              <w:rPr>
+                <w:rFonts w:cs="Times New Roman"/>
+              </w:rPr>
             </w:pPr>
             <w:r>
               <w:rPr>
@@ -9624,6 +10803,9 @@
           <w:p>
             <w:pPr>
               <w:jc w:val="center"/>
+              <w:rPr>
+                <w:rFonts w:cs="Times New Roman"/>
+              </w:rPr>
             </w:pPr>
             <w:r>
               <w:rPr>
@@ -9655,6 +10837,9 @@
           <w:p>
             <w:pPr>
               <w:jc w:val="center"/>
+              <w:rPr>
+                <w:rFonts w:cs="Times New Roman"/>
+              </w:rPr>
             </w:pPr>
             <w:r>
               <w:rPr>
@@ -9668,12 +10853,6 @@
         </w:tc>
       </w:tr>
       <w:tr>
-        <w:tblPrEx>
-          <w:tblCellMar>
-            <w:top w:w="0" w:type="dxa"/>
-            <w:bottom w:w="0" w:type="dxa"/>
-          </w:tblCellMar>
-        </w:tblPrEx>
         <w:trPr>
           <w:jc w:val="center"/>
         </w:trPr>
@@ -9695,6 +10874,11 @@
             </w:tcMar>
           </w:tcPr>
           <w:p>
+            <w:pPr>
+              <w:rPr>
+                <w:rFonts w:cs="Times New Roman"/>
+              </w:rPr>
+            </w:pPr>
             <w:r>
               <w:rPr>
                 <w:rFonts w:cs="Times New Roman"/>
@@ -9725,6 +10909,9 @@
           <w:p>
             <w:pPr>
               <w:jc w:val="center"/>
+              <w:rPr>
+                <w:rFonts w:cs="Times New Roman"/>
+              </w:rPr>
             </w:pPr>
             <w:r>
               <w:rPr>
@@ -9756,6 +10943,9 @@
           <w:p>
             <w:pPr>
               <w:jc w:val="center"/>
+              <w:rPr>
+                <w:rFonts w:cs="Times New Roman"/>
+              </w:rPr>
             </w:pPr>
             <w:r>
               <w:rPr>
@@ -9787,6 +10977,9 @@
           <w:p>
             <w:pPr>
               <w:jc w:val="center"/>
+              <w:rPr>
+                <w:rFonts w:cs="Times New Roman"/>
+              </w:rPr>
             </w:pPr>
             <w:r>
               <w:rPr>
@@ -9818,6 +11011,9 @@
           <w:p>
             <w:pPr>
               <w:jc w:val="center"/>
+              <w:rPr>
+                <w:rFonts w:cs="Times New Roman"/>
+              </w:rPr>
             </w:pPr>
             <w:r>
               <w:rPr>
@@ -9849,6 +11045,9 @@
           <w:p>
             <w:pPr>
               <w:jc w:val="center"/>
+              <w:rPr>
+                <w:rFonts w:cs="Times New Roman"/>
+              </w:rPr>
             </w:pPr>
             <w:r>
               <w:rPr>
@@ -9880,6 +11079,9 @@
           <w:p>
             <w:pPr>
               <w:jc w:val="center"/>
+              <w:rPr>
+                <w:rFonts w:cs="Times New Roman"/>
+              </w:rPr>
             </w:pPr>
             <w:r>
               <w:rPr>
@@ -9896,12 +11098,18 @@
     <w:p>
       <w:pPr>
         <w:spacing w:after="60"/>
+        <w:rPr>
+          <w:rFonts w:cs="Times New Roman"/>
+        </w:rPr>
       </w:pPr>
     </w:p>
     <w:p>
       <w:pPr>
         <w:spacing w:before="60" w:after="60"/>
         <w:jc w:val="both"/>
+        <w:rPr>
+          <w:rFonts w:cs="Times New Roman"/>
+        </w:rPr>
       </w:pPr>
       <w:r>
         <w:rPr>
@@ -9915,21 +11123,27 @@
     <w:p>
       <w:pPr>
         <w:spacing w:after="80"/>
+        <w:rPr>
+          <w:rFonts w:cs="Times New Roman"/>
+        </w:rPr>
       </w:pPr>
     </w:p>
     <w:p>
       <w:pPr>
         <w:spacing w:before="40" w:after="40"/>
         <w:jc w:val="center"/>
+        <w:rPr>
+          <w:rFonts w:cs="Times New Roman"/>
+        </w:rPr>
       </w:pPr>
       <w:r>
         <w:rPr>
+          <w:rFonts w:cs="Times New Roman"/>
           <w:noProof/>
         </w:rPr>
-        <w:lastRenderedPageBreak/>
         <w:drawing>
           <wp:inline distT="0" distB="0" distL="0" distR="0">
-            <wp:extent cx="5334000" cy="3952875"/>
+            <wp:extent cx="4001589" cy="2965463"/>
             <wp:effectExtent l="0" t="0" r="0" b="0"/>
             <wp:docPr id="1" name="/home/claude/figs/fig1_roc_curves.png" descr="/home/claude/figs/fig1_roc_curves.png" title="/home/claude/figs/fig1_roc_curves.png"/>
             <wp:cNvGraphicFramePr>
@@ -9954,7 +11168,7 @@
                   <pic:spPr bwMode="auto">
                     <a:xfrm>
                       <a:off x="0" y="0"/>
-                      <a:ext cx="5334000" cy="3952875"/>
+                      <a:ext cx="4039987" cy="2993919"/>
                     </a:xfrm>
                     <a:prstGeom prst="rect">
                       <a:avLst/>
@@ -9971,6 +11185,9 @@
       <w:pPr>
         <w:spacing w:before="60" w:after="80"/>
         <w:jc w:val="center"/>
+        <w:rPr>
+          <w:rFonts w:cs="Times New Roman"/>
+        </w:rPr>
       </w:pPr>
       <w:r>
         <w:rPr>
@@ -9988,21 +11205,28 @@
     <w:p>
       <w:pPr>
         <w:spacing w:after="60"/>
+        <w:rPr>
+          <w:rFonts w:cs="Times New Roman"/>
+        </w:rPr>
       </w:pPr>
     </w:p>
     <w:p>
       <w:pPr>
         <w:spacing w:before="40" w:after="40"/>
         <w:jc w:val="center"/>
+        <w:rPr>
+          <w:rFonts w:cs="Times New Roman"/>
+        </w:rPr>
       </w:pPr>
       <w:r>
         <w:rPr>
+          <w:rFonts w:cs="Times New Roman"/>
           <w:noProof/>
         </w:rPr>
         <w:drawing>
           <wp:inline distT="0" distB="0" distL="0" distR="0">
-            <wp:extent cx="5334000" cy="3143250"/>
-            <wp:effectExtent l="0" t="0" r="0" b="0"/>
+            <wp:extent cx="4994366" cy="2943109"/>
+            <wp:effectExtent l="0" t="0" r="0" b="3810"/>
             <wp:docPr id="2093825866" name="/home/claude/figs/fig2_cv_auc_ci.png" descr="/home/claude/figs/fig2_cv_auc_ci.png" title="/home/claude/figs/fig2_cv_auc_ci.png"/>
             <wp:cNvGraphicFramePr>
               <a:graphicFrameLocks xmlns:a="http://schemas.openxmlformats.org/drawingml/2006/main" noChangeAspect="1"/>
@@ -10026,7 +11250,7 @@
                   <pic:spPr bwMode="auto">
                     <a:xfrm>
                       <a:off x="0" y="0"/>
-                      <a:ext cx="5334000" cy="3143250"/>
+                      <a:ext cx="5020422" cy="2958464"/>
                     </a:xfrm>
                     <a:prstGeom prst="rect">
                       <a:avLst/>
@@ -10043,6 +11267,9 @@
       <w:pPr>
         <w:spacing w:before="60" w:after="80"/>
         <w:jc w:val="center"/>
+        <w:rPr>
+          <w:rFonts w:cs="Times New Roman"/>
+        </w:rPr>
       </w:pPr>
       <w:r>
         <w:rPr>
@@ -10059,32 +11286,27 @@
     </w:p>
     <w:p>
       <w:pPr>
-        <w:spacing w:after="80"/>
-      </w:pPr>
-    </w:p>
-    <w:p>
-      <w:pPr>
-        <w:spacing w:before="60" w:after="60"/>
-        <w:jc w:val="both"/>
+        <w:spacing w:before="60" w:after="80"/>
+        <w:jc w:val="center"/>
+        <w:rPr>
+          <w:rFonts w:cs="Times New Roman"/>
+        </w:rPr>
       </w:pPr>
       <w:r>
         <w:rPr>
           <w:rFonts w:cs="Times New Roman"/>
         </w:rPr>
-        <w:t xml:space="preserve">Random Forest achieved the highest cross-validated AUC of 0.887 (95% CI: 0.825–0.949), followed by XGBoost (0.880 ± 0.039) and Logistic Regression (0.879 ± 0.027). The narrow confidence interval of Logistic Regression (±0.027) reflects high stability across folds — a clinically desirable property for deployment. These results represent a 9.0 percentage-point improvement over the </w:t>
-      </w:r>
-      <w:r>
-        <w:rPr>
-          <w:rFonts w:cs="Times New Roman"/>
-        </w:rPr>
         <w:lastRenderedPageBreak/>
-        <w:t>uncorrected 10-feature baseline (best CV-AUC = 0.797), attributable to the combination of expanded feature engineering, leakage correction, SMOTE, and hyperparameter tuning.</w:t>
+        <w:t>Random Forest achieved the highest cross-validated AUC of 0.887 (95% CI: 0.825–0.949), followed by XGBoost (0.880 ± 0.039) and Logistic Regression (0.879 ± 0.027). The narrow confidence interval of Logistic Regression (±0.027) reflects high stability across folds — a clinically desirable property for deployment. These results represent a 9.0 percentage-point improvement over the uncorrected 10-feature baseline (best CV-AUC = 0.797), attributable to the combination of expanded feature engineering, leakage correction, SMOTE, and hyperparameter tuning.</w:t>
       </w:r>
     </w:p>
     <w:p>
       <w:pPr>
         <w:spacing w:before="60" w:after="60"/>
         <w:jc w:val="both"/>
+        <w:rPr>
+          <w:rFonts w:cs="Times New Roman"/>
+        </w:rPr>
       </w:pPr>
       <w:r>
         <w:rPr>
@@ -10096,15 +11318,22 @@
     <w:p>
       <w:pPr>
         <w:spacing w:after="60"/>
+        <w:rPr>
+          <w:rFonts w:cs="Times New Roman"/>
+        </w:rPr>
       </w:pPr>
     </w:p>
     <w:p>
       <w:pPr>
         <w:spacing w:before="40" w:after="40"/>
         <w:jc w:val="center"/>
+        <w:rPr>
+          <w:rFonts w:cs="Times New Roman"/>
+        </w:rPr>
       </w:pPr>
       <w:r>
         <w:rPr>
+          <w:rFonts w:cs="Times New Roman"/>
           <w:noProof/>
         </w:rPr>
         <w:drawing>
@@ -10151,6 +11380,9 @@
       <w:pPr>
         <w:spacing w:before="60" w:after="80"/>
         <w:jc w:val="center"/>
+        <w:rPr>
+          <w:rFonts w:cs="Times New Roman"/>
+        </w:rPr>
       </w:pPr>
       <w:r>
         <w:rPr>
@@ -10168,13 +11400,22 @@
     <w:p>
       <w:pPr>
         <w:spacing w:after="80"/>
+        <w:rPr>
+          <w:rFonts w:cs="Times New Roman"/>
+        </w:rPr>
       </w:pPr>
     </w:p>
     <w:p>
       <w:pPr>
         <w:pStyle w:val="Heading2"/>
+        <w:rPr>
+          <w:rFonts w:ascii="Times New Roman" w:hAnsi="Times New Roman" w:cs="Times New Roman"/>
+        </w:rPr>
       </w:pPr>
       <w:r>
+        <w:rPr>
+          <w:rFonts w:ascii="Times New Roman" w:hAnsi="Times New Roman" w:cs="Times New Roman"/>
+        </w:rPr>
         <w:t>C. Grouped Feature Importance and SHAP Analysis</w:t>
       </w:r>
     </w:p>
@@ -10182,6 +11423,9 @@
       <w:pPr>
         <w:spacing w:before="60" w:after="60"/>
         <w:jc w:val="both"/>
+        <w:rPr>
+          <w:rFonts w:cs="Times New Roman"/>
+        </w:rPr>
       </w:pPr>
       <w:r>
         <w:rPr>
@@ -10193,12 +11437,18 @@
     <w:p>
       <w:pPr>
         <w:spacing w:after="60"/>
+        <w:rPr>
+          <w:rFonts w:cs="Times New Roman"/>
+        </w:rPr>
       </w:pPr>
     </w:p>
     <w:p>
       <w:pPr>
         <w:spacing w:before="60" w:after="80"/>
         <w:jc w:val="center"/>
+        <w:rPr>
+          <w:rFonts w:cs="Times New Roman"/>
+        </w:rPr>
       </w:pPr>
       <w:r>
         <w:rPr>
@@ -10238,12 +11488,6 @@
         <w:gridCol w:w="3200"/>
       </w:tblGrid>
       <w:tr>
-        <w:tblPrEx>
-          <w:tblCellMar>
-            <w:top w:w="0" w:type="dxa"/>
-            <w:bottom w:w="0" w:type="dxa"/>
-          </w:tblCellMar>
-        </w:tblPrEx>
         <w:trPr>
           <w:jc w:val="center"/>
         </w:trPr>
@@ -10268,10 +11512,13 @@
           <w:p>
             <w:pPr>
               <w:jc w:val="center"/>
-            </w:pPr>
-            <w:r>
-              <w:rPr>
-                <w:rFonts w:ascii="Arial" w:eastAsia="Arial" w:hAnsi="Arial" w:cs="Arial"/>
+              <w:rPr>
+                <w:rFonts w:cs="Times New Roman"/>
+              </w:rPr>
+            </w:pPr>
+            <w:r>
+              <w:rPr>
+                <w:rFonts w:eastAsia="Arial" w:cs="Times New Roman"/>
                 <w:b/>
                 <w:bCs/>
                 <w:color w:val="FFFFFF"/>
@@ -10303,10 +11550,13 @@
           <w:p>
             <w:pPr>
               <w:jc w:val="center"/>
-            </w:pPr>
-            <w:r>
-              <w:rPr>
-                <w:rFonts w:ascii="Arial" w:eastAsia="Arial" w:hAnsi="Arial" w:cs="Arial"/>
+              <w:rPr>
+                <w:rFonts w:cs="Times New Roman"/>
+              </w:rPr>
+            </w:pPr>
+            <w:r>
+              <w:rPr>
+                <w:rFonts w:eastAsia="Arial" w:cs="Times New Roman"/>
                 <w:b/>
                 <w:bCs/>
                 <w:color w:val="FFFFFF"/>
@@ -10338,10 +11588,13 @@
           <w:p>
             <w:pPr>
               <w:jc w:val="center"/>
-            </w:pPr>
-            <w:r>
-              <w:rPr>
-                <w:rFonts w:ascii="Arial" w:eastAsia="Arial" w:hAnsi="Arial" w:cs="Arial"/>
+              <w:rPr>
+                <w:rFonts w:cs="Times New Roman"/>
+              </w:rPr>
+            </w:pPr>
+            <w:r>
+              <w:rPr>
+                <w:rFonts w:eastAsia="Arial" w:cs="Times New Roman"/>
                 <w:b/>
                 <w:bCs/>
                 <w:color w:val="FFFFFF"/>
@@ -10373,10 +11626,13 @@
           <w:p>
             <w:pPr>
               <w:jc w:val="center"/>
-            </w:pPr>
-            <w:r>
-              <w:rPr>
-                <w:rFonts w:ascii="Arial" w:eastAsia="Arial" w:hAnsi="Arial" w:cs="Arial"/>
+              <w:rPr>
+                <w:rFonts w:cs="Times New Roman"/>
+              </w:rPr>
+            </w:pPr>
+            <w:r>
+              <w:rPr>
+                <w:rFonts w:eastAsia="Arial" w:cs="Times New Roman"/>
                 <w:b/>
                 <w:bCs/>
                 <w:color w:val="FFFFFF"/>
@@ -10389,12 +11645,6 @@
         </w:tc>
       </w:tr>
       <w:tr>
-        <w:tblPrEx>
-          <w:tblCellMar>
-            <w:top w:w="0" w:type="dxa"/>
-            <w:bottom w:w="0" w:type="dxa"/>
-          </w:tblCellMar>
-        </w:tblPrEx>
         <w:trPr>
           <w:jc w:val="center"/>
         </w:trPr>
@@ -10416,6 +11666,11 @@
             </w:tcMar>
           </w:tcPr>
           <w:p>
+            <w:pPr>
+              <w:rPr>
+                <w:rFonts w:cs="Times New Roman"/>
+              </w:rPr>
+            </w:pPr>
             <w:r>
               <w:rPr>
                 <w:rFonts w:cs="Times New Roman"/>
@@ -10446,6 +11701,9 @@
           <w:p>
             <w:pPr>
               <w:jc w:val="center"/>
+              <w:rPr>
+                <w:rFonts w:cs="Times New Roman"/>
+              </w:rPr>
             </w:pPr>
             <w:r>
               <w:rPr>
@@ -10479,6 +11737,9 @@
           <w:p>
             <w:pPr>
               <w:jc w:val="center"/>
+              <w:rPr>
+                <w:rFonts w:cs="Times New Roman"/>
+              </w:rPr>
             </w:pPr>
             <w:r>
               <w:rPr>
@@ -10510,6 +11771,11 @@
             </w:tcMar>
           </w:tcPr>
           <w:p>
+            <w:pPr>
+              <w:rPr>
+                <w:rFonts w:cs="Times New Roman"/>
+              </w:rPr>
+            </w:pPr>
             <w:r>
               <w:rPr>
                 <w:rFonts w:cs="Times New Roman"/>
@@ -10522,12 +11788,6 @@
         </w:tc>
       </w:tr>
       <w:tr>
-        <w:tblPrEx>
-          <w:tblCellMar>
-            <w:top w:w="0" w:type="dxa"/>
-            <w:bottom w:w="0" w:type="dxa"/>
-          </w:tblCellMar>
-        </w:tblPrEx>
         <w:trPr>
           <w:jc w:val="center"/>
         </w:trPr>
@@ -10549,6 +11809,11 @@
             </w:tcMar>
           </w:tcPr>
           <w:p>
+            <w:pPr>
+              <w:rPr>
+                <w:rFonts w:cs="Times New Roman"/>
+              </w:rPr>
+            </w:pPr>
             <w:r>
               <w:rPr>
                 <w:rFonts w:cs="Times New Roman"/>
@@ -10579,6 +11844,9 @@
           <w:p>
             <w:pPr>
               <w:jc w:val="center"/>
+              <w:rPr>
+                <w:rFonts w:cs="Times New Roman"/>
+              </w:rPr>
             </w:pPr>
             <w:r>
               <w:rPr>
@@ -10612,6 +11880,9 @@
           <w:p>
             <w:pPr>
               <w:jc w:val="center"/>
+              <w:rPr>
+                <w:rFonts w:cs="Times New Roman"/>
+              </w:rPr>
             </w:pPr>
             <w:r>
               <w:rPr>
@@ -10643,6 +11914,11 @@
             </w:tcMar>
           </w:tcPr>
           <w:p>
+            <w:pPr>
+              <w:rPr>
+                <w:rFonts w:cs="Times New Roman"/>
+              </w:rPr>
+            </w:pPr>
             <w:r>
               <w:rPr>
                 <w:rFonts w:cs="Times New Roman"/>
@@ -10655,12 +11931,6 @@
         </w:tc>
       </w:tr>
       <w:tr>
-        <w:tblPrEx>
-          <w:tblCellMar>
-            <w:top w:w="0" w:type="dxa"/>
-            <w:bottom w:w="0" w:type="dxa"/>
-          </w:tblCellMar>
-        </w:tblPrEx>
         <w:trPr>
           <w:jc w:val="center"/>
         </w:trPr>
@@ -10682,6 +11952,11 @@
             </w:tcMar>
           </w:tcPr>
           <w:p>
+            <w:pPr>
+              <w:rPr>
+                <w:rFonts w:cs="Times New Roman"/>
+              </w:rPr>
+            </w:pPr>
             <w:r>
               <w:rPr>
                 <w:rFonts w:cs="Times New Roman"/>
@@ -10712,6 +11987,9 @@
           <w:p>
             <w:pPr>
               <w:jc w:val="center"/>
+              <w:rPr>
+                <w:rFonts w:cs="Times New Roman"/>
+              </w:rPr>
             </w:pPr>
             <w:r>
               <w:rPr>
@@ -10745,6 +12023,9 @@
           <w:p>
             <w:pPr>
               <w:jc w:val="center"/>
+              <w:rPr>
+                <w:rFonts w:cs="Times New Roman"/>
+              </w:rPr>
             </w:pPr>
             <w:r>
               <w:rPr>
@@ -10776,6 +12057,11 @@
             </w:tcMar>
           </w:tcPr>
           <w:p>
+            <w:pPr>
+              <w:rPr>
+                <w:rFonts w:cs="Times New Roman"/>
+              </w:rPr>
+            </w:pPr>
             <w:r>
               <w:rPr>
                 <w:rFonts w:cs="Times New Roman"/>
@@ -10788,12 +12074,6 @@
         </w:tc>
       </w:tr>
       <w:tr>
-        <w:tblPrEx>
-          <w:tblCellMar>
-            <w:top w:w="0" w:type="dxa"/>
-            <w:bottom w:w="0" w:type="dxa"/>
-          </w:tblCellMar>
-        </w:tblPrEx>
         <w:trPr>
           <w:jc w:val="center"/>
         </w:trPr>
@@ -10815,6 +12095,11 @@
             </w:tcMar>
           </w:tcPr>
           <w:p>
+            <w:pPr>
+              <w:rPr>
+                <w:rFonts w:cs="Times New Roman"/>
+              </w:rPr>
+            </w:pPr>
             <w:r>
               <w:rPr>
                 <w:rFonts w:cs="Times New Roman"/>
@@ -10845,6 +12130,9 @@
           <w:p>
             <w:pPr>
               <w:jc w:val="center"/>
+              <w:rPr>
+                <w:rFonts w:cs="Times New Roman"/>
+              </w:rPr>
             </w:pPr>
             <w:r>
               <w:rPr>
@@ -10878,6 +12166,9 @@
           <w:p>
             <w:pPr>
               <w:jc w:val="center"/>
+              <w:rPr>
+                <w:rFonts w:cs="Times New Roman"/>
+              </w:rPr>
             </w:pPr>
             <w:r>
               <w:rPr>
@@ -10909,6 +12200,11 @@
             </w:tcMar>
           </w:tcPr>
           <w:p>
+            <w:pPr>
+              <w:rPr>
+                <w:rFonts w:cs="Times New Roman"/>
+              </w:rPr>
+            </w:pPr>
             <w:r>
               <w:rPr>
                 <w:rFonts w:cs="Times New Roman"/>
@@ -10921,12 +12217,6 @@
         </w:tc>
       </w:tr>
       <w:tr>
-        <w:tblPrEx>
-          <w:tblCellMar>
-            <w:top w:w="0" w:type="dxa"/>
-            <w:bottom w:w="0" w:type="dxa"/>
-          </w:tblCellMar>
-        </w:tblPrEx>
         <w:trPr>
           <w:jc w:val="center"/>
         </w:trPr>
@@ -10948,6 +12238,11 @@
             </w:tcMar>
           </w:tcPr>
           <w:p>
+            <w:pPr>
+              <w:rPr>
+                <w:rFonts w:cs="Times New Roman"/>
+              </w:rPr>
+            </w:pPr>
             <w:r>
               <w:rPr>
                 <w:rFonts w:cs="Times New Roman"/>
@@ -10978,6 +12273,9 @@
           <w:p>
             <w:pPr>
               <w:jc w:val="center"/>
+              <w:rPr>
+                <w:rFonts w:cs="Times New Roman"/>
+              </w:rPr>
             </w:pPr>
             <w:r>
               <w:rPr>
@@ -11011,6 +12309,9 @@
           <w:p>
             <w:pPr>
               <w:jc w:val="center"/>
+              <w:rPr>
+                <w:rFonts w:cs="Times New Roman"/>
+              </w:rPr>
             </w:pPr>
             <w:r>
               <w:rPr>
@@ -11042,6 +12343,11 @@
             </w:tcMar>
           </w:tcPr>
           <w:p>
+            <w:pPr>
+              <w:rPr>
+                <w:rFonts w:cs="Times New Roman"/>
+              </w:rPr>
+            </w:pPr>
             <w:r>
               <w:rPr>
                 <w:rFonts w:cs="Times New Roman"/>
@@ -11057,15 +12363,22 @@
     <w:p>
       <w:pPr>
         <w:spacing w:after="80"/>
+        <w:rPr>
+          <w:rFonts w:cs="Times New Roman"/>
+        </w:rPr>
       </w:pPr>
     </w:p>
     <w:p>
       <w:pPr>
         <w:spacing w:before="40" w:after="40"/>
         <w:jc w:val="center"/>
+        <w:rPr>
+          <w:rFonts w:cs="Times New Roman"/>
+        </w:rPr>
       </w:pPr>
       <w:r>
         <w:rPr>
+          <w:rFonts w:cs="Times New Roman"/>
           <w:noProof/>
         </w:rPr>
         <w:lastRenderedPageBreak/>
@@ -11113,6 +12426,9 @@
       <w:pPr>
         <w:spacing w:before="60" w:after="80"/>
         <w:jc w:val="center"/>
+        <w:rPr>
+          <w:rFonts w:cs="Times New Roman"/>
+        </w:rPr>
       </w:pPr>
       <w:r>
         <w:rPr>
@@ -11130,12 +12446,18 @@
     <w:p>
       <w:pPr>
         <w:spacing w:after="80"/>
+        <w:rPr>
+          <w:rFonts w:cs="Times New Roman"/>
+        </w:rPr>
       </w:pPr>
     </w:p>
     <w:p>
       <w:pPr>
         <w:spacing w:before="60" w:after="60"/>
         <w:jc w:val="both"/>
+        <w:rPr>
+          <w:rFonts w:cs="Times New Roman"/>
+        </w:rPr>
       </w:pPr>
       <w:r>
         <w:rPr>
@@ -11148,6 +12470,9 @@
       <w:pPr>
         <w:spacing w:before="60" w:after="60"/>
         <w:jc w:val="both"/>
+        <w:rPr>
+          <w:rFonts w:cs="Times New Roman"/>
+        </w:rPr>
       </w:pPr>
       <w:r>
         <w:rPr>
@@ -11159,12 +12484,18 @@
     <w:p>
       <w:pPr>
         <w:spacing w:after="60"/>
+        <w:rPr>
+          <w:rFonts w:cs="Times New Roman"/>
+        </w:rPr>
       </w:pPr>
     </w:p>
     <w:p>
       <w:pPr>
         <w:spacing w:before="60" w:after="80"/>
         <w:jc w:val="center"/>
+        <w:rPr>
+          <w:rFonts w:cs="Times New Roman"/>
+        </w:rPr>
       </w:pPr>
       <w:r>
         <w:rPr>
@@ -11203,12 +12534,6 @@
         <w:gridCol w:w="3400"/>
       </w:tblGrid>
       <w:tr>
-        <w:tblPrEx>
-          <w:tblCellMar>
-            <w:top w:w="0" w:type="dxa"/>
-            <w:bottom w:w="0" w:type="dxa"/>
-          </w:tblCellMar>
-        </w:tblPrEx>
         <w:trPr>
           <w:jc w:val="center"/>
         </w:trPr>
@@ -11233,10 +12558,13 @@
           <w:p>
             <w:pPr>
               <w:jc w:val="center"/>
-            </w:pPr>
-            <w:r>
-              <w:rPr>
-                <w:rFonts w:ascii="Arial" w:eastAsia="Arial" w:hAnsi="Arial" w:cs="Arial"/>
+              <w:rPr>
+                <w:rFonts w:cs="Times New Roman"/>
+              </w:rPr>
+            </w:pPr>
+            <w:r>
+              <w:rPr>
+                <w:rFonts w:eastAsia="Arial" w:cs="Times New Roman"/>
                 <w:b/>
                 <w:bCs/>
                 <w:color w:val="FFFFFF"/>
@@ -11268,10 +12596,13 @@
           <w:p>
             <w:pPr>
               <w:jc w:val="center"/>
-            </w:pPr>
-            <w:r>
-              <w:rPr>
-                <w:rFonts w:ascii="Arial" w:eastAsia="Arial" w:hAnsi="Arial" w:cs="Arial"/>
+              <w:rPr>
+                <w:rFonts w:cs="Times New Roman"/>
+              </w:rPr>
+            </w:pPr>
+            <w:r>
+              <w:rPr>
+                <w:rFonts w:eastAsia="Arial" w:cs="Times New Roman"/>
                 <w:b/>
                 <w:bCs/>
                 <w:color w:val="FFFFFF"/>
@@ -11303,10 +12634,13 @@
           <w:p>
             <w:pPr>
               <w:jc w:val="center"/>
-            </w:pPr>
-            <w:r>
-              <w:rPr>
-                <w:rFonts w:ascii="Arial" w:eastAsia="Arial" w:hAnsi="Arial" w:cs="Arial"/>
+              <w:rPr>
+                <w:rFonts w:cs="Times New Roman"/>
+              </w:rPr>
+            </w:pPr>
+            <w:r>
+              <w:rPr>
+                <w:rFonts w:eastAsia="Arial" w:cs="Times New Roman"/>
                 <w:b/>
                 <w:bCs/>
                 <w:color w:val="FFFFFF"/>
@@ -11319,12 +12653,6 @@
         </w:tc>
       </w:tr>
       <w:tr>
-        <w:tblPrEx>
-          <w:tblCellMar>
-            <w:top w:w="0" w:type="dxa"/>
-            <w:bottom w:w="0" w:type="dxa"/>
-          </w:tblCellMar>
-        </w:tblPrEx>
         <w:trPr>
           <w:jc w:val="center"/>
         </w:trPr>
@@ -11346,6 +12674,11 @@
             </w:tcMar>
           </w:tcPr>
           <w:p>
+            <w:pPr>
+              <w:rPr>
+                <w:rFonts w:cs="Times New Roman"/>
+              </w:rPr>
+            </w:pPr>
             <w:r>
               <w:rPr>
                 <w:rFonts w:cs="Times New Roman"/>
@@ -11376,6 +12709,9 @@
           <w:p>
             <w:pPr>
               <w:jc w:val="center"/>
+              <w:rPr>
+                <w:rFonts w:cs="Times New Roman"/>
+              </w:rPr>
             </w:pPr>
             <w:r>
               <w:rPr>
@@ -11405,6 +12741,11 @@
             </w:tcMar>
           </w:tcPr>
           <w:p>
+            <w:pPr>
+              <w:rPr>
+                <w:rFonts w:cs="Times New Roman"/>
+              </w:rPr>
+            </w:pPr>
             <w:r>
               <w:rPr>
                 <w:rFonts w:cs="Times New Roman"/>
@@ -11419,12 +12760,6 @@
         </w:tc>
       </w:tr>
       <w:tr>
-        <w:tblPrEx>
-          <w:tblCellMar>
-            <w:top w:w="0" w:type="dxa"/>
-            <w:bottom w:w="0" w:type="dxa"/>
-          </w:tblCellMar>
-        </w:tblPrEx>
         <w:trPr>
           <w:jc w:val="center"/>
         </w:trPr>
@@ -11446,6 +12781,11 @@
             </w:tcMar>
           </w:tcPr>
           <w:p>
+            <w:pPr>
+              <w:rPr>
+                <w:rFonts w:cs="Times New Roman"/>
+              </w:rPr>
+            </w:pPr>
             <w:r>
               <w:rPr>
                 <w:rFonts w:cs="Times New Roman"/>
@@ -11476,6 +12816,9 @@
           <w:p>
             <w:pPr>
               <w:jc w:val="center"/>
+              <w:rPr>
+                <w:rFonts w:cs="Times New Roman"/>
+              </w:rPr>
             </w:pPr>
             <w:r>
               <w:rPr>
@@ -11505,6 +12848,11 @@
             </w:tcMar>
           </w:tcPr>
           <w:p>
+            <w:pPr>
+              <w:rPr>
+                <w:rFonts w:cs="Times New Roman"/>
+              </w:rPr>
+            </w:pPr>
             <w:r>
               <w:rPr>
                 <w:rFonts w:cs="Times New Roman"/>
@@ -11519,12 +12867,6 @@
         </w:tc>
       </w:tr>
       <w:tr>
-        <w:tblPrEx>
-          <w:tblCellMar>
-            <w:top w:w="0" w:type="dxa"/>
-            <w:bottom w:w="0" w:type="dxa"/>
-          </w:tblCellMar>
-        </w:tblPrEx>
         <w:trPr>
           <w:jc w:val="center"/>
         </w:trPr>
@@ -11546,6 +12888,11 @@
             </w:tcMar>
           </w:tcPr>
           <w:p>
+            <w:pPr>
+              <w:rPr>
+                <w:rFonts w:cs="Times New Roman"/>
+              </w:rPr>
+            </w:pPr>
             <w:r>
               <w:rPr>
                 <w:rFonts w:cs="Times New Roman"/>
@@ -11576,6 +12923,9 @@
           <w:p>
             <w:pPr>
               <w:jc w:val="center"/>
+              <w:rPr>
+                <w:rFonts w:cs="Times New Roman"/>
+              </w:rPr>
             </w:pPr>
             <w:r>
               <w:rPr>
@@ -11605,6 +12955,11 @@
             </w:tcMar>
           </w:tcPr>
           <w:p>
+            <w:pPr>
+              <w:rPr>
+                <w:rFonts w:cs="Times New Roman"/>
+              </w:rPr>
+            </w:pPr>
             <w:r>
               <w:rPr>
                 <w:rFonts w:cs="Times New Roman"/>
@@ -11619,12 +12974,6 @@
         </w:tc>
       </w:tr>
       <w:tr>
-        <w:tblPrEx>
-          <w:tblCellMar>
-            <w:top w:w="0" w:type="dxa"/>
-            <w:bottom w:w="0" w:type="dxa"/>
-          </w:tblCellMar>
-        </w:tblPrEx>
         <w:trPr>
           <w:jc w:val="center"/>
         </w:trPr>
@@ -11646,6 +12995,11 @@
             </w:tcMar>
           </w:tcPr>
           <w:p>
+            <w:pPr>
+              <w:rPr>
+                <w:rFonts w:cs="Times New Roman"/>
+              </w:rPr>
+            </w:pPr>
             <w:r>
               <w:rPr>
                 <w:rFonts w:cs="Times New Roman"/>
@@ -11676,6 +13030,9 @@
           <w:p>
             <w:pPr>
               <w:jc w:val="center"/>
+              <w:rPr>
+                <w:rFonts w:cs="Times New Roman"/>
+              </w:rPr>
             </w:pPr>
             <w:r>
               <w:rPr>
@@ -11705,6 +13062,11 @@
             </w:tcMar>
           </w:tcPr>
           <w:p>
+            <w:pPr>
+              <w:rPr>
+                <w:rFonts w:cs="Times New Roman"/>
+              </w:rPr>
+            </w:pPr>
             <w:r>
               <w:rPr>
                 <w:rFonts w:cs="Times New Roman"/>
@@ -11719,12 +13081,6 @@
         </w:tc>
       </w:tr>
       <w:tr>
-        <w:tblPrEx>
-          <w:tblCellMar>
-            <w:top w:w="0" w:type="dxa"/>
-            <w:bottom w:w="0" w:type="dxa"/>
-          </w:tblCellMar>
-        </w:tblPrEx>
         <w:trPr>
           <w:jc w:val="center"/>
         </w:trPr>
@@ -11746,6 +13102,11 @@
             </w:tcMar>
           </w:tcPr>
           <w:p>
+            <w:pPr>
+              <w:rPr>
+                <w:rFonts w:cs="Times New Roman"/>
+              </w:rPr>
+            </w:pPr>
             <w:r>
               <w:rPr>
                 <w:rFonts w:cs="Times New Roman"/>
@@ -11776,6 +13137,9 @@
           <w:p>
             <w:pPr>
               <w:jc w:val="center"/>
+              <w:rPr>
+                <w:rFonts w:cs="Times New Roman"/>
+              </w:rPr>
             </w:pPr>
             <w:r>
               <w:rPr>
@@ -11805,6 +13169,11 @@
             </w:tcMar>
           </w:tcPr>
           <w:p>
+            <w:pPr>
+              <w:rPr>
+                <w:rFonts w:cs="Times New Roman"/>
+              </w:rPr>
+            </w:pPr>
             <w:r>
               <w:rPr>
                 <w:rFonts w:cs="Times New Roman"/>
@@ -11817,12 +13186,6 @@
         </w:tc>
       </w:tr>
       <w:tr>
-        <w:tblPrEx>
-          <w:tblCellMar>
-            <w:top w:w="0" w:type="dxa"/>
-            <w:bottom w:w="0" w:type="dxa"/>
-          </w:tblCellMar>
-        </w:tblPrEx>
         <w:trPr>
           <w:jc w:val="center"/>
         </w:trPr>
@@ -11844,6 +13207,11 @@
             </w:tcMar>
           </w:tcPr>
           <w:p>
+            <w:pPr>
+              <w:rPr>
+                <w:rFonts w:cs="Times New Roman"/>
+              </w:rPr>
+            </w:pPr>
             <w:r>
               <w:rPr>
                 <w:rFonts w:cs="Times New Roman"/>
@@ -11874,6 +13242,9 @@
           <w:p>
             <w:pPr>
               <w:jc w:val="center"/>
+              <w:rPr>
+                <w:rFonts w:cs="Times New Roman"/>
+              </w:rPr>
             </w:pPr>
             <w:r>
               <w:rPr>
@@ -11903,6 +13274,11 @@
             </w:tcMar>
           </w:tcPr>
           <w:p>
+            <w:pPr>
+              <w:rPr>
+                <w:rFonts w:cs="Times New Roman"/>
+              </w:rPr>
+            </w:pPr>
             <w:r>
               <w:rPr>
                 <w:rFonts w:cs="Times New Roman"/>
@@ -11917,12 +13293,6 @@
         </w:tc>
       </w:tr>
       <w:tr>
-        <w:tblPrEx>
-          <w:tblCellMar>
-            <w:top w:w="0" w:type="dxa"/>
-            <w:bottom w:w="0" w:type="dxa"/>
-          </w:tblCellMar>
-        </w:tblPrEx>
         <w:trPr>
           <w:jc w:val="center"/>
         </w:trPr>
@@ -11944,6 +13314,11 @@
             </w:tcMar>
           </w:tcPr>
           <w:p>
+            <w:pPr>
+              <w:rPr>
+                <w:rFonts w:cs="Times New Roman"/>
+              </w:rPr>
+            </w:pPr>
             <w:r>
               <w:rPr>
                 <w:rFonts w:cs="Times New Roman"/>
@@ -11975,6 +13350,9 @@
           <w:p>
             <w:pPr>
               <w:jc w:val="center"/>
+              <w:rPr>
+                <w:rFonts w:cs="Times New Roman"/>
+              </w:rPr>
             </w:pPr>
             <w:r>
               <w:rPr>
@@ -12004,6 +13382,11 @@
             </w:tcMar>
           </w:tcPr>
           <w:p>
+            <w:pPr>
+              <w:rPr>
+                <w:rFonts w:cs="Times New Roman"/>
+              </w:rPr>
+            </w:pPr>
             <w:r>
               <w:rPr>
                 <w:rFonts w:cs="Times New Roman"/>
@@ -12018,12 +13401,6 @@
         </w:tc>
       </w:tr>
       <w:tr>
-        <w:tblPrEx>
-          <w:tblCellMar>
-            <w:top w:w="0" w:type="dxa"/>
-            <w:bottom w:w="0" w:type="dxa"/>
-          </w:tblCellMar>
-        </w:tblPrEx>
         <w:trPr>
           <w:jc w:val="center"/>
         </w:trPr>
@@ -12045,6 +13422,11 @@
             </w:tcMar>
           </w:tcPr>
           <w:p>
+            <w:pPr>
+              <w:rPr>
+                <w:rFonts w:cs="Times New Roman"/>
+              </w:rPr>
+            </w:pPr>
             <w:r>
               <w:rPr>
                 <w:rFonts w:cs="Times New Roman"/>
@@ -12075,6 +13457,9 @@
           <w:p>
             <w:pPr>
               <w:jc w:val="center"/>
+              <w:rPr>
+                <w:rFonts w:cs="Times New Roman"/>
+              </w:rPr>
             </w:pPr>
             <w:r>
               <w:rPr>
@@ -12104,6 +13489,11 @@
             </w:tcMar>
           </w:tcPr>
           <w:p>
+            <w:pPr>
+              <w:rPr>
+                <w:rFonts w:cs="Times New Roman"/>
+              </w:rPr>
+            </w:pPr>
             <w:r>
               <w:rPr>
                 <w:rFonts w:cs="Times New Roman"/>
@@ -12118,12 +13508,6 @@
         </w:tc>
       </w:tr>
       <w:tr>
-        <w:tblPrEx>
-          <w:tblCellMar>
-            <w:top w:w="0" w:type="dxa"/>
-            <w:bottom w:w="0" w:type="dxa"/>
-          </w:tblCellMar>
-        </w:tblPrEx>
         <w:trPr>
           <w:jc w:val="center"/>
         </w:trPr>
@@ -12145,6 +13529,11 @@
             </w:tcMar>
           </w:tcPr>
           <w:p>
+            <w:pPr>
+              <w:rPr>
+                <w:rFonts w:cs="Times New Roman"/>
+              </w:rPr>
+            </w:pPr>
             <w:r>
               <w:rPr>
                 <w:rFonts w:cs="Times New Roman"/>
@@ -12175,6 +13564,9 @@
           <w:p>
             <w:pPr>
               <w:jc w:val="center"/>
+              <w:rPr>
+                <w:rFonts w:cs="Times New Roman"/>
+              </w:rPr>
             </w:pPr>
             <w:r>
               <w:rPr>
@@ -12204,6 +13596,11 @@
             </w:tcMar>
           </w:tcPr>
           <w:p>
+            <w:pPr>
+              <w:rPr>
+                <w:rFonts w:cs="Times New Roman"/>
+              </w:rPr>
+            </w:pPr>
             <w:r>
               <w:rPr>
                 <w:rFonts w:cs="Times New Roman"/>
@@ -12218,12 +13615,6 @@
         </w:tc>
       </w:tr>
       <w:tr>
-        <w:tblPrEx>
-          <w:tblCellMar>
-            <w:top w:w="0" w:type="dxa"/>
-            <w:bottom w:w="0" w:type="dxa"/>
-          </w:tblCellMar>
-        </w:tblPrEx>
         <w:trPr>
           <w:jc w:val="center"/>
         </w:trPr>
@@ -12245,6 +13636,11 @@
             </w:tcMar>
           </w:tcPr>
           <w:p>
+            <w:pPr>
+              <w:rPr>
+                <w:rFonts w:cs="Times New Roman"/>
+              </w:rPr>
+            </w:pPr>
             <w:r>
               <w:rPr>
                 <w:rFonts w:cs="Times New Roman"/>
@@ -12275,6 +13671,9 @@
           <w:p>
             <w:pPr>
               <w:jc w:val="center"/>
+              <w:rPr>
+                <w:rFonts w:cs="Times New Roman"/>
+              </w:rPr>
             </w:pPr>
             <w:r>
               <w:rPr>
@@ -12304,6 +13703,11 @@
             </w:tcMar>
           </w:tcPr>
           <w:p>
+            <w:pPr>
+              <w:rPr>
+                <w:rFonts w:cs="Times New Roman"/>
+              </w:rPr>
+            </w:pPr>
             <w:r>
               <w:rPr>
                 <w:rFonts w:cs="Times New Roman"/>
@@ -12318,12 +13722,6 @@
         </w:tc>
       </w:tr>
       <w:tr>
-        <w:tblPrEx>
-          <w:tblCellMar>
-            <w:top w:w="0" w:type="dxa"/>
-            <w:bottom w:w="0" w:type="dxa"/>
-          </w:tblCellMar>
-        </w:tblPrEx>
         <w:trPr>
           <w:jc w:val="center"/>
         </w:trPr>
@@ -12345,6 +13743,11 @@
             </w:tcMar>
           </w:tcPr>
           <w:p>
+            <w:pPr>
+              <w:rPr>
+                <w:rFonts w:cs="Times New Roman"/>
+              </w:rPr>
+            </w:pPr>
             <w:r>
               <w:rPr>
                 <w:rFonts w:cs="Times New Roman"/>
@@ -12375,6 +13778,9 @@
           <w:p>
             <w:pPr>
               <w:jc w:val="center"/>
+              <w:rPr>
+                <w:rFonts w:cs="Times New Roman"/>
+              </w:rPr>
             </w:pPr>
             <w:r>
               <w:rPr>
@@ -12404,6 +13810,11 @@
             </w:tcMar>
           </w:tcPr>
           <w:p>
+            <w:pPr>
+              <w:rPr>
+                <w:rFonts w:cs="Times New Roman"/>
+              </w:rPr>
+            </w:pPr>
             <w:r>
               <w:rPr>
                 <w:rFonts w:cs="Times New Roman"/>
@@ -12416,12 +13827,6 @@
         </w:tc>
       </w:tr>
       <w:tr>
-        <w:tblPrEx>
-          <w:tblCellMar>
-            <w:top w:w="0" w:type="dxa"/>
-            <w:bottom w:w="0" w:type="dxa"/>
-          </w:tblCellMar>
-        </w:tblPrEx>
         <w:trPr>
           <w:jc w:val="center"/>
         </w:trPr>
@@ -12443,6 +13848,11 @@
             </w:tcMar>
           </w:tcPr>
           <w:p>
+            <w:pPr>
+              <w:rPr>
+                <w:rFonts w:cs="Times New Roman"/>
+              </w:rPr>
+            </w:pPr>
             <w:r>
               <w:rPr>
                 <w:rFonts w:cs="Times New Roman"/>
@@ -12473,6 +13883,9 @@
           <w:p>
             <w:pPr>
               <w:jc w:val="center"/>
+              <w:rPr>
+                <w:rFonts w:cs="Times New Roman"/>
+              </w:rPr>
             </w:pPr>
             <w:r>
               <w:rPr>
@@ -12502,6 +13915,11 @@
             </w:tcMar>
           </w:tcPr>
           <w:p>
+            <w:pPr>
+              <w:rPr>
+                <w:rFonts w:cs="Times New Roman"/>
+              </w:rPr>
+            </w:pPr>
             <w:r>
               <w:rPr>
                 <w:rFonts w:cs="Times New Roman"/>
@@ -12517,12 +13935,18 @@
     <w:p>
       <w:pPr>
         <w:spacing w:after="60"/>
+        <w:rPr>
+          <w:rFonts w:cs="Times New Roman"/>
+        </w:rPr>
       </w:pPr>
     </w:p>
     <w:p>
       <w:pPr>
         <w:spacing w:before="60" w:after="60"/>
         <w:jc w:val="both"/>
+        <w:rPr>
+          <w:rFonts w:cs="Times New Roman"/>
+        </w:rPr>
       </w:pPr>
       <w:r>
         <w:rPr>
@@ -12536,15 +13960,22 @@
     <w:p>
       <w:pPr>
         <w:spacing w:after="80"/>
+        <w:rPr>
+          <w:rFonts w:cs="Times New Roman"/>
+        </w:rPr>
       </w:pPr>
     </w:p>
     <w:p>
       <w:pPr>
         <w:spacing w:before="40" w:after="40"/>
         <w:jc w:val="center"/>
+        <w:rPr>
+          <w:rFonts w:cs="Times New Roman"/>
+        </w:rPr>
       </w:pPr>
       <w:r>
         <w:rPr>
+          <w:rFonts w:cs="Times New Roman"/>
           <w:noProof/>
         </w:rPr>
         <w:drawing>
@@ -12591,6 +14022,9 @@
       <w:pPr>
         <w:spacing w:before="60" w:after="80"/>
         <w:jc w:val="center"/>
+        <w:rPr>
+          <w:rFonts w:cs="Times New Roman"/>
+        </w:rPr>
       </w:pPr>
       <w:r>
         <w:rPr>
@@ -12608,12 +14042,18 @@
     <w:p>
       <w:pPr>
         <w:spacing w:after="80"/>
+        <w:rPr>
+          <w:rFonts w:cs="Times New Roman"/>
+        </w:rPr>
       </w:pPr>
     </w:p>
     <w:p>
       <w:pPr>
         <w:spacing w:before="60" w:after="60"/>
         <w:jc w:val="both"/>
+        <w:rPr>
+          <w:rFonts w:cs="Times New Roman"/>
+        </w:rPr>
       </w:pPr>
       <w:r>
         <w:rPr>
@@ -12625,8 +14065,14 @@
     <w:p>
       <w:pPr>
         <w:pStyle w:val="Heading2"/>
+        <w:rPr>
+          <w:rFonts w:ascii="Times New Roman" w:hAnsi="Times New Roman" w:cs="Times New Roman"/>
+        </w:rPr>
       </w:pPr>
       <w:r>
+        <w:rPr>
+          <w:rFonts w:ascii="Times New Roman" w:hAnsi="Times New Roman" w:cs="Times New Roman"/>
+        </w:rPr>
         <w:lastRenderedPageBreak/>
         <w:t>D. Vaccination Status and Crowding Analysis</w:t>
       </w:r>
@@ -12635,6 +14081,9 @@
       <w:pPr>
         <w:spacing w:before="60" w:after="60"/>
         <w:jc w:val="both"/>
+        <w:rPr>
+          <w:rFonts w:cs="Times New Roman"/>
+        </w:rPr>
       </w:pPr>
       <w:r>
         <w:rPr>
@@ -12647,9 +14096,13 @@
       <w:pPr>
         <w:spacing w:before="40" w:after="40"/>
         <w:jc w:val="center"/>
+        <w:rPr>
+          <w:rFonts w:cs="Times New Roman"/>
+        </w:rPr>
       </w:pPr>
       <w:r>
         <w:rPr>
+          <w:rFonts w:cs="Times New Roman"/>
           <w:noProof/>
         </w:rPr>
         <w:drawing>
@@ -12696,6 +14149,9 @@
       <w:pPr>
         <w:spacing w:before="60" w:after="80"/>
         <w:jc w:val="center"/>
+        <w:rPr>
+          <w:rFonts w:cs="Times New Roman"/>
+        </w:rPr>
       </w:pPr>
       <w:r>
         <w:rPr>
@@ -12713,15 +14169,22 @@
     <w:p>
       <w:pPr>
         <w:spacing w:after="60"/>
+        <w:rPr>
+          <w:rFonts w:cs="Times New Roman"/>
+        </w:rPr>
       </w:pPr>
     </w:p>
     <w:p>
       <w:pPr>
         <w:spacing w:before="40" w:after="40"/>
         <w:jc w:val="center"/>
+        <w:rPr>
+          <w:rFonts w:cs="Times New Roman"/>
+        </w:rPr>
       </w:pPr>
       <w:r>
         <w:rPr>
+          <w:rFonts w:cs="Times New Roman"/>
           <w:noProof/>
         </w:rPr>
         <w:drawing>
@@ -12768,6 +14231,9 @@
       <w:pPr>
         <w:spacing w:before="60" w:after="80"/>
         <w:jc w:val="center"/>
+        <w:rPr>
+          <w:rFonts w:cs="Times New Roman"/>
+        </w:rPr>
       </w:pPr>
       <w:r>
         <w:rPr>
@@ -12785,12 +14251,18 @@
     <w:p>
       <w:pPr>
         <w:spacing w:after="80"/>
+        <w:rPr>
+          <w:rFonts w:cs="Times New Roman"/>
+        </w:rPr>
       </w:pPr>
     </w:p>
     <w:p>
       <w:pPr>
         <w:spacing w:before="60" w:after="60"/>
         <w:jc w:val="both"/>
+        <w:rPr>
+          <w:rFonts w:cs="Times New Roman"/>
+        </w:rPr>
       </w:pPr>
       <w:r>
         <w:rPr>
@@ -12802,8 +14274,14 @@
     <w:p>
       <w:pPr>
         <w:pStyle w:val="Heading2"/>
+        <w:rPr>
+          <w:rFonts w:ascii="Times New Roman" w:hAnsi="Times New Roman" w:cs="Times New Roman"/>
+        </w:rPr>
       </w:pPr>
       <w:r>
+        <w:rPr>
+          <w:rFonts w:ascii="Times New Roman" w:hAnsi="Times New Roman" w:cs="Times New Roman"/>
+        </w:rPr>
         <w:t>E. Community Exposure Risk Score (CERS) and Clinical Decision Framework</w:t>
       </w:r>
     </w:p>
@@ -12811,6 +14289,9 @@
       <w:pPr>
         <w:spacing w:before="60" w:after="60"/>
         <w:jc w:val="both"/>
+        <w:rPr>
+          <w:rFonts w:cs="Times New Roman"/>
+        </w:rPr>
       </w:pPr>
       <w:r>
         <w:rPr>
@@ -12824,23 +14305,44 @@
       <w:pPr>
         <w:spacing w:before="60" w:after="60"/>
         <w:jc w:val="both"/>
+        <w:rPr>
+          <w:rFonts w:cs="Times New Roman"/>
+        </w:rPr>
       </w:pPr>
       <w:r>
         <w:rPr>
           <w:rFonts w:cs="Times New Roman"/>
         </w:rPr>
-        <w:t>The proposed five-step Clinical Decision Framework (Figure 8) operationalizes the ML pipeline into a deployable CHW workflow: (1) community data collection across four feature categories; (2) ML prediction generating P(pneumonia) ∈ [0,1]; (3) SHAP-based explanation identifying the primary risk driver per patient; (4) risk stratification into Low (P &lt; 0.35), Moderate (0.35–0.65), and High (P &gt; 0.65) risk categories with category-specific clinical actions; and (5) the Community Pneumonia Screening Score (CPSS) — a simplified integer scoring system derived from Logistic Regression coefficients that requires no computational device:</w:t>
+        <w:t xml:space="preserve">The proposed five-step Clinical Decision Framework (Figure 8) operationalizes the ML pipeline into a deployable CHW workflow: (1) community data collection across four feature categories; (2) ML prediction generating P(pneumonia) </w:t>
+      </w:r>
+      <w:r>
+        <w:rPr>
+          <w:rFonts w:ascii="Cambria Math" w:hAnsi="Cambria Math" w:cs="Cambria Math"/>
+        </w:rPr>
+        <w:t>∈</w:t>
+      </w:r>
+      <w:r>
+        <w:rPr>
+          <w:rFonts w:cs="Times New Roman"/>
+        </w:rPr>
+        <w:t xml:space="preserve"> [0,1]; (3) SHAP-based explanation identifying the primary risk driver per patient; (4) risk stratification into Low (P &lt; 0.35), Moderate (0.35–0.65), and High (P &gt; 0.65) risk categories with category-specific clinical actions; and (5) the Community Pneumonia Screening Score (CPSS) — a simplified integer scoring system derived from Logistic Regression coefficients that requires no computational device:</w:t>
       </w:r>
     </w:p>
     <w:p>
       <w:pPr>
         <w:spacing w:after="40"/>
+        <w:rPr>
+          <w:rFonts w:cs="Times New Roman"/>
+        </w:rPr>
       </w:pPr>
     </w:p>
     <w:p>
       <w:pPr>
         <w:spacing w:before="60" w:after="60"/>
         <w:jc w:val="center"/>
+        <w:rPr>
+          <w:rFonts w:cs="Times New Roman"/>
+        </w:rPr>
       </w:pPr>
       <w:r>
         <w:rPr>
@@ -12855,12 +14357,18 @@
     <w:p>
       <w:pPr>
         <w:spacing w:after="40"/>
+        <w:rPr>
+          <w:rFonts w:cs="Times New Roman"/>
+        </w:rPr>
       </w:pPr>
     </w:p>
     <w:p>
       <w:pPr>
         <w:spacing w:before="60" w:after="60"/>
         <w:jc w:val="both"/>
+        <w:rPr>
+          <w:rFonts w:cs="Times New Roman"/>
+        </w:rPr>
       </w:pPr>
       <w:r>
         <w:rPr>
@@ -12872,22 +14380,28 @@
     <w:p>
       <w:pPr>
         <w:spacing w:after="60"/>
+        <w:rPr>
+          <w:rFonts w:cs="Times New Roman"/>
+        </w:rPr>
       </w:pPr>
     </w:p>
     <w:p>
       <w:pPr>
         <w:spacing w:before="40" w:after="40"/>
         <w:jc w:val="center"/>
+        <w:rPr>
+          <w:rFonts w:cs="Times New Roman"/>
+        </w:rPr>
       </w:pPr>
       <w:r>
         <w:rPr>
+          <w:rFonts w:cs="Times New Roman"/>
           <w:noProof/>
         </w:rPr>
-        <w:lastRenderedPageBreak/>
         <w:drawing>
           <wp:inline distT="0" distB="0" distL="0" distR="0">
-            <wp:extent cx="5334000" cy="6429375"/>
-            <wp:effectExtent l="0" t="0" r="0" b="0"/>
+            <wp:extent cx="4737463" cy="5710336"/>
+            <wp:effectExtent l="0" t="0" r="0" b="5080"/>
             <wp:docPr id="40275984" name="/home/claude/figs/fig8_clinical_framework.png" descr="/home/claude/figs/fig8_clinical_framework.png" title="/home/claude/figs/fig8_clinical_framework.png"/>
             <wp:cNvGraphicFramePr>
               <a:graphicFrameLocks xmlns:a="http://schemas.openxmlformats.org/drawingml/2006/main" noChangeAspect="1"/>
@@ -12911,7 +14425,7 @@
                   <pic:spPr bwMode="auto">
                     <a:xfrm>
                       <a:off x="0" y="0"/>
-                      <a:ext cx="5334000" cy="6429375"/>
+                      <a:ext cx="4754219" cy="5730533"/>
                     </a:xfrm>
                     <a:prstGeom prst="rect">
                       <a:avLst/>
@@ -12928,6 +14442,9 @@
       <w:pPr>
         <w:spacing w:before="60" w:after="80"/>
         <w:jc w:val="center"/>
+        <w:rPr>
+          <w:rFonts w:cs="Times New Roman"/>
+        </w:rPr>
       </w:pPr>
       <w:r>
         <w:rPr>
@@ -12944,26 +14461,34 @@
     </w:p>
     <w:p>
       <w:pPr>
-        <w:spacing w:after="80"/>
-      </w:pPr>
-    </w:p>
-    <w:p>
-      <w:pPr>
         <w:pStyle w:val="Heading2"/>
+        <w:rPr>
+          <w:rFonts w:ascii="Times New Roman" w:hAnsi="Times New Roman" w:cs="Times New Roman"/>
+        </w:rPr>
       </w:pPr>
       <w:r>
+        <w:rPr>
+          <w:rFonts w:ascii="Times New Roman" w:hAnsi="Times New Roman" w:cs="Times New Roman"/>
+        </w:rPr>
+        <w:lastRenderedPageBreak/>
         <w:t>F. Comparison with Existing Literature</w:t>
       </w:r>
     </w:p>
     <w:p>
       <w:pPr>
         <w:spacing w:after="60"/>
+        <w:rPr>
+          <w:rFonts w:cs="Times New Roman"/>
+        </w:rPr>
       </w:pPr>
     </w:p>
     <w:p>
       <w:pPr>
         <w:spacing w:before="60" w:after="80"/>
         <w:jc w:val="center"/>
+        <w:rPr>
+          <w:rFonts w:cs="Times New Roman"/>
+        </w:rPr>
       </w:pPr>
       <w:r>
         <w:rPr>
@@ -13004,12 +14529,6 @@
         <w:gridCol w:w="3680"/>
       </w:tblGrid>
       <w:tr>
-        <w:tblPrEx>
-          <w:tblCellMar>
-            <w:top w:w="0" w:type="dxa"/>
-            <w:bottom w:w="0" w:type="dxa"/>
-          </w:tblCellMar>
-        </w:tblPrEx>
         <w:trPr>
           <w:jc w:val="center"/>
         </w:trPr>
@@ -13034,10 +14553,13 @@
           <w:p>
             <w:pPr>
               <w:jc w:val="center"/>
-            </w:pPr>
-            <w:r>
-              <w:rPr>
-                <w:rFonts w:ascii="Arial" w:eastAsia="Arial" w:hAnsi="Arial" w:cs="Arial"/>
+              <w:rPr>
+                <w:rFonts w:cs="Times New Roman"/>
+              </w:rPr>
+            </w:pPr>
+            <w:r>
+              <w:rPr>
+                <w:rFonts w:eastAsia="Arial" w:cs="Times New Roman"/>
                 <w:b/>
                 <w:bCs/>
                 <w:color w:val="FFFFFF"/>
@@ -13069,10 +14591,13 @@
           <w:p>
             <w:pPr>
               <w:jc w:val="center"/>
-            </w:pPr>
-            <w:r>
-              <w:rPr>
-                <w:rFonts w:ascii="Arial" w:eastAsia="Arial" w:hAnsi="Arial" w:cs="Arial"/>
+              <w:rPr>
+                <w:rFonts w:cs="Times New Roman"/>
+              </w:rPr>
+            </w:pPr>
+            <w:r>
+              <w:rPr>
+                <w:rFonts w:eastAsia="Arial" w:cs="Times New Roman"/>
                 <w:b/>
                 <w:bCs/>
                 <w:color w:val="FFFFFF"/>
@@ -13104,10 +14629,13 @@
           <w:p>
             <w:pPr>
               <w:jc w:val="center"/>
-            </w:pPr>
-            <w:r>
-              <w:rPr>
-                <w:rFonts w:ascii="Arial" w:eastAsia="Arial" w:hAnsi="Arial" w:cs="Arial"/>
+              <w:rPr>
+                <w:rFonts w:cs="Times New Roman"/>
+              </w:rPr>
+            </w:pPr>
+            <w:r>
+              <w:rPr>
+                <w:rFonts w:eastAsia="Arial" w:cs="Times New Roman"/>
                 <w:b/>
                 <w:bCs/>
                 <w:color w:val="FFFFFF"/>
@@ -13139,10 +14667,13 @@
           <w:p>
             <w:pPr>
               <w:jc w:val="center"/>
-            </w:pPr>
-            <w:r>
-              <w:rPr>
-                <w:rFonts w:ascii="Arial" w:eastAsia="Arial" w:hAnsi="Arial" w:cs="Arial"/>
+              <w:rPr>
+                <w:rFonts w:cs="Times New Roman"/>
+              </w:rPr>
+            </w:pPr>
+            <w:r>
+              <w:rPr>
+                <w:rFonts w:eastAsia="Arial" w:cs="Times New Roman"/>
                 <w:b/>
                 <w:bCs/>
                 <w:color w:val="FFFFFF"/>
@@ -13174,10 +14705,13 @@
           <w:p>
             <w:pPr>
               <w:jc w:val="center"/>
-            </w:pPr>
-            <w:r>
-              <w:rPr>
-                <w:rFonts w:ascii="Arial" w:eastAsia="Arial" w:hAnsi="Arial" w:cs="Arial"/>
+              <w:rPr>
+                <w:rFonts w:cs="Times New Roman"/>
+              </w:rPr>
+            </w:pPr>
+            <w:r>
+              <w:rPr>
+                <w:rFonts w:eastAsia="Arial" w:cs="Times New Roman"/>
                 <w:b/>
                 <w:bCs/>
                 <w:color w:val="FFFFFF"/>
@@ -13190,12 +14724,6 @@
         </w:tc>
       </w:tr>
       <w:tr>
-        <w:tblPrEx>
-          <w:tblCellMar>
-            <w:top w:w="0" w:type="dxa"/>
-            <w:bottom w:w="0" w:type="dxa"/>
-          </w:tblCellMar>
-        </w:tblPrEx>
         <w:trPr>
           <w:jc w:val="center"/>
         </w:trPr>
@@ -13217,6 +14745,11 @@
             </w:tcMar>
           </w:tcPr>
           <w:p>
+            <w:pPr>
+              <w:rPr>
+                <w:rFonts w:cs="Times New Roman"/>
+              </w:rPr>
+            </w:pPr>
             <w:r>
               <w:rPr>
                 <w:rFonts w:cs="Times New Roman"/>
@@ -13245,6 +14778,11 @@
             </w:tcMar>
           </w:tcPr>
           <w:p>
+            <w:pPr>
+              <w:rPr>
+                <w:rFonts w:cs="Times New Roman"/>
+              </w:rPr>
+            </w:pPr>
             <w:r>
               <w:rPr>
                 <w:rFonts w:cs="Times New Roman"/>
@@ -13273,6 +14811,11 @@
             </w:tcMar>
           </w:tcPr>
           <w:p>
+            <w:pPr>
+              <w:rPr>
+                <w:rFonts w:cs="Times New Roman"/>
+              </w:rPr>
+            </w:pPr>
             <w:r>
               <w:rPr>
                 <w:rFonts w:cs="Times New Roman"/>
@@ -13303,6 +14846,9 @@
           <w:p>
             <w:pPr>
               <w:jc w:val="center"/>
+              <w:rPr>
+                <w:rFonts w:cs="Times New Roman"/>
+              </w:rPr>
             </w:pPr>
             <w:r>
               <w:rPr>
@@ -13332,6 +14878,11 @@
             </w:tcMar>
           </w:tcPr>
           <w:p>
+            <w:pPr>
+              <w:rPr>
+                <w:rFonts w:cs="Times New Roman"/>
+              </w:rPr>
+            </w:pPr>
             <w:r>
               <w:rPr>
                 <w:rFonts w:cs="Times New Roman"/>
@@ -13344,12 +14895,6 @@
         </w:tc>
       </w:tr>
       <w:tr>
-        <w:tblPrEx>
-          <w:tblCellMar>
-            <w:top w:w="0" w:type="dxa"/>
-            <w:bottom w:w="0" w:type="dxa"/>
-          </w:tblCellMar>
-        </w:tblPrEx>
         <w:trPr>
           <w:jc w:val="center"/>
         </w:trPr>
@@ -13371,6 +14916,11 @@
             </w:tcMar>
           </w:tcPr>
           <w:p>
+            <w:pPr>
+              <w:rPr>
+                <w:rFonts w:cs="Times New Roman"/>
+              </w:rPr>
+            </w:pPr>
             <w:r>
               <w:rPr>
                 <w:rFonts w:cs="Times New Roman"/>
@@ -13399,6 +14949,11 @@
             </w:tcMar>
           </w:tcPr>
           <w:p>
+            <w:pPr>
+              <w:rPr>
+                <w:rFonts w:cs="Times New Roman"/>
+              </w:rPr>
+            </w:pPr>
             <w:r>
               <w:rPr>
                 <w:rFonts w:cs="Times New Roman"/>
@@ -13427,6 +14982,11 @@
             </w:tcMar>
           </w:tcPr>
           <w:p>
+            <w:pPr>
+              <w:rPr>
+                <w:rFonts w:cs="Times New Roman"/>
+              </w:rPr>
+            </w:pPr>
             <w:r>
               <w:rPr>
                 <w:rFonts w:cs="Times New Roman"/>
@@ -13457,6 +15017,9 @@
           <w:p>
             <w:pPr>
               <w:jc w:val="center"/>
+              <w:rPr>
+                <w:rFonts w:cs="Times New Roman"/>
+              </w:rPr>
             </w:pPr>
             <w:r>
               <w:rPr>
@@ -13486,6 +15049,11 @@
             </w:tcMar>
           </w:tcPr>
           <w:p>
+            <w:pPr>
+              <w:rPr>
+                <w:rFonts w:cs="Times New Roman"/>
+              </w:rPr>
+            </w:pPr>
             <w:r>
               <w:rPr>
                 <w:rFonts w:cs="Times New Roman"/>
@@ -13498,12 +15066,6 @@
         </w:tc>
       </w:tr>
       <w:tr>
-        <w:tblPrEx>
-          <w:tblCellMar>
-            <w:top w:w="0" w:type="dxa"/>
-            <w:bottom w:w="0" w:type="dxa"/>
-          </w:tblCellMar>
-        </w:tblPrEx>
         <w:trPr>
           <w:jc w:val="center"/>
         </w:trPr>
@@ -13525,13 +15087,17 @@
             </w:tcMar>
           </w:tcPr>
           <w:p>
-            <w:r>
-              <w:rPr>
-                <w:rFonts w:cs="Times New Roman"/>
-                <w:sz w:val="18"/>
-                <w:szCs w:val="18"/>
-              </w:rPr>
-              <w:lastRenderedPageBreak/>
+            <w:pPr>
+              <w:rPr>
+                <w:rFonts w:cs="Times New Roman"/>
+              </w:rPr>
+            </w:pPr>
+            <w:r>
+              <w:rPr>
+                <w:rFonts w:cs="Times New Roman"/>
+                <w:sz w:val="18"/>
+                <w:szCs w:val="18"/>
+              </w:rPr>
               <w:t>Salamon &amp; Ksiazek [13]</w:t>
             </w:r>
           </w:p>
@@ -13554,6 +15120,11 @@
             </w:tcMar>
           </w:tcPr>
           <w:p>
+            <w:pPr>
+              <w:rPr>
+                <w:rFonts w:cs="Times New Roman"/>
+              </w:rPr>
+            </w:pPr>
             <w:r>
               <w:rPr>
                 <w:rFonts w:cs="Times New Roman"/>
@@ -13582,6 +15153,11 @@
             </w:tcMar>
           </w:tcPr>
           <w:p>
+            <w:pPr>
+              <w:rPr>
+                <w:rFonts w:cs="Times New Roman"/>
+              </w:rPr>
+            </w:pPr>
             <w:r>
               <w:rPr>
                 <w:rFonts w:cs="Times New Roman"/>
@@ -13612,6 +15188,9 @@
           <w:p>
             <w:pPr>
               <w:jc w:val="center"/>
+              <w:rPr>
+                <w:rFonts w:cs="Times New Roman"/>
+              </w:rPr>
             </w:pPr>
             <w:r>
               <w:rPr>
@@ -13641,6 +15220,11 @@
             </w:tcMar>
           </w:tcPr>
           <w:p>
+            <w:pPr>
+              <w:rPr>
+                <w:rFonts w:cs="Times New Roman"/>
+              </w:rPr>
+            </w:pPr>
             <w:r>
               <w:rPr>
                 <w:rFonts w:cs="Times New Roman"/>
@@ -13653,12 +15237,6 @@
         </w:tc>
       </w:tr>
       <w:tr>
-        <w:tblPrEx>
-          <w:tblCellMar>
-            <w:top w:w="0" w:type="dxa"/>
-            <w:bottom w:w="0" w:type="dxa"/>
-          </w:tblCellMar>
-        </w:tblPrEx>
         <w:trPr>
           <w:jc w:val="center"/>
         </w:trPr>
@@ -13680,6 +15258,11 @@
             </w:tcMar>
           </w:tcPr>
           <w:p>
+            <w:pPr>
+              <w:rPr>
+                <w:rFonts w:cs="Times New Roman"/>
+              </w:rPr>
+            </w:pPr>
             <w:r>
               <w:rPr>
                 <w:rFonts w:cs="Times New Roman"/>
@@ -13708,6 +15291,11 @@
             </w:tcMar>
           </w:tcPr>
           <w:p>
+            <w:pPr>
+              <w:rPr>
+                <w:rFonts w:cs="Times New Roman"/>
+              </w:rPr>
+            </w:pPr>
             <w:r>
               <w:rPr>
                 <w:rFonts w:cs="Times New Roman"/>
@@ -13736,6 +15324,11 @@
             </w:tcMar>
           </w:tcPr>
           <w:p>
+            <w:pPr>
+              <w:rPr>
+                <w:rFonts w:cs="Times New Roman"/>
+              </w:rPr>
+            </w:pPr>
             <w:r>
               <w:rPr>
                 <w:rFonts w:cs="Times New Roman"/>
@@ -13766,6 +15359,9 @@
           <w:p>
             <w:pPr>
               <w:jc w:val="center"/>
+              <w:rPr>
+                <w:rFonts w:cs="Times New Roman"/>
+              </w:rPr>
             </w:pPr>
             <w:r>
               <w:rPr>
@@ -13795,6 +15391,11 @@
             </w:tcMar>
           </w:tcPr>
           <w:p>
+            <w:pPr>
+              <w:rPr>
+                <w:rFonts w:cs="Times New Roman"/>
+              </w:rPr>
+            </w:pPr>
             <w:r>
               <w:rPr>
                 <w:rFonts w:cs="Times New Roman"/>
@@ -13807,12 +15408,6 @@
         </w:tc>
       </w:tr>
       <w:tr>
-        <w:tblPrEx>
-          <w:tblCellMar>
-            <w:top w:w="0" w:type="dxa"/>
-            <w:bottom w:w="0" w:type="dxa"/>
-          </w:tblCellMar>
-        </w:tblPrEx>
         <w:trPr>
           <w:jc w:val="center"/>
         </w:trPr>
@@ -13834,6 +15429,11 @@
             </w:tcMar>
           </w:tcPr>
           <w:p>
+            <w:pPr>
+              <w:rPr>
+                <w:rFonts w:cs="Times New Roman"/>
+              </w:rPr>
+            </w:pPr>
             <w:r>
               <w:rPr>
                 <w:rFonts w:cs="Times New Roman"/>
@@ -13864,6 +15464,11 @@
             </w:tcMar>
           </w:tcPr>
           <w:p>
+            <w:pPr>
+              <w:rPr>
+                <w:rFonts w:cs="Times New Roman"/>
+              </w:rPr>
+            </w:pPr>
             <w:r>
               <w:rPr>
                 <w:rFonts w:cs="Times New Roman"/>
@@ -13894,6 +15499,11 @@
             </w:tcMar>
           </w:tcPr>
           <w:p>
+            <w:pPr>
+              <w:rPr>
+                <w:rFonts w:cs="Times New Roman"/>
+              </w:rPr>
+            </w:pPr>
             <w:r>
               <w:rPr>
                 <w:rFonts w:cs="Times New Roman"/>
@@ -13924,6 +15534,9 @@
           <w:p>
             <w:pPr>
               <w:jc w:val="center"/>
+              <w:rPr>
+                <w:rFonts w:cs="Times New Roman"/>
+              </w:rPr>
             </w:pPr>
             <w:r>
               <w:rPr>
@@ -13955,6 +15568,11 @@
             </w:tcMar>
           </w:tcPr>
           <w:p>
+            <w:pPr>
+              <w:rPr>
+                <w:rFonts w:cs="Times New Roman"/>
+              </w:rPr>
+            </w:pPr>
             <w:r>
               <w:rPr>
                 <w:rFonts w:cs="Times New Roman"/>
@@ -13970,12 +15588,18 @@
     <w:p>
       <w:pPr>
         <w:spacing w:after="80"/>
+        <w:rPr>
+          <w:rFonts w:cs="Times New Roman"/>
+        </w:rPr>
       </w:pPr>
     </w:p>
     <w:p>
       <w:pPr>
         <w:spacing w:before="60" w:after="60"/>
         <w:jc w:val="both"/>
+        <w:rPr>
+          <w:rFonts w:cs="Times New Roman"/>
+        </w:rPr>
       </w:pPr>
       <w:r>
         <w:rPr>
@@ -13987,13 +15611,23 @@
     <w:p>
       <w:pPr>
         <w:spacing w:after="120"/>
+        <w:rPr>
+          <w:rFonts w:cs="Times New Roman"/>
+        </w:rPr>
       </w:pPr>
     </w:p>
     <w:p>
       <w:pPr>
         <w:pStyle w:val="Heading1"/>
+        <w:rPr>
+          <w:rFonts w:ascii="Times New Roman" w:hAnsi="Times New Roman" w:cs="Times New Roman"/>
+        </w:rPr>
       </w:pPr>
       <w:r>
+        <w:rPr>
+          <w:rFonts w:ascii="Times New Roman" w:hAnsi="Times New Roman" w:cs="Times New Roman"/>
+          <w:color w:val="000000" w:themeColor="text1"/>
+        </w:rPr>
         <w:t>V. LIMITATIONS</w:t>
       </w:r>
     </w:p>
@@ -14133,13 +15767,24 @@
     <w:p>
       <w:pPr>
         <w:spacing w:after="120"/>
+        <w:rPr>
+          <w:rFonts w:cs="Times New Roman"/>
+        </w:rPr>
       </w:pPr>
     </w:p>
     <w:p>
       <w:pPr>
         <w:pStyle w:val="Heading1"/>
+        <w:rPr>
+          <w:rFonts w:ascii="Times New Roman" w:hAnsi="Times New Roman" w:cs="Times New Roman"/>
+          <w:color w:val="000000" w:themeColor="text1"/>
+        </w:rPr>
       </w:pPr>
       <w:r>
+        <w:rPr>
+          <w:rFonts w:ascii="Times New Roman" w:hAnsi="Times New Roman" w:cs="Times New Roman"/>
+          <w:color w:val="000000" w:themeColor="text1"/>
+        </w:rPr>
         <w:t>VI. CONCLUSION</w:t>
       </w:r>
     </w:p>
@@ -14147,6 +15792,9 @@
       <w:pPr>
         <w:spacing w:before="60" w:after="60"/>
         <w:jc w:val="both"/>
+        <w:rPr>
+          <w:rFonts w:cs="Times New Roman"/>
+        </w:rPr>
       </w:pPr>
       <w:r>
         <w:rPr>
@@ -14159,18 +15807,31 @@
       <w:pPr>
         <w:spacing w:before="60" w:after="60"/>
         <w:jc w:val="both"/>
+        <w:rPr>
+          <w:rFonts w:cs="Times New Roman"/>
+        </w:rPr>
       </w:pPr>
       <w:r>
         <w:rPr>
           <w:rFonts w:cs="Times New Roman"/>
         </w:rPr>
-        <w:t>The feature ablation study — the cornerstone contribution — provides the first rigorous quantification of the incremental predictive value of socio-environmental variables in this context: crowding, passive smoking, and vaccination variables together contributed +1.8 AUC points over a strong clinical biomarker baseline (0.861 → 0.879), and the full 28-feature model achieved a CV-AUC of 0.887 (+2.6 points total). This evidence directly and quantitatively supports the paper's central claim that household-level, administratively collectable variables carry genuine predictive signal for childhood pneumonia and should be systematically incorporated into community-level ML screening tools in LMICs where laboratory diagnostics are unavailable.</w:t>
+        <w:t xml:space="preserve">The feature ablation study — the cornerstone contribution — provides the first rigorous quantification of the incremental predictive value of socio-environmental variables in this context: crowding, passive smoking, and vaccination variables together contributed +1.8 AUC points over a strong clinical biomarker baseline (0.861 → 0.879), and the full 28-feature model achieved a CV-AUC of 0.887 (+2.6 points total). This evidence directly and quantitatively supports the paper's central claim that household-level, </w:t>
+      </w:r>
+      <w:r>
+        <w:rPr>
+          <w:rFonts w:cs="Times New Roman"/>
+        </w:rPr>
+        <w:lastRenderedPageBreak/>
+        <w:t>administratively collectable variables carry genuine predictive signal for childhood pneumonia and should be systematically incorporated into community-level ML screening tools in LMICs where laboratory diagnostics are unavailable.</w:t>
       </w:r>
     </w:p>
     <w:p>
       <w:pPr>
         <w:spacing w:before="60" w:after="60"/>
         <w:jc w:val="both"/>
+        <w:rPr>
+          <w:rFonts w:cs="Times New Roman"/>
+        </w:rPr>
       </w:pPr>
       <w:r>
         <w:rPr>
@@ -14183,25 +15844,24 @@
       <w:pPr>
         <w:spacing w:before="60" w:after="60"/>
         <w:jc w:val="both"/>
+        <w:rPr>
+          <w:rFonts w:cs="Times New Roman"/>
+        </w:rPr>
       </w:pPr>
       <w:r>
         <w:rPr>
           <w:rFonts w:cs="Times New Roman"/>
         </w:rPr>
-        <w:t xml:space="preserve">Random Forest achieved the best CV-AUC of 0.887 (95% CI: 0.825–0.949), with XGBoost achieving the highest recall of 0.818 — the most clinically critical metric for a screening application. The proposed Community Pneumonia Screening Score (CPSS) translates these findings into a paper-and-pencil scoring system deployable by community health workers without any device or </w:t>
-      </w:r>
-      <w:r>
-        <w:rPr>
-          <w:rFonts w:cs="Times New Roman"/>
-        </w:rPr>
-        <w:lastRenderedPageBreak/>
-        <w:t>laboratory infrastructure, and the five-step Clinical Decision Framework provides a complete operational workflow from data collection through risk stratification and SHAP-based explanation to actionable triage decisions.</w:t>
+        <w:t>Random Forest achieved the best CV-AUC of 0.887 (95% CI: 0.825–0.949), with XGBoost achieving the highest recall of 0.818 — the most clinically critical metric for a screening application. The proposed Community Pneumonia Screening Score (CPSS) translates these findings into a paper-and-pencil scoring system deployable by community health workers without any device or laboratory infrastructure, and the five-step Clinical Decision Framework provides a complete operational workflow from data collection through risk stratification and SHAP-based explanation to actionable triage decisions.</w:t>
       </w:r>
     </w:p>
     <w:p>
       <w:pPr>
         <w:spacing w:before="60" w:after="60"/>
         <w:jc w:val="both"/>
+        <w:rPr>
+          <w:rFonts w:cs="Times New Roman"/>
+        </w:rPr>
       </w:pPr>
       <w:r>
         <w:rPr>
@@ -14213,13 +15873,24 @@
     <w:p>
       <w:pPr>
         <w:spacing w:after="120"/>
+        <w:rPr>
+          <w:rFonts w:cs="Times New Roman"/>
+        </w:rPr>
       </w:pPr>
     </w:p>
     <w:p>
       <w:pPr>
         <w:pStyle w:val="Heading1"/>
+        <w:rPr>
+          <w:rFonts w:ascii="Times New Roman" w:hAnsi="Times New Roman" w:cs="Times New Roman"/>
+          <w:color w:val="000000" w:themeColor="text1"/>
+        </w:rPr>
       </w:pPr>
       <w:r>
+        <w:rPr>
+          <w:rFonts w:ascii="Times New Roman" w:hAnsi="Times New Roman" w:cs="Times New Roman"/>
+          <w:color w:val="000000" w:themeColor="text1"/>
+        </w:rPr>
         <w:t>REFERENCES</w:t>
       </w:r>
     </w:p>
@@ -14228,6 +15899,9 @@
         <w:spacing w:before="40" w:after="40"/>
         <w:ind w:left="360" w:hanging="360"/>
         <w:jc w:val="both"/>
+        <w:rPr>
+          <w:rFonts w:cs="Times New Roman"/>
+        </w:rPr>
       </w:pPr>
       <w:r>
         <w:rPr>
@@ -14243,6 +15917,9 @@
         <w:spacing w:before="40" w:after="40"/>
         <w:ind w:left="360" w:hanging="360"/>
         <w:jc w:val="both"/>
+        <w:rPr>
+          <w:rFonts w:cs="Times New Roman"/>
+        </w:rPr>
       </w:pPr>
       <w:r>
         <w:rPr>
@@ -14258,6 +15935,9 @@
         <w:spacing w:before="40" w:after="40"/>
         <w:ind w:left="360" w:hanging="360"/>
         <w:jc w:val="both"/>
+        <w:rPr>
+          <w:rFonts w:cs="Times New Roman"/>
+        </w:rPr>
       </w:pPr>
       <w:r>
         <w:rPr>
@@ -14273,6 +15953,9 @@
         <w:spacing w:before="40" w:after="40"/>
         <w:ind w:left="360" w:hanging="360"/>
         <w:jc w:val="both"/>
+        <w:rPr>
+          <w:rFonts w:cs="Times New Roman"/>
+        </w:rPr>
       </w:pPr>
       <w:r>
         <w:rPr>
@@ -14288,6 +15971,9 @@
         <w:spacing w:before="40" w:after="40"/>
         <w:ind w:left="360" w:hanging="360"/>
         <w:jc w:val="both"/>
+        <w:rPr>
+          <w:rFonts w:cs="Times New Roman"/>
+        </w:rPr>
       </w:pPr>
       <w:r>
         <w:rPr>
@@ -14303,6 +15989,9 @@
         <w:spacing w:before="40" w:after="40"/>
         <w:ind w:left="360" w:hanging="360"/>
         <w:jc w:val="both"/>
+        <w:rPr>
+          <w:rFonts w:cs="Times New Roman"/>
+        </w:rPr>
       </w:pPr>
       <w:r>
         <w:rPr>
@@ -14318,6 +16007,9 @@
         <w:spacing w:before="40" w:after="40"/>
         <w:ind w:left="360" w:hanging="360"/>
         <w:jc w:val="both"/>
+        <w:rPr>
+          <w:rFonts w:cs="Times New Roman"/>
+        </w:rPr>
       </w:pPr>
       <w:r>
         <w:rPr>
@@ -14333,6 +16025,9 @@
         <w:spacing w:before="40" w:after="40"/>
         <w:ind w:left="360" w:hanging="360"/>
         <w:jc w:val="both"/>
+        <w:rPr>
+          <w:rFonts w:cs="Times New Roman"/>
+        </w:rPr>
       </w:pPr>
       <w:r>
         <w:rPr>
@@ -14348,6 +16043,9 @@
         <w:spacing w:before="40" w:after="40"/>
         <w:ind w:left="360" w:hanging="360"/>
         <w:jc w:val="both"/>
+        <w:rPr>
+          <w:rFonts w:cs="Times New Roman"/>
+        </w:rPr>
       </w:pPr>
       <w:r>
         <w:rPr>
@@ -14363,6 +16061,9 @@
         <w:spacing w:before="40" w:after="40"/>
         <w:ind w:left="360" w:hanging="360"/>
         <w:jc w:val="both"/>
+        <w:rPr>
+          <w:rFonts w:cs="Times New Roman"/>
+        </w:rPr>
       </w:pPr>
       <w:r>
         <w:rPr>
@@ -14378,6 +16079,9 @@
         <w:spacing w:before="40" w:after="40"/>
         <w:ind w:left="360" w:hanging="360"/>
         <w:jc w:val="both"/>
+        <w:rPr>
+          <w:rFonts w:cs="Times New Roman"/>
+        </w:rPr>
       </w:pPr>
       <w:r>
         <w:rPr>
@@ -14393,6 +16097,9 @@
         <w:spacing w:before="40" w:after="40"/>
         <w:ind w:left="360" w:hanging="360"/>
         <w:jc w:val="both"/>
+        <w:rPr>
+          <w:rFonts w:cs="Times New Roman"/>
+        </w:rPr>
       </w:pPr>
       <w:r>
         <w:rPr>
@@ -14408,6 +16115,9 @@
         <w:spacing w:before="40" w:after="40"/>
         <w:ind w:left="360" w:hanging="360"/>
         <w:jc w:val="both"/>
+        <w:rPr>
+          <w:rFonts w:cs="Times New Roman"/>
+        </w:rPr>
       </w:pPr>
       <w:r>
         <w:rPr>
@@ -14423,6 +16133,9 @@
         <w:spacing w:before="40" w:after="40"/>
         <w:ind w:left="360" w:hanging="360"/>
         <w:jc w:val="both"/>
+        <w:rPr>
+          <w:rFonts w:cs="Times New Roman"/>
+        </w:rPr>
       </w:pPr>
       <w:r>
         <w:rPr>
@@ -14438,6 +16151,9 @@
         <w:spacing w:before="40" w:after="40"/>
         <w:ind w:left="360" w:hanging="360"/>
         <w:jc w:val="both"/>
+        <w:rPr>
+          <w:rFonts w:cs="Times New Roman"/>
+        </w:rPr>
       </w:pPr>
       <w:r>
         <w:rPr>
@@ -14453,6 +16169,9 @@
         <w:spacing w:before="40" w:after="40"/>
         <w:ind w:left="360" w:hanging="360"/>
         <w:jc w:val="both"/>
+        <w:rPr>
+          <w:rFonts w:cs="Times New Roman"/>
+        </w:rPr>
       </w:pPr>
       <w:r>
         <w:rPr>
